--- a/04-滤波电路/02-高通滤波/无源LC高通滤波电路/无源LC高通滤波电路.docx
+++ b/04-滤波电路/02-高通滤波/无源LC高通滤波电路/无源LC高通滤波电路.docx
@@ -2216,6 +2216,20 @@
     </w:p>
     <w:bookmarkEnd w:id="26"/>
     <w:bookmarkEnd w:id="27"/>
+    <w:p>
+      <w:pPr>
+        <w:spacing w:before="360"/>
+        <w:jc w:val="center"/>
+      </w:pPr>
+      <w:r>
+        <w:rPr>
+          <w:rFonts w:ascii="Times New Roman" w:hAnsi="Times New Roman"/>
+          <w:color w:val="555555"/>
+          <w:sz w:val="21"/>
+        </w:rPr>
+        <w:t>材料收集者：杜文杰</w:t>
+      </w:r>
+    </w:p>
     <w:sectPr>
       <w:headerReference r:id="rId9" w:type="default"/>
       <w:footerReference r:id="rId10" w:type="default"/>

--- a/04-滤波电路/02-高通滤波/无源LC高通滤波电路/无源LC高通滤波电路.docx
+++ b/04-滤波电路/02-高通滤波/无源LC高通滤波电路/无源LC高通滤波电路.docx
@@ -1,6 +1,6 @@
 
 <file path=word/document.xml><?xml version="1.0" encoding="utf-8"?>
-<w:document xmlns:w="http://schemas.openxmlformats.org/wordprocessingml/2006/main" xmlns:m="http://schemas.openxmlformats.org/officeDocument/2006/math" xmlns:r="http://schemas.openxmlformats.org/officeDocument/2006/relationships" xmlns:o="urn:schemas-microsoft-com:office:office" xmlns:v="urn:schemas-microsoft-com:vml" xmlns:w10="urn:schemas-microsoft-com:office:word" xmlns:a="http://schemas.openxmlformats.org/drawingml/2006/main" xmlns:pic="http://schemas.openxmlformats.org/drawingml/2006/picture" xmlns:wp="http://schemas.openxmlformats.org/drawingml/2006/wordprocessingDrawing">
+<w:document xmlns:m="http://schemas.openxmlformats.org/officeDocument/2006/math" xmlns:r="http://schemas.openxmlformats.org/officeDocument/2006/relationships" xmlns:w="http://schemas.openxmlformats.org/wordprocessingml/2006/main" xmlns:o="urn:schemas-microsoft-com:office:office" xmlns:v="urn:schemas-microsoft-com:vml" xmlns:w10="urn:schemas-microsoft-com:office:word" xmlns:a="http://schemas.openxmlformats.org/drawingml/2006/main" xmlns:pic="http://schemas.openxmlformats.org/drawingml/2006/picture" xmlns:wp="http://schemas.openxmlformats.org/drawingml/2006/wordprocessingDrawing">
   <w:body>
     <w:bookmarkStart w:id="27" w:name="无源-lc-高通滤波电路"/>
     <w:p>
@@ -9,16 +9,19 @@
       </w:pPr>
       <w:r>
         <w:rPr>
-          <w:rFonts w:hint="eastAsia"/>
+          <w:rFonts w:hint="eastAsia" w:eastAsia="黑体"/>
         </w:rPr>
         <w:t xml:space="preserve">无源</w:t>
       </w:r>
       <w:r>
+        <w:rPr>
+          <w:rFonts w:eastAsia="黑体"/>
+        </w:rPr>
         <w:t xml:space="preserve"> LC </w:t>
       </w:r>
       <w:r>
         <w:rPr>
-          <w:rFonts w:hint="eastAsia"/>
+          <w:rFonts w:hint="eastAsia" w:eastAsia="黑体"/>
         </w:rPr>
         <w:t xml:space="preserve">高通滤波电路</w:t>
       </w:r>
@@ -30,7 +33,7 @@
       </w:pPr>
       <w:r>
         <w:rPr>
-          <w:rFonts w:hint="eastAsia"/>
+          <w:rFonts w:hint="eastAsia" w:eastAsia="黑体"/>
         </w:rPr>
         <w:t xml:space="preserve">拓扑描述</w:t>
       </w:r>
@@ -41,16 +44,19 @@
       </w:pPr>
       <w:r>
         <w:rPr>
-          <w:rFonts w:hint="eastAsia"/>
+          <w:rFonts w:hint="eastAsia" w:eastAsia="黑体"/>
         </w:rPr>
         <w:t xml:space="preserve">由</w:t>
       </w:r>
       <w:r>
+        <w:rPr>
+          <w:rFonts w:eastAsia="黑体"/>
+        </w:rPr>
         <w:t xml:space="preserve"> </w:t>
       </w:r>
       <w:r>
         <w:rPr>
-          <w:rFonts w:hint="eastAsia"/>
+          <w:rFonts w:hint="eastAsia" w:eastAsia="黑体"/>
           <w:b/>
           <w:bCs/>
         </w:rPr>
@@ -58,6 +64,7 @@
       </w:r>
       <w:r>
         <w:rPr>
+          <w:rFonts w:eastAsia="黑体"/>
           <w:b/>
           <w:bCs/>
         </w:rPr>
@@ -69,20 +76,26 @@
         </m:r>
       </m:oMath>
       <w:r>
+        <w:rPr>
+          <w:rFonts w:eastAsia="黑体"/>
+        </w:rPr>
         <w:t xml:space="preserve"> </w:t>
       </w:r>
       <w:r>
         <w:rPr>
-          <w:rFonts w:hint="eastAsia"/>
+          <w:rFonts w:hint="eastAsia" w:eastAsia="黑体"/>
         </w:rPr>
         <w:t xml:space="preserve">与</w:t>
       </w:r>
       <w:r>
+        <w:rPr>
+          <w:rFonts w:eastAsia="黑体"/>
+        </w:rPr>
         <w:t xml:space="preserve"> </w:t>
       </w:r>
       <w:r>
         <w:rPr>
-          <w:rFonts w:hint="eastAsia"/>
+          <w:rFonts w:hint="eastAsia" w:eastAsia="黑体"/>
           <w:b/>
           <w:bCs/>
         </w:rPr>
@@ -90,6 +103,7 @@
       </w:r>
       <w:r>
         <w:rPr>
+          <w:rFonts w:eastAsia="黑体"/>
           <w:b/>
           <w:bCs/>
         </w:rPr>
@@ -101,44 +115,56 @@
         </m:r>
       </m:oMath>
       <w:r>
+        <w:rPr>
+          <w:rFonts w:eastAsia="黑体"/>
+        </w:rPr>
         <w:t xml:space="preserve"> </w:t>
       </w:r>
       <w:r>
         <w:rPr>
-          <w:rFonts w:hint="eastAsia"/>
+          <w:rFonts w:hint="eastAsia" w:eastAsia="黑体"/>
         </w:rPr>
         <w:t xml:space="preserve">组成的无源高通网络（单节串联</w:t>
       </w:r>
       <w:r>
+        <w:rPr>
+          <w:rFonts w:eastAsia="黑体"/>
+        </w:rPr>
         <w:t xml:space="preserve"> </w:t>
       </w:r>
       <w:r>
         <w:rPr>
-          <w:rFonts w:hint="eastAsia"/>
+          <w:rFonts w:hint="eastAsia" w:eastAsia="黑体"/>
         </w:rPr>
         <w:t xml:space="preserve">C、并联</w:t>
       </w:r>
       <w:r>
+        <w:rPr>
+          <w:rFonts w:eastAsia="黑体"/>
+        </w:rPr>
         <w:t xml:space="preserve"> L </w:t>
       </w:r>
       <w:r>
         <w:rPr>
-          <w:rFonts w:hint="eastAsia"/>
+          <w:rFonts w:hint="eastAsia" w:eastAsia="黑体"/>
         </w:rPr>
         <w:t xml:space="preserve">的基础节）。电路共有</w:t>
       </w:r>
       <w:r>
+        <w:rPr>
+          <w:rFonts w:eastAsia="黑体"/>
+        </w:rPr>
         <w:t xml:space="preserve"> 3 </w:t>
       </w:r>
       <w:r>
         <w:rPr>
-          <w:rFonts w:hint="eastAsia"/>
+          <w:rFonts w:hint="eastAsia" w:eastAsia="黑体"/>
         </w:rPr>
         <w:t xml:space="preserve">个关键节点：</w:t>
       </w:r>
       <w:r>
         <w:rPr>
-          <w:rFonts w:hint="eastAsia"/>
+          <w:rFonts w:hint="eastAsia" w:eastAsia="黑体"/>
           <w:b/>
           <w:bCs/>
         </w:rPr>
@@ -146,6 +172,7 @@
       </w:r>
       <w:r>
         <w:rPr>
+          <w:rFonts w:eastAsia="黑体"/>
           <w:b/>
           <w:bCs/>
         </w:rPr>
@@ -153,7 +180,7 @@
       </w:r>
       <w:r>
         <w:rPr>
-          <w:rFonts w:hint="eastAsia"/>
+          <w:rFonts w:hint="eastAsia" w:eastAsia="黑体"/>
           <w:b/>
           <w:bCs/>
         </w:rPr>
@@ -161,11 +188,14 @@
       </w:r>
       <w:r>
         <w:rPr>
-          <w:rFonts w:hint="eastAsia"/>
+          <w:rFonts w:hint="eastAsia" w:eastAsia="黑体"/>
         </w:rPr>
         <w:t xml:space="preserve">（信号源</w:t>
       </w:r>
       <w:r>
+        <w:rPr>
+          <w:rFonts w:eastAsia="黑体"/>
+        </w:rPr>
         <w:t xml:space="preserve"> </w:t>
       </w:r>
       <m:oMath>
@@ -186,15 +216,21 @@
         </m:sSub>
       </m:oMath>
       <w:r>
+        <w:rPr>
+          <w:rFonts w:eastAsia="黑体"/>
+        </w:rPr>
         <w:t xml:space="preserve"> </w:t>
       </w:r>
       <w:r>
         <w:rPr>
-          <w:rFonts w:hint="eastAsia"/>
+          <w:rFonts w:hint="eastAsia" w:eastAsia="黑体"/>
         </w:rPr>
         <w:t xml:space="preserve">正端与</w:t>
       </w:r>
       <w:r>
+        <w:rPr>
+          <w:rFonts w:eastAsia="黑体"/>
+        </w:rPr>
         <w:t xml:space="preserve"> </w:t>
       </w:r>
       <m:oMath>
@@ -203,17 +239,20 @@
         </m:r>
       </m:oMath>
       <w:r>
+        <w:rPr>
+          <w:rFonts w:eastAsia="黑体"/>
+        </w:rPr>
         <w:t xml:space="preserve"> </w:t>
       </w:r>
       <w:r>
         <w:rPr>
-          <w:rFonts w:hint="eastAsia"/>
+          <w:rFonts w:hint="eastAsia" w:eastAsia="黑体"/>
         </w:rPr>
         <w:t xml:space="preserve">的一端相连）；</w:t>
       </w:r>
       <w:r>
         <w:rPr>
-          <w:rFonts w:hint="eastAsia"/>
+          <w:rFonts w:hint="eastAsia" w:eastAsia="黑体"/>
           <w:b/>
           <w:bCs/>
         </w:rPr>
@@ -221,6 +260,7 @@
       </w:r>
       <w:r>
         <w:rPr>
+          <w:rFonts w:eastAsia="黑体"/>
           <w:b/>
           <w:bCs/>
         </w:rPr>
@@ -228,7 +268,7 @@
       </w:r>
       <w:r>
         <w:rPr>
-          <w:rFonts w:hint="eastAsia"/>
+          <w:rFonts w:hint="eastAsia" w:eastAsia="黑体"/>
           <w:b/>
           <w:bCs/>
         </w:rPr>
@@ -236,7 +276,7 @@
       </w:r>
       <w:r>
         <w:rPr>
-          <w:rFonts w:hint="eastAsia"/>
+          <w:rFonts w:hint="eastAsia" w:eastAsia="黑体"/>
         </w:rPr>
         <w:t xml:space="preserve">（</w:t>
       </w:r>
@@ -246,15 +286,21 @@
         </m:r>
       </m:oMath>
       <w:r>
+        <w:rPr>
+          <w:rFonts w:eastAsia="黑体"/>
+        </w:rPr>
         <w:t xml:space="preserve"> </w:t>
       </w:r>
       <w:r>
         <w:rPr>
-          <w:rFonts w:hint="eastAsia"/>
+          <w:rFonts w:hint="eastAsia" w:eastAsia="黑体"/>
         </w:rPr>
         <w:t xml:space="preserve">的另一端与</w:t>
       </w:r>
       <w:r>
+        <w:rPr>
+          <w:rFonts w:eastAsia="黑体"/>
+        </w:rPr>
         <w:t xml:space="preserve"> </w:t>
       </w:r>
       <m:oMath>
@@ -263,15 +309,21 @@
         </m:r>
       </m:oMath>
       <w:r>
+        <w:rPr>
+          <w:rFonts w:eastAsia="黑体"/>
+        </w:rPr>
         <w:t xml:space="preserve"> </w:t>
       </w:r>
       <w:r>
         <w:rPr>
-          <w:rFonts w:hint="eastAsia"/>
+          <w:rFonts w:hint="eastAsia" w:eastAsia="黑体"/>
         </w:rPr>
         <w:t xml:space="preserve">的一端相连，作为输出</w:t>
       </w:r>
       <w:r>
+        <w:rPr>
+          <w:rFonts w:eastAsia="黑体"/>
+        </w:rPr>
         <w:t xml:space="preserve"> </w:t>
       </w:r>
       <m:oMath>
@@ -296,13 +348,13 @@
       </m:oMath>
       <w:r>
         <w:rPr>
-          <w:rFonts w:hint="eastAsia"/>
+          <w:rFonts w:hint="eastAsia" w:eastAsia="黑体"/>
         </w:rPr>
         <w:t xml:space="preserve">）；</w:t>
       </w:r>
       <w:r>
         <w:rPr>
-          <w:rFonts w:hint="eastAsia"/>
+          <w:rFonts w:hint="eastAsia" w:eastAsia="黑体"/>
           <w:b/>
           <w:bCs/>
         </w:rPr>
@@ -310,6 +362,7 @@
       </w:r>
       <w:r>
         <w:rPr>
+          <w:rFonts w:eastAsia="黑体"/>
           <w:b/>
           <w:bCs/>
         </w:rPr>
@@ -317,7 +370,7 @@
       </w:r>
       <w:r>
         <w:rPr>
-          <w:rFonts w:hint="eastAsia"/>
+          <w:rFonts w:hint="eastAsia" w:eastAsia="黑体"/>
           <w:b/>
           <w:bCs/>
         </w:rPr>
@@ -325,6 +378,7 @@
       </w:r>
       <w:r>
         <w:rPr>
+          <w:rFonts w:eastAsia="黑体"/>
           <w:b/>
           <w:bCs/>
         </w:rPr>
@@ -332,7 +386,7 @@
       </w:r>
       <w:r>
         <w:rPr>
-          <w:rFonts w:hint="eastAsia"/>
+          <w:rFonts w:hint="eastAsia" w:eastAsia="黑体"/>
         </w:rPr>
         <w:t xml:space="preserve">（</w:t>
       </w:r>
@@ -342,11 +396,14 @@
         </m:r>
       </m:oMath>
       <w:r>
+        <w:rPr>
+          <w:rFonts w:eastAsia="黑体"/>
+        </w:rPr>
         <w:t xml:space="preserve"> </w:t>
       </w:r>
       <w:r>
         <w:rPr>
-          <w:rFonts w:hint="eastAsia"/>
+          <w:rFonts w:hint="eastAsia" w:eastAsia="黑体"/>
         </w:rPr>
         <w:t xml:space="preserve">的另一端接地）。</w:t>
       </w:r>
@@ -355,7 +412,7 @@
       <w:pPr/>
       <w:r>
         <w:rPr>
-          <w:rFonts w:hint="eastAsia"/>
+          <w:rFonts w:hint="eastAsia" w:eastAsia="黑体"/>
         </w:rPr>
         <w:t xml:space="preserve">各元件管脚连接：</w:t>
       </w:r>
@@ -365,11 +422,14 @@
         </m:r>
       </m:oMath>
       <w:r>
+        <w:rPr>
+          <w:rFonts w:eastAsia="黑体"/>
+        </w:rPr>
         <w:t xml:space="preserve"> </w:t>
       </w:r>
       <w:r>
         <w:rPr>
-          <w:rFonts w:hint="eastAsia"/>
+          <w:rFonts w:hint="eastAsia" w:eastAsia="黑体"/>
         </w:rPr>
         <w:t xml:space="preserve">一端接输入节点、另一端接输出节点；</w:t>
       </w:r>
@@ -379,15 +439,21 @@
         </m:r>
       </m:oMath>
       <w:r>
+        <w:rPr>
+          <w:rFonts w:eastAsia="黑体"/>
+        </w:rPr>
         <w:t xml:space="preserve"> </w:t>
       </w:r>
       <w:r>
         <w:rPr>
-          <w:rFonts w:hint="eastAsia"/>
+          <w:rFonts w:hint="eastAsia" w:eastAsia="黑体"/>
         </w:rPr>
         <w:t xml:space="preserve">一端接输出节点、另一端接</w:t>
       </w:r>
       <w:r>
+        <w:rPr>
+          <w:rFonts w:eastAsia="黑体"/>
+        </w:rPr>
         <w:t xml:space="preserve"> GND。</w:t>
       </w:r>
     </w:p>
@@ -395,20 +461,26 @@
       <w:pPr/>
       <w:r>
         <w:rPr>
-          <w:rFonts w:hint="eastAsia"/>
+          <w:rFonts w:hint="eastAsia" w:eastAsia="黑体"/>
         </w:rPr>
         <w:t xml:space="preserve">由此构成”串联电容在信号通路、并联电感到地”的无源</w:t>
       </w:r>
       <w:r>
+        <w:rPr>
+          <w:rFonts w:eastAsia="黑体"/>
+        </w:rPr>
         <w:t xml:space="preserve"> LC </w:t>
       </w:r>
       <w:r>
         <w:rPr>
-          <w:rFonts w:hint="eastAsia"/>
+          <w:rFonts w:hint="eastAsia" w:eastAsia="黑体"/>
         </w:rPr>
         <w:t xml:space="preserve">高通组态，低频被</w:t>
       </w:r>
       <w:r>
+        <w:rPr>
+          <w:rFonts w:eastAsia="黑体"/>
+        </w:rPr>
         <w:t xml:space="preserve"> </w:t>
       </w:r>
       <m:oMath>
@@ -417,15 +489,21 @@
         </m:r>
       </m:oMath>
       <w:r>
+        <w:rPr>
+          <w:rFonts w:eastAsia="黑体"/>
+        </w:rPr>
         <w:t xml:space="preserve"> </w:t>
       </w:r>
       <w:r>
         <w:rPr>
-          <w:rFonts w:hint="eastAsia"/>
+          <w:rFonts w:hint="eastAsia" w:eastAsia="黑体"/>
         </w:rPr>
         <w:t xml:space="preserve">阻断、又被</w:t>
       </w:r>
       <w:r>
+        <w:rPr>
+          <w:rFonts w:eastAsia="黑体"/>
+        </w:rPr>
         <w:t xml:space="preserve"> </w:t>
       </w:r>
       <m:oMath>
@@ -434,15 +512,21 @@
         </m:r>
       </m:oMath>
       <w:r>
+        <w:rPr>
+          <w:rFonts w:eastAsia="黑体"/>
+        </w:rPr>
         <w:t xml:space="preserve"> </w:t>
       </w:r>
       <w:r>
         <w:rPr>
-          <w:rFonts w:hint="eastAsia"/>
+          <w:rFonts w:hint="eastAsia" w:eastAsia="黑体"/>
         </w:rPr>
         <w:t xml:space="preserve">分流到地，高频顺利通过，阻带以每节</w:t>
       </w:r>
       <w:r>
+        <w:rPr>
+          <w:rFonts w:eastAsia="黑体"/>
+        </w:rPr>
         <w:t xml:space="preserve"> </w:t>
       </w:r>
       <m:oMath>
@@ -457,15 +541,21 @@
         </m:r>
       </m:oMath>
       <w:r>
+        <w:rPr>
+          <w:rFonts w:eastAsia="黑体"/>
+        </w:rPr>
         <w:t xml:space="preserve"> </w:t>
       </w:r>
       <w:r>
         <w:rPr>
-          <w:rFonts w:hint="eastAsia"/>
+          <w:rFonts w:hint="eastAsia" w:eastAsia="黑体"/>
         </w:rPr>
         <w:t xml:space="preserve">dB/十倍频下降；多于一节时由多个</w:t>
       </w:r>
       <w:r>
+        <w:rPr>
+          <w:rFonts w:eastAsia="黑体"/>
+        </w:rPr>
         <w:t xml:space="preserve"> </w:t>
       </w:r>
       <m:oMath>
@@ -474,6 +564,9 @@
         </m:r>
       </m:oMath>
       <w:r>
+        <w:rPr>
+          <w:rFonts w:eastAsia="黑体"/>
+        </w:rPr>
         <w:t xml:space="preserve">、</w:t>
       </w:r>
       <m:oMath>
@@ -482,11 +575,14 @@
         </m:r>
       </m:oMath>
       <w:r>
+        <w:rPr>
+          <w:rFonts w:eastAsia="黑体"/>
+        </w:rPr>
         <w:t xml:space="preserve"> </w:t>
       </w:r>
       <w:r>
         <w:rPr>
-          <w:rFonts w:hint="eastAsia"/>
+          <w:rFonts w:hint="eastAsia" w:eastAsia="黑体"/>
         </w:rPr>
         <w:t xml:space="preserve">以梯形结构级联实现。</w:t>
       </w:r>
@@ -499,7 +595,7 @@
       </w:pPr>
       <w:r>
         <w:rPr>
-          <w:rFonts w:hint="eastAsia"/>
+          <w:rFonts w:hint="eastAsia" w:eastAsia="黑体"/>
         </w:rPr>
         <w:t xml:space="preserve">工作原理</w:t>
       </w:r>
@@ -510,16 +606,19 @@
       </w:pPr>
       <w:r>
         <w:rPr>
-          <w:rFonts w:hint="eastAsia"/>
+          <w:rFonts w:hint="eastAsia" w:eastAsia="黑体"/>
         </w:rPr>
         <w:t xml:space="preserve">串联电容对低频呈高阻抗（阻断）、对高频呈低阻抗（通过）；并联电感对低频呈低阻抗（分流）。二者共同使低频信号被阻隔、高频信号通过，形成高通特性，每节以</w:t>
       </w:r>
       <w:r>
+        <w:rPr>
+          <w:rFonts w:eastAsia="黑体"/>
+        </w:rPr>
         <w:t xml:space="preserve"> -40 </w:t>
       </w:r>
       <w:r>
         <w:rPr>
-          <w:rFonts w:hint="eastAsia"/>
+          <w:rFonts w:hint="eastAsia" w:eastAsia="黑体"/>
         </w:rPr>
         <w:t xml:space="preserve">dB/十倍频（二阶节）下降。</w:t>
       </w:r>
@@ -532,7 +631,7 @@
       </w:pPr>
       <w:r>
         <w:rPr>
-          <w:rFonts w:hint="eastAsia"/>
+          <w:rFonts w:hint="eastAsia" w:eastAsia="黑体"/>
         </w:rPr>
         <w:t xml:space="preserve">关键计算公式</w:t>
       </w:r>
@@ -546,7 +645,7 @@
       </w:pPr>
       <w:r>
         <w:rPr>
-          <w:rFonts w:hint="eastAsia"/>
+          <w:rFonts w:hint="eastAsia" w:eastAsia="黑体"/>
         </w:rPr>
         <w:t xml:space="preserve">截止（谐振）频率：</w:t>
       </w:r>
@@ -623,7 +722,7 @@
       </w:pPr>
       <w:r>
         <w:rPr>
-          <w:rFonts w:hint="eastAsia"/>
+          <w:rFonts w:hint="eastAsia" w:eastAsia="黑体"/>
         </w:rPr>
         <w:t xml:space="preserve">特征阻抗：</w:t>
       </w:r>
@@ -691,7 +790,7 @@
       </w:pPr>
       <w:r>
         <w:rPr>
-          <w:rFonts w:hint="eastAsia"/>
+          <w:rFonts w:hint="eastAsia" w:eastAsia="黑体"/>
         </w:rPr>
         <w:t xml:space="preserve">品质因数（无载）：</w:t>
       </w:r>
@@ -805,7 +904,7 @@
             </w:pPr>
             <w:r>
               <w:rPr>
-                <w:rFonts w:hint="eastAsia"/>
+                <w:rFonts w:hint="eastAsia" w:eastAsia="黑体"/>
               </w:rPr>
               <w:t xml:space="preserve">符号</w:t>
             </w:r>
@@ -819,7 +918,7 @@
             </w:pPr>
             <w:r>
               <w:rPr>
-                <w:rFonts w:hint="eastAsia"/>
+                <w:rFonts w:hint="eastAsia" w:eastAsia="黑体"/>
               </w:rPr>
               <w:t xml:space="preserve">含义</w:t>
             </w:r>
@@ -833,7 +932,7 @@
             </w:pPr>
             <w:r>
               <w:rPr>
-                <w:rFonts w:hint="eastAsia"/>
+                <w:rFonts w:hint="eastAsia" w:eastAsia="黑体"/>
               </w:rPr>
               <w:t xml:space="preserve">单位</w:t>
             </w:r>
@@ -853,6 +952,9 @@
               </m:r>
             </m:oMath>
             <w:r>
+              <w:rPr>
+                <w:rFonts w:eastAsia="黑体"/>
+              </w:rPr>
               <w:t xml:space="preserve">​</w:t>
             </w:r>
           </w:p>
@@ -865,7 +967,7 @@
             </w:pPr>
             <w:r>
               <w:rPr>
-                <w:rFonts w:hint="eastAsia"/>
+                <w:rFonts w:hint="eastAsia" w:eastAsia="黑体"/>
               </w:rPr>
               <w:t xml:space="preserve">电感</w:t>
             </w:r>
@@ -878,6 +980,9 @@
               <w:pStyle w:val="Compact"/>
             </w:pPr>
             <w:r>
+              <w:rPr>
+                <w:rFonts w:eastAsia="黑体"/>
+              </w:rPr>
               <w:t xml:space="preserve">H</w:t>
             </w:r>
           </w:p>
@@ -896,6 +1001,9 @@
               </m:r>
             </m:oMath>
             <w:r>
+              <w:rPr>
+                <w:rFonts w:eastAsia="黑体"/>
+              </w:rPr>
               <w:t xml:space="preserve">​</w:t>
             </w:r>
           </w:p>
@@ -908,7 +1016,7 @@
             </w:pPr>
             <w:r>
               <w:rPr>
-                <w:rFonts w:hint="eastAsia"/>
+                <w:rFonts w:hint="eastAsia" w:eastAsia="黑体"/>
               </w:rPr>
               <w:t xml:space="preserve">电容</w:t>
             </w:r>
@@ -921,6 +1029,9 @@
               <w:pStyle w:val="Compact"/>
             </w:pPr>
             <w:r>
+              <w:rPr>
+                <w:rFonts w:eastAsia="黑体"/>
+              </w:rPr>
               <w:t xml:space="preserve">F</w:t>
             </w:r>
           </w:p>
@@ -948,6 +1059,9 @@
               </m:sSub>
             </m:oMath>
             <w:r>
+              <w:rPr>
+                <w:rFonts w:eastAsia="黑体"/>
+              </w:rPr>
               <w:t xml:space="preserve">​</w:t>
             </w:r>
           </w:p>
@@ -960,7 +1074,7 @@
             </w:pPr>
             <w:r>
               <w:rPr>
-                <w:rFonts w:hint="eastAsia"/>
+                <w:rFonts w:hint="eastAsia" w:eastAsia="黑体"/>
               </w:rPr>
               <w:t xml:space="preserve">截止频率</w:t>
             </w:r>
@@ -973,6 +1087,9 @@
               <w:pStyle w:val="Compact"/>
             </w:pPr>
             <w:r>
+              <w:rPr>
+                <w:rFonts w:eastAsia="黑体"/>
+              </w:rPr>
               <w:t xml:space="preserve">Hz</w:t>
             </w:r>
           </w:p>
@@ -1000,6 +1117,9 @@
               </m:sSub>
             </m:oMath>
             <w:r>
+              <w:rPr>
+                <w:rFonts w:eastAsia="黑体"/>
+              </w:rPr>
               <w:t xml:space="preserve">​</w:t>
             </w:r>
           </w:p>
@@ -1012,7 +1132,7 @@
             </w:pPr>
             <w:r>
               <w:rPr>
-                <w:rFonts w:hint="eastAsia"/>
+                <w:rFonts w:hint="eastAsia" w:eastAsia="黑体"/>
               </w:rPr>
               <w:t xml:space="preserve">特征阻抗</w:t>
             </w:r>
@@ -1025,6 +1145,9 @@
               <w:pStyle w:val="Compact"/>
             </w:pPr>
             <w:r>
+              <w:rPr>
+                <w:rFonts w:eastAsia="黑体"/>
+              </w:rPr>
               <w:t xml:space="preserve">Ω</w:t>
             </w:r>
           </w:p>
@@ -1052,6 +1175,9 @@
               </m:sSub>
             </m:oMath>
             <w:r>
+              <w:rPr>
+                <w:rFonts w:eastAsia="黑体"/>
+              </w:rPr>
               <w:t xml:space="preserve">​</w:t>
             </w:r>
           </w:p>
@@ -1064,7 +1190,7 @@
             </w:pPr>
             <w:r>
               <w:rPr>
-                <w:rFonts w:hint="eastAsia"/>
+                <w:rFonts w:hint="eastAsia" w:eastAsia="黑体"/>
               </w:rPr>
               <w:t xml:space="preserve">电容等效串联电阻</w:t>
             </w:r>
@@ -1077,6 +1203,9 @@
               <w:pStyle w:val="Compact"/>
             </w:pPr>
             <w:r>
+              <w:rPr>
+                <w:rFonts w:eastAsia="黑体"/>
+              </w:rPr>
               <w:t xml:space="preserve">Ω</w:t>
             </w:r>
           </w:p>
@@ -1104,6 +1233,9 @@
               </m:sSub>
             </m:oMath>
             <w:r>
+              <w:rPr>
+                <w:rFonts w:eastAsia="黑体"/>
+              </w:rPr>
               <w:t xml:space="preserve">​</w:t>
             </w:r>
           </w:p>
@@ -1116,7 +1248,7 @@
             </w:pPr>
             <w:r>
               <w:rPr>
-                <w:rFonts w:hint="eastAsia"/>
+                <w:rFonts w:hint="eastAsia" w:eastAsia="黑体"/>
               </w:rPr>
               <w:t xml:space="preserve">品质因数</w:t>
             </w:r>
@@ -1130,7 +1262,7 @@
             </w:pPr>
             <w:r>
               <w:rPr>
-                <w:rFonts w:hint="eastAsia"/>
+                <w:rFonts w:hint="eastAsia" w:eastAsia="黑体"/>
               </w:rPr>
               <w:t xml:space="preserve">无量纲</w:t>
             </w:r>
@@ -1146,7 +1278,7 @@
       </w:pPr>
       <w:r>
         <w:rPr>
-          <w:rFonts w:hint="eastAsia"/>
+          <w:rFonts w:hint="eastAsia" w:eastAsia="黑体"/>
         </w:rPr>
         <w:t xml:space="preserve">元件调整影响</w:t>
       </w:r>
@@ -1161,6 +1293,7 @@
       </w:pPr>
       <w:r>
         <w:rPr>
+          <w:rFonts w:eastAsia="黑体"/>
           <w:b/>
           <w:bCs/>
         </w:rPr>
@@ -1168,19 +1301,28 @@
       </w:r>
       <w:r>
         <w:rPr>
-          <w:rFonts w:hint="eastAsia"/>
+          <w:rFonts w:hint="eastAsia" w:eastAsia="黑体"/>
           <w:b/>
           <w:bCs/>
         </w:rPr>
         <w:t xml:space="preserve">增大</w:t>
       </w:r>
       <w:r>
+        <w:rPr>
+          <w:rFonts w:eastAsia="黑体"/>
+        </w:rPr>
         <w:t xml:space="preserve"> </w:t>
       </w:r>
       <w:r>
+        <w:rPr>
+          <w:rFonts w:eastAsia="黑体"/>
+        </w:rPr>
         <w:t xml:space="preserve">→</w:t>
       </w:r>
       <w:r>
+        <w:rPr>
+          <w:rFonts w:eastAsia="黑体"/>
+        </w:rPr>
         <w:t xml:space="preserve"> </w:t>
       </w:r>
       <m:oMath>
@@ -1198,11 +1340,14 @@
         </m:sSub>
       </m:oMath>
       <w:r>
+        <w:rPr>
+          <w:rFonts w:eastAsia="黑体"/>
+        </w:rPr>
         <w:t xml:space="preserve"> </w:t>
       </w:r>
       <w:r>
         <w:rPr>
-          <w:rFonts w:hint="eastAsia"/>
+          <w:rFonts w:hint="eastAsia" w:eastAsia="黑体"/>
         </w:rPr>
         <w:t xml:space="preserve">降低。</w:t>
       </w:r>
@@ -1217,6 +1362,7 @@
       </w:pPr>
       <w:r>
         <w:rPr>
+          <w:rFonts w:eastAsia="黑体"/>
           <w:b/>
           <w:bCs/>
         </w:rPr>
@@ -1224,19 +1370,28 @@
       </w:r>
       <w:r>
         <w:rPr>
-          <w:rFonts w:hint="eastAsia"/>
+          <w:rFonts w:hint="eastAsia" w:eastAsia="黑体"/>
           <w:b/>
           <w:bCs/>
         </w:rPr>
         <w:t xml:space="preserve">减小</w:t>
       </w:r>
       <w:r>
+        <w:rPr>
+          <w:rFonts w:eastAsia="黑体"/>
+        </w:rPr>
         <w:t xml:space="preserve"> </w:t>
       </w:r>
       <w:r>
+        <w:rPr>
+          <w:rFonts w:eastAsia="黑体"/>
+        </w:rPr>
         <w:t xml:space="preserve">→</w:t>
       </w:r>
       <w:r>
+        <w:rPr>
+          <w:rFonts w:eastAsia="黑体"/>
+        </w:rPr>
         <w:t xml:space="preserve"> </w:t>
       </w:r>
       <m:oMath>
@@ -1254,11 +1409,14 @@
         </m:sSub>
       </m:oMath>
       <w:r>
+        <w:rPr>
+          <w:rFonts w:eastAsia="黑体"/>
+        </w:rPr>
         <w:t xml:space="preserve"> </w:t>
       </w:r>
       <w:r>
         <w:rPr>
-          <w:rFonts w:hint="eastAsia"/>
+          <w:rFonts w:hint="eastAsia" w:eastAsia="黑体"/>
         </w:rPr>
         <w:t xml:space="preserve">升高，阻断更多低频。</w:t>
       </w:r>
@@ -1273,6 +1431,7 @@
       </w:pPr>
       <w:r>
         <w:rPr>
+          <w:rFonts w:eastAsia="黑体"/>
           <w:b/>
           <w:bCs/>
         </w:rPr>
@@ -1280,7 +1439,7 @@
       </w:r>
       <w:r>
         <w:rPr>
-          <w:rFonts w:hint="eastAsia"/>
+          <w:rFonts w:hint="eastAsia" w:eastAsia="黑体"/>
           <w:b/>
           <w:bCs/>
         </w:rPr>
@@ -1288,6 +1447,7 @@
       </w:r>
       <w:r>
         <w:rPr>
+          <w:rFonts w:eastAsia="黑体"/>
           <w:b/>
           <w:bCs/>
         </w:rPr>
@@ -1295,7 +1455,7 @@
       </w:r>
       <w:r>
         <w:rPr>
-          <w:rFonts w:hint="eastAsia"/>
+          <w:rFonts w:hint="eastAsia" w:eastAsia="黑体"/>
           <w:b/>
           <w:bCs/>
         </w:rPr>
@@ -1303,6 +1463,7 @@
       </w:r>
       <w:r>
         <w:rPr>
+          <w:rFonts w:eastAsia="黑体"/>
           <w:b/>
           <w:bCs/>
         </w:rPr>
@@ -1324,6 +1485,7 @@
       </m:oMath>
       <w:r>
         <w:rPr>
+          <w:rFonts w:eastAsia="黑体"/>
           <w:b/>
           <w:bCs/>
         </w:rPr>
@@ -1331,19 +1493,28 @@
       </w:r>
       <w:r>
         <w:rPr>
-          <w:rFonts w:hint="eastAsia"/>
+          <w:rFonts w:hint="eastAsia" w:eastAsia="黑体"/>
           <w:b/>
           <w:bCs/>
         </w:rPr>
         <w:t xml:space="preserve">不变）</w:t>
       </w:r>
       <w:r>
+        <w:rPr>
+          <w:rFonts w:eastAsia="黑体"/>
+        </w:rPr>
         <w:t xml:space="preserve"> </w:t>
       </w:r>
       <w:r>
+        <w:rPr>
+          <w:rFonts w:eastAsia="黑体"/>
+        </w:rPr>
         <w:t xml:space="preserve">→</w:t>
       </w:r>
       <w:r>
+        <w:rPr>
+          <w:rFonts w:eastAsia="黑体"/>
+        </w:rPr>
         <w:t xml:space="preserve"> </w:t>
       </w:r>
       <m:oMath>
@@ -1361,11 +1532,14 @@
         </m:sSub>
       </m:oMath>
       <w:r>
+        <w:rPr>
+          <w:rFonts w:eastAsia="黑体"/>
+        </w:rPr>
         <w:t xml:space="preserve"> </w:t>
       </w:r>
       <w:r>
         <w:rPr>
-          <w:rFonts w:hint="eastAsia"/>
+          <w:rFonts w:hint="eastAsia" w:eastAsia="黑体"/>
         </w:rPr>
         <w:t xml:space="preserve">升高，需重新匹配终端。</w:t>
       </w:r>
@@ -1380,21 +1554,27 @@
       </w:pPr>
       <w:r>
         <w:rPr>
-          <w:rFonts w:hint="eastAsia"/>
+          <w:rFonts w:hint="eastAsia" w:eastAsia="黑体"/>
           <w:b/>
           <w:bCs/>
         </w:rPr>
         <w:t xml:space="preserve">电容等效串联电阻增大</w:t>
       </w:r>
       <w:r>
+        <w:rPr>
+          <w:rFonts w:eastAsia="黑体"/>
+        </w:rPr>
         <w:t xml:space="preserve"> </w:t>
       </w:r>
       <w:r>
+        <w:rPr>
+          <w:rFonts w:eastAsia="黑体"/>
+        </w:rPr>
         <w:t xml:space="preserve">→ </w:t>
       </w:r>
       <w:r>
         <w:rPr>
-          <w:rFonts w:hint="eastAsia"/>
+          <w:rFonts w:hint="eastAsia" w:eastAsia="黑体"/>
         </w:rPr>
         <w:t xml:space="preserve">插入损耗增加。</w:t>
       </w:r>
@@ -1407,7 +1587,7 @@
       </w:pPr>
       <w:r>
         <w:rPr>
-          <w:rFonts w:hint="eastAsia"/>
+          <w:rFonts w:hint="eastAsia" w:eastAsia="黑体"/>
         </w:rPr>
         <w:t xml:space="preserve">典型参数示例</w:t>
       </w:r>
@@ -1422,11 +1602,14 @@
       </w:pPr>
       <w:r>
         <w:rPr>
-          <w:rFonts w:hint="eastAsia"/>
+          <w:rFonts w:hint="eastAsia" w:eastAsia="黑体"/>
         </w:rPr>
         <w:t xml:space="preserve">取</w:t>
       </w:r>
       <w:r>
+        <w:rPr>
+          <w:rFonts w:eastAsia="黑体"/>
+        </w:rPr>
         <w:t xml:space="preserve"> </w:t>
       </w:r>
       <m:oMath>
@@ -1457,6 +1640,9 @@
         </m:r>
       </m:oMath>
       <w:r>
+        <w:rPr>
+          <w:rFonts w:eastAsia="黑体"/>
+        </w:rPr>
         <w:t xml:space="preserve">、</w:t>
       </w:r>
       <m:oMath>
@@ -1485,7 +1671,7 @@
       </m:oMath>
       <w:r>
         <w:rPr>
-          <w:rFonts w:hint="eastAsia"/>
+          <w:rFonts w:hint="eastAsia" w:eastAsia="黑体"/>
         </w:rPr>
         <w:t xml:space="preserve">：</w:t>
       </w:r>
@@ -1616,7 +1802,7 @@
       </m:oMath>
       <w:r>
         <w:rPr>
-          <w:rFonts w:hint="eastAsia"/>
+          <w:rFonts w:hint="eastAsia" w:eastAsia="黑体"/>
         </w:rPr>
         <w:t xml:space="preserve">，</w:t>
       </w:r>
@@ -1747,6 +1933,9 @@
         </m:r>
       </m:oMath>
       <w:r>
+        <w:rPr>
+          <w:rFonts w:eastAsia="黑体"/>
+        </w:rPr>
         <w:t xml:space="preserve">。</w:t>
       </w:r>
     </w:p>
@@ -1760,11 +1949,14 @@
       </w:pPr>
       <w:r>
         <w:rPr>
-          <w:rFonts w:hint="eastAsia"/>
+          <w:rFonts w:hint="eastAsia" w:eastAsia="黑体"/>
         </w:rPr>
         <w:t xml:space="preserve">取</w:t>
       </w:r>
       <w:r>
+        <w:rPr>
+          <w:rFonts w:eastAsia="黑体"/>
+        </w:rPr>
         <w:t xml:space="preserve"> </w:t>
       </w:r>
       <m:oMath>
@@ -1795,6 +1987,9 @@
         </m:r>
       </m:oMath>
       <w:r>
+        <w:rPr>
+          <w:rFonts w:eastAsia="黑体"/>
+        </w:rPr>
         <w:t xml:space="preserve">、</w:t>
       </w:r>
       <m:oMath>
@@ -1823,7 +2018,7 @@
       </m:oMath>
       <w:r>
         <w:rPr>
-          <w:rFonts w:hint="eastAsia"/>
+          <w:rFonts w:hint="eastAsia" w:eastAsia="黑体"/>
         </w:rPr>
         <w:t xml:space="preserve">：</w:t>
       </w:r>
@@ -1862,7 +2057,7 @@
       </m:oMath>
       <w:r>
         <w:rPr>
-          <w:rFonts w:hint="eastAsia"/>
+          <w:rFonts w:hint="eastAsia" w:eastAsia="黑体"/>
         </w:rPr>
         <w:t xml:space="preserve">，</w:t>
       </w:r>
@@ -1993,6 +2188,9 @@
         </m:r>
       </m:oMath>
       <w:r>
+        <w:rPr>
+          <w:rFonts w:eastAsia="黑体"/>
+        </w:rPr>
         <w:t xml:space="preserve">。</w:t>
       </w:r>
     </w:p>
@@ -2004,7 +2202,7 @@
       </w:pPr>
       <w:r>
         <w:rPr>
-          <w:rFonts w:hint="eastAsia"/>
+          <w:rFonts w:hint="eastAsia" w:eastAsia="黑体"/>
         </w:rPr>
         <w:t xml:space="preserve">常见器件型号</w:t>
       </w:r>
@@ -2019,16 +2217,19 @@
       </w:pPr>
       <w:r>
         <w:rPr>
-          <w:rFonts w:hint="eastAsia"/>
+          <w:rFonts w:hint="eastAsia" w:eastAsia="黑体"/>
         </w:rPr>
         <w:t xml:space="preserve">电感：绕线电感、RF</w:t>
       </w:r>
       <w:r>
+        <w:rPr>
+          <w:rFonts w:eastAsia="黑体"/>
+        </w:rPr>
         <w:t xml:space="preserve"> </w:t>
       </w:r>
       <w:r>
         <w:rPr>
-          <w:rFonts w:hint="eastAsia"/>
+          <w:rFonts w:hint="eastAsia" w:eastAsia="黑体"/>
         </w:rPr>
         <w:t xml:space="preserve">电感。</w:t>
       </w:r>
@@ -2043,7 +2244,7 @@
       </w:pPr>
       <w:r>
         <w:rPr>
-          <w:rFonts w:hint="eastAsia"/>
+          <w:rFonts w:hint="eastAsia" w:eastAsia="黑体"/>
         </w:rPr>
         <w:t xml:space="preserve">电容：C0G/NP0、薄膜电容。</w:t>
       </w:r>
@@ -2058,7 +2259,7 @@
       </w:pPr>
       <w:r>
         <w:rPr>
-          <w:rFonts w:hint="eastAsia"/>
+          <w:rFonts w:hint="eastAsia" w:eastAsia="黑体"/>
         </w:rPr>
         <w:t xml:space="preserve">常用：按需选型。</w:t>
       </w:r>
@@ -2071,7 +2272,7 @@
       </w:pPr>
       <w:r>
         <w:rPr>
-          <w:rFonts w:hint="eastAsia"/>
+          <w:rFonts w:hint="eastAsia" w:eastAsia="黑体"/>
         </w:rPr>
         <w:t xml:space="preserve">注意事项</w:t>
       </w:r>
@@ -2086,7 +2287,7 @@
       </w:pPr>
       <w:r>
         <w:rPr>
-          <w:rFonts w:hint="eastAsia"/>
+          <w:rFonts w:hint="eastAsia" w:eastAsia="黑体"/>
         </w:rPr>
         <w:t xml:space="preserve">电感的自谐振频率需高于工作频率。</w:t>
       </w:r>
@@ -2101,11 +2302,14 @@
       </w:pPr>
       <w:r>
         <w:rPr>
-          <w:rFonts w:hint="eastAsia"/>
+          <w:rFonts w:hint="eastAsia" w:eastAsia="黑体"/>
         </w:rPr>
         <w:t xml:space="preserve">终端阻抗需匹配</w:t>
       </w:r>
       <w:r>
+        <w:rPr>
+          <w:rFonts w:eastAsia="黑体"/>
+        </w:rPr>
         <w:t xml:space="preserve"> </w:t>
       </w:r>
       <m:oMath>
@@ -2123,11 +2327,14 @@
         </m:sSub>
       </m:oMath>
       <w:r>
+        <w:rPr>
+          <w:rFonts w:eastAsia="黑体"/>
+        </w:rPr>
         <w:t xml:space="preserve"> </w:t>
       </w:r>
       <w:r>
         <w:rPr>
-          <w:rFonts w:hint="eastAsia"/>
+          <w:rFonts w:hint="eastAsia" w:eastAsia="黑体"/>
         </w:rPr>
         <w:t xml:space="preserve">才能获得理论响应。</w:t>
       </w:r>
@@ -2142,7 +2349,7 @@
       </w:pPr>
       <w:r>
         <w:rPr>
-          <w:rFonts w:hint="eastAsia"/>
+          <w:rFonts w:hint="eastAsia" w:eastAsia="黑体"/>
         </w:rPr>
         <w:t xml:space="preserve">电容耐压需满足直流阻断电压要求。</w:t>
       </w:r>
@@ -2155,7 +2362,7 @@
       </w:pPr>
       <w:r>
         <w:rPr>
-          <w:rFonts w:hint="eastAsia"/>
+          <w:rFonts w:hint="eastAsia" w:eastAsia="黑体"/>
         </w:rPr>
         <w:t xml:space="preserve">参考资料</w:t>
       </w:r>
@@ -2169,6 +2376,9 @@
         </w:numPr>
       </w:pPr>
       <w:r>
+        <w:rPr>
+          <w:rFonts w:eastAsia="黑体"/>
+        </w:rPr>
         <w:t xml:space="preserve">Wikipedia: High-pass filter。</w:t>
       </w:r>
     </w:p>
@@ -2182,7 +2392,7 @@
       </w:pPr>
       <w:r>
         <w:rPr>
-          <w:rFonts w:hint="eastAsia"/>
+          <w:rFonts w:hint="eastAsia" w:eastAsia="黑体"/>
         </w:rPr>
         <w:t xml:space="preserve">《射频电路设计》相关章节。</w:t>
       </w:r>
@@ -2196,20 +2406,26 @@
         </w:numPr>
       </w:pPr>
       <w:r>
+        <w:rPr>
+          <w:rFonts w:eastAsia="黑体"/>
+        </w:rPr>
         <w:t xml:space="preserve">TI </w:t>
       </w:r>
       <w:r>
         <w:rPr>
-          <w:rFonts w:hint="eastAsia"/>
+          <w:rFonts w:hint="eastAsia" w:eastAsia="黑体"/>
         </w:rPr>
         <w:t xml:space="preserve">应用笔记（LC</w:t>
       </w:r>
       <w:r>
+        <w:rPr>
+          <w:rFonts w:eastAsia="黑体"/>
+        </w:rPr>
         <w:t xml:space="preserve"> </w:t>
       </w:r>
       <w:r>
         <w:rPr>
-          <w:rFonts w:hint="eastAsia"/>
+          <w:rFonts w:hint="eastAsia" w:eastAsia="黑体"/>
         </w:rPr>
         <w:t xml:space="preserve">滤波器设计）。</w:t>
       </w:r>
@@ -2223,11 +2439,11 @@
       </w:pPr>
       <w:r>
         <w:rPr>
-          <w:rFonts w:ascii="Times New Roman" w:hAnsi="Times New Roman"/>
+          <w:rFonts w:ascii="Times New Roman" w:hAnsi="Times New Roman" w:eastAsia="黑体"/>
           <w:color w:val="555555"/>
           <w:sz w:val="21"/>
         </w:rPr>
-        <w:t>材料收集者：杜文杰</w:t>
+        <w:t>材料收集者：杜文杰，WX手机：19519196569，QQ:3478827729</w:t>
       </w:r>
     </w:p>
     <w:sectPr>
@@ -2247,7 +2463,7 @@
 </file>
 
 <file path=word/footer1.xml><?xml version="1.0" encoding="utf-8"?>
-<w:ftr xmlns:m="http://schemas.openxmlformats.org/officeDocument/2006/math" xmlns:mc="http://schemas.openxmlformats.org/markup-compatibility/2006" xmlns:mo="http://schemas.microsoft.com/office/mac/office/2008/main" xmlns:mv="urn:schemas-microsoft-com:mac:vml" xmlns:o="urn:schemas-microsoft-com:office:office" xmlns:r="http://schemas.openxmlformats.org/officeDocument/2006/relationships" xmlns:v="urn:schemas-microsoft-com:vml" xmlns:w10="urn:schemas-microsoft-com:office:word" xmlns:w14="http://schemas.microsoft.com/office/word/2010/wordml" xmlns:w="http://schemas.openxmlformats.org/wordprocessingml/2006/main" xmlns:wne="http://schemas.microsoft.com/office/word/2006/wordml" xmlns:wp14="http://schemas.microsoft.com/office/word/2010/wordprocessingDrawing" xmlns:wp="http://schemas.openxmlformats.org/drawingml/2006/wordprocessingDrawing" xmlns:wpc="http://schemas.microsoft.com/office/word/2010/wordprocessingCanvas" xmlns:wpg="http://schemas.microsoft.com/office/word/2010/wordprocessingGroup" xmlns:wpi="http://schemas.microsoft.com/office/word/2010/wordprocessingInk" xmlns:wps="http://schemas.microsoft.com/office/word/2010/wordprocessingShape" mc:Ignorable="w14 wp14">
+<w:ftr xmlns:mc="http://schemas.openxmlformats.org/markup-compatibility/2006" xmlns:w="http://schemas.openxmlformats.org/wordprocessingml/2006/main" xmlns:m="http://schemas.openxmlformats.org/officeDocument/2006/math" xmlns:mo="http://schemas.microsoft.com/office/mac/office/2008/main" xmlns:mv="urn:schemas-microsoft-com:mac:vml" xmlns:o="urn:schemas-microsoft-com:office:office" xmlns:r="http://schemas.openxmlformats.org/officeDocument/2006/relationships" xmlns:v="urn:schemas-microsoft-com:vml" xmlns:w10="urn:schemas-microsoft-com:office:word" xmlns:w14="http://schemas.microsoft.com/office/word/2010/wordml" xmlns:wne="http://schemas.microsoft.com/office/word/2006/wordml" xmlns:wp14="http://schemas.microsoft.com/office/word/2010/wordprocessingDrawing" xmlns:wp="http://schemas.openxmlformats.org/drawingml/2006/wordprocessingDrawing" xmlns:wpc="http://schemas.microsoft.com/office/word/2010/wordprocessingCanvas" xmlns:wpg="http://schemas.microsoft.com/office/word/2010/wordprocessingGroup" xmlns:wpi="http://schemas.microsoft.com/office/word/2010/wordprocessingInk" xmlns:wps="http://schemas.microsoft.com/office/word/2010/wordprocessingShape" mc:Ignorable="w14 wp14">
   <w:p>
     <w:pPr>
       <w:pStyle w:val="Footer"/>
@@ -2255,12 +2471,14 @@
     </w:pPr>
     <w:r>
       <w:rPr>
+        <w:rFonts w:eastAsia="黑体"/>
         <w:sz w:val="18"/>
       </w:rPr>
       <w:t xml:space="preserve">第 </w:t>
     </w:r>
     <w:r>
       <w:rPr>
+        <w:rFonts w:eastAsia="黑体"/>
         <w:sz w:val="18"/>
       </w:rPr>
       <w:fldChar w:fldCharType="begin"/>
@@ -2269,6 +2487,7 @@
     </w:r>
     <w:r>
       <w:rPr>
+        <w:rFonts w:eastAsia="黑体"/>
         <w:sz w:val="18"/>
       </w:rPr>
       <w:t xml:space="preserve"> 页</w:t>
@@ -2282,6 +2501,9 @@
   <w:footnote w:type="continuationSeparator" w:id="0">
     <w:p>
       <w:r>
+        <w:rPr>
+          <w:rFonts w:eastAsia="黑体"/>
+        </w:rPr>
         <w:continuationSeparator/>
       </w:r>
     </w:p>
@@ -2289,6 +2511,9 @@
   <w:footnote w:type="separator" w:id="-1">
     <w:p>
       <w:r>
+        <w:rPr>
+          <w:rFonts w:eastAsia="黑体"/>
+        </w:rPr>
         <w:separator/>
       </w:r>
     </w:p>
@@ -2297,7 +2522,7 @@
 </file>
 
 <file path=word/header1.xml><?xml version="1.0" encoding="utf-8"?>
-<w:hdr xmlns:m="http://schemas.openxmlformats.org/officeDocument/2006/math" xmlns:mc="http://schemas.openxmlformats.org/markup-compatibility/2006" xmlns:mo="http://schemas.microsoft.com/office/mac/office/2008/main" xmlns:mv="urn:schemas-microsoft-com:mac:vml" xmlns:o="urn:schemas-microsoft-com:office:office" xmlns:r="http://schemas.openxmlformats.org/officeDocument/2006/relationships" xmlns:v="urn:schemas-microsoft-com:vml" xmlns:w10="urn:schemas-microsoft-com:office:word" xmlns:w14="http://schemas.microsoft.com/office/word/2010/wordml" xmlns:w="http://schemas.openxmlformats.org/wordprocessingml/2006/main" xmlns:wne="http://schemas.microsoft.com/office/word/2006/wordml" xmlns:wp14="http://schemas.microsoft.com/office/word/2010/wordprocessingDrawing" xmlns:wp="http://schemas.openxmlformats.org/drawingml/2006/wordprocessingDrawing" xmlns:wpc="http://schemas.microsoft.com/office/word/2010/wordprocessingCanvas" xmlns:wpg="http://schemas.microsoft.com/office/word/2010/wordprocessingGroup" xmlns:wpi="http://schemas.microsoft.com/office/word/2010/wordprocessingInk" xmlns:wps="http://schemas.microsoft.com/office/word/2010/wordprocessingShape" mc:Ignorable="w14 wp14">
+<w:hdr xmlns:mc="http://schemas.openxmlformats.org/markup-compatibility/2006" xmlns:w="http://schemas.openxmlformats.org/wordprocessingml/2006/main" xmlns:m="http://schemas.openxmlformats.org/officeDocument/2006/math" xmlns:mo="http://schemas.microsoft.com/office/mac/office/2008/main" xmlns:mv="urn:schemas-microsoft-com:mac:vml" xmlns:o="urn:schemas-microsoft-com:office:office" xmlns:r="http://schemas.openxmlformats.org/officeDocument/2006/relationships" xmlns:v="urn:schemas-microsoft-com:vml" xmlns:w10="urn:schemas-microsoft-com:office:word" xmlns:w14="http://schemas.microsoft.com/office/word/2010/wordml" xmlns:wne="http://schemas.microsoft.com/office/word/2006/wordml" xmlns:wp14="http://schemas.microsoft.com/office/word/2010/wordprocessingDrawing" xmlns:wp="http://schemas.openxmlformats.org/drawingml/2006/wordprocessingDrawing" xmlns:wpc="http://schemas.microsoft.com/office/word/2010/wordprocessingCanvas" xmlns:wpg="http://schemas.microsoft.com/office/word/2010/wordprocessingGroup" xmlns:wpi="http://schemas.microsoft.com/office/word/2010/wordprocessingInk" xmlns:wps="http://schemas.microsoft.com/office/word/2010/wordprocessingShape" mc:Ignorable="w14 wp14">
   <w:p>
     <w:pPr>
       <w:pStyle w:val="Header"/>
@@ -2305,7 +2530,7 @@
     </w:pPr>
     <w:r>
       <w:rPr>
-        <w:rFonts w:ascii="Times New Roman" w:hAnsi="Times New Roman"/>
+        <w:rFonts w:ascii="Times New Roman" w:hAnsi="Times New Roman" w:eastAsia="黑体"/>
         <w:sz w:val="18"/>
         <w:rFonts w:eastAsia="黑体"/>
         <w:rFonts w:eastAsia="黑体"/>
@@ -2317,7 +2542,7 @@
 </file>
 
 <file path=word/numbering.xml><?xml version="1.0" encoding="utf-8"?>
-<w:numbering xmlns:m="http://schemas.openxmlformats.org/officeDocument/2006/math" xmlns:mc="http://schemas.openxmlformats.org/markup-compatibility/2006" xmlns:mo="http://schemas.microsoft.com/office/mac/office/2008/main" xmlns:mv="urn:schemas-microsoft-com:mac:vml" xmlns:o="urn:schemas-microsoft-com:office:office" xmlns:r="http://schemas.openxmlformats.org/officeDocument/2006/relationships" xmlns:v="urn:schemas-microsoft-com:vml" xmlns:w="http://schemas.openxmlformats.org/wordprocessingml/2006/main" xmlns:w10="urn:schemas-microsoft-com:office:word" xmlns:w14="http://schemas.microsoft.com/office/word/2010/wordml" xmlns:wne="http://schemas.microsoft.com/office/word/2006/wordml" xmlns:wp="http://schemas.openxmlformats.org/drawingml/2006/wordprocessingDrawing" xmlns:wp14="http://schemas.microsoft.com/office/word/2010/wordprocessingDrawing" xmlns:wpc="http://schemas.microsoft.com/office/word/2010/wordprocessingCanvas" xmlns:wpg="http://schemas.microsoft.com/office/word/2010/wordprocessingGroup" xmlns:wpi="http://schemas.microsoft.com/office/word/2010/wordprocessingInk" xmlns:wps="http://schemas.microsoft.com/office/word/2010/wordprocessingShape" mc:Ignorable="w14 wp14">
+<w:numbering xmlns:mc="http://schemas.openxmlformats.org/markup-compatibility/2006" xmlns:w="http://schemas.openxmlformats.org/wordprocessingml/2006/main" xmlns:m="http://schemas.openxmlformats.org/officeDocument/2006/math" xmlns:mo="http://schemas.microsoft.com/office/mac/office/2008/main" xmlns:mv="urn:schemas-microsoft-com:mac:vml" xmlns:o="urn:schemas-microsoft-com:office:office" xmlns:r="http://schemas.openxmlformats.org/officeDocument/2006/relationships" xmlns:v="urn:schemas-microsoft-com:vml" xmlns:w10="urn:schemas-microsoft-com:office:word" xmlns:w14="http://schemas.microsoft.com/office/word/2010/wordml" xmlns:wne="http://schemas.microsoft.com/office/word/2006/wordml" xmlns:wp="http://schemas.openxmlformats.org/drawingml/2006/wordprocessingDrawing" xmlns:wp14="http://schemas.microsoft.com/office/word/2010/wordprocessingDrawing" xmlns:wpc="http://schemas.microsoft.com/office/word/2010/wordprocessingCanvas" xmlns:wpg="http://schemas.microsoft.com/office/word/2010/wordprocessingGroup" xmlns:wpi="http://schemas.microsoft.com/office/word/2010/wordprocessingInk" xmlns:wps="http://schemas.microsoft.com/office/word/2010/wordprocessingShape" mc:Ignorable="w14 wp14">
   <w:abstractNum w:abstractNumId="0">
     <w:nsid w:val="FFFFFF7C"/>
     <w:multiLevelType w:val="singleLevel"/>
@@ -2404,7 +2629,7 @@
         <w:ind w:hanging="360" w:left="1440"/>
       </w:pPr>
       <w:rPr>
-        <w:rFonts w:ascii="Symbol" w:hAnsi="Symbol" w:hint="default"/>
+        <w:rFonts w:ascii="Symbol" w:hAnsi="Symbol" w:hint="default" w:eastAsia="黑体"/>
       </w:rPr>
     </w:lvl>
   </w:abstractNum>
@@ -2425,7 +2650,7 @@
         <w:ind w:hanging="360" w:left="1080"/>
       </w:pPr>
       <w:rPr>
-        <w:rFonts w:ascii="Symbol" w:hAnsi="Symbol" w:hint="default"/>
+        <w:rFonts w:ascii="Symbol" w:hAnsi="Symbol" w:hint="default" w:eastAsia="黑体"/>
       </w:rPr>
     </w:lvl>
   </w:abstractNum>
@@ -2446,7 +2671,7 @@
         <w:ind w:hanging="360" w:left="720"/>
       </w:pPr>
       <w:rPr>
-        <w:rFonts w:ascii="Symbol" w:hAnsi="Symbol" w:hint="default"/>
+        <w:rFonts w:ascii="Symbol" w:hAnsi="Symbol" w:hint="default" w:eastAsia="黑体"/>
       </w:rPr>
     </w:lvl>
   </w:abstractNum>
@@ -2485,7 +2710,7 @@
         <w:ind w:hanging="360" w:left="360"/>
       </w:pPr>
       <w:rPr>
-        <w:rFonts w:ascii="Symbol" w:hAnsi="Symbol" w:hint="default"/>
+        <w:rFonts w:ascii="Symbol" w:hAnsi="Symbol" w:hint="default" w:eastAsia="黑体"/>
       </w:rPr>
     </w:lvl>
   </w:abstractNum>
@@ -2576,7 +2801,7 @@
         <w:ind w:left="720" w:hanging="360"/>
       </w:pPr>
       <w:rPr>
-        <w:rFonts w:ascii="Symbol" w:hAnsi="Symbol" w:cs="Symbol" w:hint="default"/>
+        <w:rFonts w:ascii="Symbol" w:hAnsi="Symbol" w:cs="Symbol" w:hint="default" w:eastAsia="黑体"/>
       </w:rPr>
     </w:lvl>
     <w:lvl w:ilvl="1">
@@ -2587,7 +2812,7 @@
         <w:ind w:left="1440" w:hanging="360"/>
       </w:pPr>
       <w:rPr>
-        <w:rFonts w:ascii="Courier New" w:hAnsi="Courier New" w:cs="Courier New" w:hint="default"/>
+        <w:rFonts w:ascii="Courier New" w:hAnsi="Courier New" w:cs="Courier New" w:hint="default" w:eastAsia="黑体"/>
       </w:rPr>
     </w:lvl>
     <w:lvl w:ilvl="2">
@@ -2598,7 +2823,7 @@
         <w:ind w:left="2160" w:hanging="360"/>
       </w:pPr>
       <w:rPr>
-        <w:rFonts w:ascii="Wingdings" w:hAnsi="Wingdings" w:cs="Wingdings" w:hint="default"/>
+        <w:rFonts w:ascii="Wingdings" w:hAnsi="Wingdings" w:cs="Wingdings" w:hint="default" w:eastAsia="黑体"/>
       </w:rPr>
     </w:lvl>
     <w:lvl w:ilvl="3">
@@ -2609,7 +2834,7 @@
         <w:ind w:left="2880" w:hanging="360"/>
       </w:pPr>
       <w:rPr>
-        <w:rFonts w:ascii="Symbol" w:hAnsi="Symbol" w:cs="Symbol" w:hint="default"/>
+        <w:rFonts w:ascii="Symbol" w:hAnsi="Symbol" w:cs="Symbol" w:hint="default" w:eastAsia="黑体"/>
       </w:rPr>
     </w:lvl>
     <w:lvl w:ilvl="4">
@@ -2620,7 +2845,7 @@
         <w:ind w:left="3600" w:hanging="360"/>
       </w:pPr>
       <w:rPr>
-        <w:rFonts w:ascii="Courier New" w:hAnsi="Courier New" w:cs="Courier New" w:hint="default"/>
+        <w:rFonts w:ascii="Courier New" w:hAnsi="Courier New" w:cs="Courier New" w:hint="default" w:eastAsia="黑体"/>
       </w:rPr>
     </w:lvl>
     <w:lvl w:ilvl="5">
@@ -2631,7 +2856,7 @@
         <w:ind w:left="4320" w:hanging="360"/>
       </w:pPr>
       <w:rPr>
-        <w:rFonts w:ascii="Wingdings" w:hAnsi="Wingdings" w:cs="Wingdings" w:hint="default"/>
+        <w:rFonts w:ascii="Wingdings" w:hAnsi="Wingdings" w:cs="Wingdings" w:hint="default" w:eastAsia="黑体"/>
       </w:rPr>
     </w:lvl>
     <w:lvl w:ilvl="6">
@@ -2642,7 +2867,7 @@
         <w:ind w:left="5040" w:hanging="360"/>
       </w:pPr>
       <w:rPr>
-        <w:rFonts w:ascii="Symbol" w:hAnsi="Symbol" w:cs="Symbol" w:hint="default"/>
+        <w:rFonts w:ascii="Symbol" w:hAnsi="Symbol" w:cs="Symbol" w:hint="default" w:eastAsia="黑体"/>
       </w:rPr>
     </w:lvl>
     <w:lvl w:ilvl="7">
@@ -2653,7 +2878,7 @@
         <w:ind w:left="5760" w:hanging="360"/>
       </w:pPr>
       <w:rPr>
-        <w:rFonts w:ascii="Courier New" w:hAnsi="Courier New" w:cs="Courier New" w:hint="default"/>
+        <w:rFonts w:ascii="Courier New" w:hAnsi="Courier New" w:cs="Courier New" w:hint="default" w:eastAsia="黑体"/>
       </w:rPr>
     </w:lvl>
     <w:lvl w:ilvl="8">
@@ -2664,7 +2889,7 @@
         <w:ind w:left="6480" w:hanging="360"/>
       </w:pPr>
       <w:rPr>
-        <w:rFonts w:ascii="Wingdings" w:hAnsi="Wingdings" w:cs="Wingdings" w:hint="default"/>
+        <w:rFonts w:ascii="Wingdings" w:hAnsi="Wingdings" w:cs="Wingdings" w:hint="default" w:eastAsia="黑体"/>
       </w:rPr>
     </w:lvl>
   </w:abstractNum>
@@ -2720,11 +2945,11 @@
 </file>
 
 <file path=word/styles.xml><?xml version="1.0" encoding="utf-8"?>
-<w:styles xmlns:mc="http://schemas.openxmlformats.org/markup-compatibility/2006" xmlns:r="http://schemas.openxmlformats.org/officeDocument/2006/relationships" xmlns:w="http://schemas.openxmlformats.org/wordprocessingml/2006/main" xmlns:w14="http://schemas.microsoft.com/office/word/2010/wordml" mc:Ignorable="w14">
+<w:styles xmlns:mc="http://schemas.openxmlformats.org/markup-compatibility/2006" xmlns:w="http://schemas.openxmlformats.org/wordprocessingml/2006/main" xmlns:r="http://schemas.openxmlformats.org/officeDocument/2006/relationships" xmlns:w14="http://schemas.microsoft.com/office/word/2010/wordml" mc:Ignorable="w14">
   <w:docDefaults>
     <w:rPrDefault>
       <w:rPr>
-        <w:rFonts w:asciiTheme="minorHAnsi" w:cstheme="minorBidi" w:eastAsiaTheme="minorEastAsia" w:hAnsiTheme="minorHAnsi"/>
+        <w:rFonts w:asciiTheme="minorHAnsi" w:cstheme="minorBidi" w:hAnsiTheme="minorHAnsi" w:eastAsia="黑体"/>
         <w:sz w:val="22"/>
         <w:szCs w:val="22"/>
         <w:lang w:bidi="ar-SA" w:eastAsia="en-US" w:val="en-US"/>
@@ -2946,7 +3171,7 @@
       <w:outlineLvl w:val="0"/>
     </w:pPr>
     <w:rPr>
-      <w:rFonts w:ascii="Times New Roman" w:asciiTheme="majorHAnsi" w:cstheme="majorBidi" w:eastAsia="黑体" w:eastAsiaTheme="majorEastAsia" w:hAnsi="Times New Roman" w:hAnsiTheme="majorHAnsi"/>
+      <w:rFonts w:ascii="Times New Roman" w:asciiTheme="majorHAnsi" w:cstheme="majorBidi" w:eastAsia="黑体" w:hAnsi="Times New Roman" w:hAnsiTheme="majorHAnsi"/>
       <w:b/>
       <w:bCs/>
       <w:color w:val="1F3864"/>
@@ -2970,7 +3195,7 @@
       <w:outlineLvl w:val="1"/>
     </w:pPr>
     <w:rPr>
-      <w:rFonts w:ascii="Times New Roman" w:asciiTheme="majorHAnsi" w:cstheme="majorBidi" w:eastAsia="黑体" w:eastAsiaTheme="majorEastAsia" w:hAnsi="Times New Roman" w:hAnsiTheme="majorHAnsi"/>
+      <w:rFonts w:ascii="Times New Roman" w:asciiTheme="majorHAnsi" w:cstheme="majorBidi" w:eastAsia="黑体" w:hAnsi="Times New Roman" w:hAnsiTheme="majorHAnsi"/>
       <w:b/>
       <w:bCs/>
       <w:color w:val="2E4E7E"/>
@@ -2994,7 +3219,7 @@
       <w:outlineLvl w:val="2"/>
     </w:pPr>
     <w:rPr>
-      <w:rFonts w:ascii="Times New Roman" w:asciiTheme="majorHAnsi" w:cstheme="majorBidi" w:eastAsia="黑体" w:eastAsiaTheme="majorEastAsia" w:hAnsi="Times New Roman" w:hAnsiTheme="majorHAnsi"/>
+      <w:rFonts w:ascii="Times New Roman" w:asciiTheme="majorHAnsi" w:cstheme="majorBidi" w:eastAsia="黑体" w:hAnsi="Times New Roman" w:hAnsiTheme="majorHAnsi"/>
       <w:b/>
       <w:bCs/>
       <w:color w:val="2E4E7E"/>
@@ -3018,7 +3243,7 @@
       <w:outlineLvl w:val="3"/>
     </w:pPr>
     <w:rPr>
-      <w:rFonts w:ascii="Times New Roman" w:asciiTheme="majorHAnsi" w:cstheme="majorBidi" w:eastAsia="黑体" w:eastAsiaTheme="majorEastAsia" w:hAnsi="Times New Roman" w:hAnsiTheme="majorHAnsi"/>
+      <w:rFonts w:ascii="Times New Roman" w:asciiTheme="majorHAnsi" w:cstheme="majorBidi" w:eastAsia="黑体" w:hAnsi="Times New Roman" w:hAnsiTheme="majorHAnsi"/>
       <w:b/>
       <w:bCs/>
       <w:i/>
@@ -3044,7 +3269,7 @@
       <w:outlineLvl w:val="4"/>
     </w:pPr>
     <w:rPr>
-      <w:rFonts w:ascii="Times New Roman" w:asciiTheme="majorHAnsi" w:cstheme="majorBidi" w:eastAsia="黑体" w:eastAsiaTheme="majorEastAsia" w:hAnsi="Times New Roman" w:hAnsiTheme="majorHAnsi"/>
+      <w:rFonts w:ascii="Times New Roman" w:asciiTheme="majorHAnsi" w:cstheme="majorBidi" w:eastAsia="黑体" w:hAnsi="Times New Roman" w:hAnsiTheme="majorHAnsi"/>
       <w:b/>
       <w:color w:val="333333"/>
       <w:sz w:val="22"/>
@@ -3067,7 +3292,7 @@
       <w:outlineLvl w:val="5"/>
     </w:pPr>
     <w:rPr>
-      <w:rFonts w:asciiTheme="majorHAnsi" w:cstheme="majorBidi" w:eastAsiaTheme="majorEastAsia" w:hAnsiTheme="majorHAnsi"/>
+      <w:rFonts w:asciiTheme="majorHAnsi" w:cstheme="majorBidi" w:hAnsiTheme="majorHAnsi" w:eastAsia="黑体"/>
       <w:i/>
       <w:iCs/>
       <w:color w:themeColor="accent1" w:themeShade="7F" w:val="243F60"/>
@@ -3090,7 +3315,7 @@
       <w:outlineLvl w:val="6"/>
     </w:pPr>
     <w:rPr>
-      <w:rFonts w:asciiTheme="majorHAnsi" w:cstheme="majorBidi" w:eastAsiaTheme="majorEastAsia" w:hAnsiTheme="majorHAnsi"/>
+      <w:rFonts w:asciiTheme="majorHAnsi" w:cstheme="majorBidi" w:hAnsiTheme="majorHAnsi" w:eastAsia="黑体"/>
       <w:i/>
       <w:iCs/>
       <w:color w:themeColor="text1" w:themeTint="BF" w:val="404040"/>
@@ -3113,7 +3338,7 @@
       <w:outlineLvl w:val="7"/>
     </w:pPr>
     <w:rPr>
-      <w:rFonts w:asciiTheme="majorHAnsi" w:cstheme="majorBidi" w:eastAsiaTheme="majorEastAsia" w:hAnsiTheme="majorHAnsi"/>
+      <w:rFonts w:asciiTheme="majorHAnsi" w:cstheme="majorBidi" w:hAnsiTheme="majorHAnsi" w:eastAsia="黑体"/>
       <w:color w:themeColor="accent1" w:val="4F81BD"/>
       <w:sz w:val="20"/>
       <w:szCs w:val="20"/>
@@ -3136,7 +3361,7 @@
       <w:outlineLvl w:val="8"/>
     </w:pPr>
     <w:rPr>
-      <w:rFonts w:asciiTheme="majorHAnsi" w:cstheme="majorBidi" w:eastAsiaTheme="majorEastAsia" w:hAnsiTheme="majorHAnsi"/>
+      <w:rFonts w:asciiTheme="majorHAnsi" w:cstheme="majorBidi" w:hAnsiTheme="majorHAnsi" w:eastAsia="黑体"/>
       <w:i/>
       <w:iCs/>
       <w:color w:themeColor="text1" w:themeTint="BF" w:val="404040"/>
@@ -3187,7 +3412,7 @@
     <w:uiPriority w:val="9"/>
     <w:rsid w:val="00FC693F"/>
     <w:rPr>
-      <w:rFonts w:asciiTheme="majorHAnsi" w:cstheme="majorBidi" w:eastAsiaTheme="majorEastAsia" w:hAnsiTheme="majorHAnsi"/>
+      <w:rFonts w:asciiTheme="majorHAnsi" w:cstheme="majorBidi" w:hAnsiTheme="majorHAnsi" w:eastAsia="黑体"/>
       <w:b/>
       <w:bCs/>
       <w:color w:themeColor="accent1" w:themeShade="BF" w:val="365F91"/>
@@ -3202,7 +3427,7 @@
     <w:uiPriority w:val="9"/>
     <w:rsid w:val="00FC693F"/>
     <w:rPr>
-      <w:rFonts w:asciiTheme="majorHAnsi" w:cstheme="majorBidi" w:eastAsiaTheme="majorEastAsia" w:hAnsiTheme="majorHAnsi"/>
+      <w:rFonts w:asciiTheme="majorHAnsi" w:cstheme="majorBidi" w:hAnsiTheme="majorHAnsi" w:eastAsia="黑体"/>
       <w:b/>
       <w:bCs/>
       <w:color w:themeColor="accent1" w:val="4F81BD"/>
@@ -3217,7 +3442,7 @@
     <w:uiPriority w:val="9"/>
     <w:rsid w:val="00FC693F"/>
     <w:rPr>
-      <w:rFonts w:asciiTheme="majorHAnsi" w:cstheme="majorBidi" w:eastAsiaTheme="majorEastAsia" w:hAnsiTheme="majorHAnsi"/>
+      <w:rFonts w:asciiTheme="majorHAnsi" w:cstheme="majorBidi" w:hAnsiTheme="majorHAnsi" w:eastAsia="黑体"/>
       <w:b/>
       <w:bCs/>
       <w:color w:themeColor="accent1" w:val="4F81BD"/>
@@ -3240,7 +3465,7 @@
       <w:contextualSpacing/>
     </w:pPr>
     <w:rPr>
-      <w:rFonts w:ascii="Times New Roman" w:asciiTheme="majorHAnsi" w:cstheme="majorBidi" w:eastAsia="黑体" w:eastAsiaTheme="majorEastAsia" w:hAnsi="Times New Roman" w:hAnsiTheme="majorHAnsi"/>
+      <w:rFonts w:ascii="Times New Roman" w:asciiTheme="majorHAnsi" w:cstheme="majorBidi" w:eastAsia="黑体" w:hAnsi="Times New Roman" w:hAnsiTheme="majorHAnsi"/>
       <w:b/>
       <w:color w:val="1F3864"/>
       <w:spacing w:val="5"/>
@@ -3256,7 +3481,7 @@
     <w:uiPriority w:val="10"/>
     <w:rsid w:val="00FC693F"/>
     <w:rPr>
-      <w:rFonts w:asciiTheme="majorHAnsi" w:cstheme="majorBidi" w:eastAsiaTheme="majorEastAsia" w:hAnsiTheme="majorHAnsi"/>
+      <w:rFonts w:asciiTheme="majorHAnsi" w:cstheme="majorBidi" w:hAnsiTheme="majorHAnsi" w:eastAsia="黑体"/>
       <w:color w:themeColor="text2" w:themeShade="BF" w:val="17365D"/>
       <w:spacing w:val="5"/>
       <w:kern w:val="28"/>
@@ -3278,7 +3503,7 @@
       </w:numPr>
     </w:pPr>
     <w:rPr>
-      <w:rFonts w:asciiTheme="majorHAnsi" w:cstheme="majorBidi" w:eastAsiaTheme="majorEastAsia" w:hAnsiTheme="majorHAnsi"/>
+      <w:rFonts w:asciiTheme="majorHAnsi" w:cstheme="majorBidi" w:hAnsiTheme="majorHAnsi" w:eastAsia="黑体"/>
       <w:i/>
       <w:iCs/>
       <w:color w:themeColor="accent1" w:val="4F81BD"/>
@@ -3294,7 +3519,7 @@
     <w:uiPriority w:val="11"/>
     <w:rsid w:val="00FC693F"/>
     <w:rPr>
-      <w:rFonts w:asciiTheme="majorHAnsi" w:cstheme="majorBidi" w:eastAsiaTheme="majorEastAsia" w:hAnsiTheme="majorHAnsi"/>
+      <w:rFonts w:asciiTheme="majorHAnsi" w:cstheme="majorBidi" w:hAnsiTheme="majorHAnsi" w:eastAsia="黑体"/>
       <w:i/>
       <w:iCs/>
       <w:color w:themeColor="accent1" w:val="4F81BD"/>
@@ -3361,6 +3586,7 @@
       <w:spacing w:after="120"/>
     </w:pPr>
     <w:rPr>
+      <w:rFonts w:eastAsia="黑体"/>
       <w:sz w:val="16"/>
       <w:szCs w:val="16"/>
     </w:rPr>
@@ -3372,6 +3598,7 @@
     <w:uiPriority w:val="99"/>
     <w:rsid w:val="00AA1D8D"/>
     <w:rPr>
+      <w:rFonts w:eastAsia="黑体"/>
       <w:sz w:val="16"/>
       <w:szCs w:val="16"/>
     </w:rPr>
@@ -3541,7 +3768,7 @@
       </w:tabs>
     </w:pPr>
     <w:rPr>
-      <w:rFonts w:ascii="Courier" w:hAnsi="Courier"/>
+      <w:rFonts w:ascii="Courier" w:hAnsi="Courier" w:eastAsia="黑体"/>
       <w:sz w:val="20"/>
       <w:szCs w:val="20"/>
     </w:rPr>
@@ -3553,7 +3780,7 @@
     <w:uiPriority w:val="99"/>
     <w:rsid w:val="0029639D"/>
     <w:rPr>
-      <w:rFonts w:ascii="Courier" w:hAnsi="Courier"/>
+      <w:rFonts w:ascii="Courier" w:hAnsi="Courier" w:eastAsia="黑体"/>
       <w:sz w:val="20"/>
       <w:szCs w:val="20"/>
     </w:rPr>
@@ -3589,6 +3816,7 @@
     <w:uiPriority w:val="29"/>
     <w:rsid w:val="00FC693F"/>
     <w:rPr>
+      <w:rFonts w:eastAsia="黑体"/>
       <w:i/>
       <w:iCs/>
       <w:color w:themeColor="text1" w:val="000000"/>
@@ -3602,7 +3830,7 @@
     <w:semiHidden/>
     <w:rsid w:val="00FC693F"/>
     <w:rPr>
-      <w:rFonts w:asciiTheme="majorHAnsi" w:cstheme="majorBidi" w:eastAsiaTheme="majorEastAsia" w:hAnsiTheme="majorHAnsi"/>
+      <w:rFonts w:asciiTheme="majorHAnsi" w:cstheme="majorBidi" w:hAnsiTheme="majorHAnsi" w:eastAsia="黑体"/>
       <w:b/>
       <w:bCs/>
       <w:i/>
@@ -3618,7 +3846,7 @@
     <w:semiHidden/>
     <w:rsid w:val="00FC693F"/>
     <w:rPr>
-      <w:rFonts w:asciiTheme="majorHAnsi" w:cstheme="majorBidi" w:eastAsiaTheme="majorEastAsia" w:hAnsiTheme="majorHAnsi"/>
+      <w:rFonts w:asciiTheme="majorHAnsi" w:cstheme="majorBidi" w:hAnsiTheme="majorHAnsi" w:eastAsia="黑体"/>
       <w:color w:themeColor="accent1" w:themeShade="7F" w:val="243F60"/>
     </w:rPr>
   </w:style>
@@ -3630,7 +3858,7 @@
     <w:semiHidden/>
     <w:rsid w:val="00FC693F"/>
     <w:rPr>
-      <w:rFonts w:asciiTheme="majorHAnsi" w:cstheme="majorBidi" w:eastAsiaTheme="majorEastAsia" w:hAnsiTheme="majorHAnsi"/>
+      <w:rFonts w:asciiTheme="majorHAnsi" w:cstheme="majorBidi" w:hAnsiTheme="majorHAnsi" w:eastAsia="黑体"/>
       <w:i/>
       <w:iCs/>
       <w:color w:themeColor="accent1" w:themeShade="7F" w:val="243F60"/>
@@ -3644,7 +3872,7 @@
     <w:semiHidden/>
     <w:rsid w:val="00FC693F"/>
     <w:rPr>
-      <w:rFonts w:asciiTheme="majorHAnsi" w:cstheme="majorBidi" w:eastAsiaTheme="majorEastAsia" w:hAnsiTheme="majorHAnsi"/>
+      <w:rFonts w:asciiTheme="majorHAnsi" w:cstheme="majorBidi" w:hAnsiTheme="majorHAnsi" w:eastAsia="黑体"/>
       <w:i/>
       <w:iCs/>
       <w:color w:themeColor="text1" w:themeTint="BF" w:val="404040"/>
@@ -3658,7 +3886,7 @@
     <w:semiHidden/>
     <w:rsid w:val="00FC693F"/>
     <w:rPr>
-      <w:rFonts w:asciiTheme="majorHAnsi" w:cstheme="majorBidi" w:eastAsiaTheme="majorEastAsia" w:hAnsiTheme="majorHAnsi"/>
+      <w:rFonts w:asciiTheme="majorHAnsi" w:cstheme="majorBidi" w:hAnsiTheme="majorHAnsi" w:eastAsia="黑体"/>
       <w:color w:themeColor="accent1" w:val="4F81BD"/>
       <w:sz w:val="20"/>
       <w:szCs w:val="20"/>
@@ -3672,7 +3900,7 @@
     <w:semiHidden/>
     <w:rsid w:val="00FC693F"/>
     <w:rPr>
-      <w:rFonts w:asciiTheme="majorHAnsi" w:cstheme="majorBidi" w:eastAsiaTheme="majorEastAsia" w:hAnsiTheme="majorHAnsi"/>
+      <w:rFonts w:asciiTheme="majorHAnsi" w:cstheme="majorBidi" w:hAnsiTheme="majorHAnsi" w:eastAsia="黑体"/>
       <w:i/>
       <w:iCs/>
       <w:color w:themeColor="text1" w:themeTint="BF" w:val="404040"/>
@@ -3693,6 +3921,7 @@
       <w:spacing w:line="240" w:lineRule="auto"/>
     </w:pPr>
     <w:rPr>
+      <w:rFonts w:eastAsia="黑体"/>
       <w:b/>
       <w:bCs/>
       <w:color w:themeColor="accent1" w:val="4F81BD"/>
@@ -3707,6 +3936,7 @@
     <w:qFormat/>
     <w:rsid w:val="00FC693F"/>
     <w:rPr>
+      <w:rFonts w:eastAsia="黑体"/>
       <w:b/>
       <w:bCs/>
     </w:rPr>
@@ -3718,6 +3948,7 @@
     <w:qFormat/>
     <w:rsid w:val="00FC693F"/>
     <w:rPr>
+      <w:rFonts w:eastAsia="黑体"/>
       <w:i/>
       <w:iCs/>
     </w:rPr>
@@ -3738,6 +3969,7 @@
       <w:ind w:left="936" w:right="936"/>
     </w:pPr>
     <w:rPr>
+      <w:rFonts w:eastAsia="黑体"/>
       <w:b/>
       <w:bCs/>
       <w:i/>
@@ -3752,6 +3984,7 @@
     <w:uiPriority w:val="30"/>
     <w:rsid w:val="00FC693F"/>
     <w:rPr>
+      <w:rFonts w:eastAsia="黑体"/>
       <w:b/>
       <w:bCs/>
       <w:i/>
@@ -3766,6 +3999,7 @@
     <w:qFormat/>
     <w:rsid w:val="00FC693F"/>
     <w:rPr>
+      <w:rFonts w:eastAsia="黑体"/>
       <w:i/>
       <w:iCs/>
       <w:color w:themeColor="text1" w:themeTint="7F" w:val="808080"/>
@@ -3778,6 +4012,7 @@
     <w:qFormat/>
     <w:rsid w:val="00FC693F"/>
     <w:rPr>
+      <w:rFonts w:eastAsia="黑体"/>
       <w:b/>
       <w:bCs/>
       <w:i/>
@@ -3792,6 +4027,7 @@
     <w:qFormat/>
     <w:rsid w:val="00FC693F"/>
     <w:rPr>
+      <w:rFonts w:eastAsia="黑体"/>
       <w:smallCaps/>
       <w:color w:themeColor="accent2" w:val="C0504D"/>
       <w:u w:val="single"/>
@@ -3804,6 +4040,7 @@
     <w:qFormat/>
     <w:rsid w:val="00FC693F"/>
     <w:rPr>
+      <w:rFonts w:eastAsia="黑体"/>
       <w:b/>
       <w:bCs/>
       <w:smallCaps/>
@@ -3819,6 +4056,7 @@
     <w:qFormat/>
     <w:rsid w:val="00FC693F"/>
     <w:rPr>
+      <w:rFonts w:eastAsia="黑体"/>
       <w:b/>
       <w:bCs/>
       <w:smallCaps/>
@@ -3873,6 +4111,7 @@
       <w:spacing w:after="0" w:line="240" w:lineRule="auto"/>
     </w:pPr>
     <w:rPr>
+      <w:rFonts w:eastAsia="黑体"/>
       <w:color w:themeColor="text1" w:themeShade="BF" w:val="000000"/>
     </w:rPr>
     <w:tblPr>
@@ -3895,6 +4134,7 @@
         <w:spacing w:after="0" w:before="0" w:line="240" w:lineRule="auto"/>
       </w:pPr>
       <w:rPr>
+        <w:rFonts w:eastAsia="黑体"/>
         <w:b/>
         <w:bCs/>
       </w:rPr>
@@ -3915,6 +4155,7 @@
         <w:spacing w:after="0" w:before="0" w:line="240" w:lineRule="auto"/>
       </w:pPr>
       <w:rPr>
+        <w:rFonts w:eastAsia="黑体"/>
         <w:b/>
         <w:bCs/>
       </w:rPr>
@@ -3932,12 +4173,14 @@
     </w:tblStylePr>
     <w:tblStylePr w:type="firstCol">
       <w:rPr>
+        <w:rFonts w:eastAsia="黑体"/>
         <w:b/>
         <w:bCs/>
       </w:rPr>
     </w:tblStylePr>
     <w:tblStylePr w:type="lastCol">
       <w:rPr>
+        <w:rFonts w:eastAsia="黑体"/>
         <w:b/>
         <w:bCs/>
       </w:rPr>
@@ -3976,6 +4219,7 @@
       <w:spacing w:after="0" w:line="240" w:lineRule="auto"/>
     </w:pPr>
     <w:rPr>
+      <w:rFonts w:eastAsia="黑体"/>
       <w:color w:themeColor="accent1" w:themeShade="BF" w:val="365F91"/>
     </w:rPr>
     <w:tblPr>
@@ -3998,6 +4242,7 @@
         <w:spacing w:after="0" w:before="0" w:line="240" w:lineRule="auto"/>
       </w:pPr>
       <w:rPr>
+        <w:rFonts w:eastAsia="黑体"/>
         <w:b/>
         <w:bCs/>
       </w:rPr>
@@ -4018,6 +4263,7 @@
         <w:spacing w:after="0" w:before="0" w:line="240" w:lineRule="auto"/>
       </w:pPr>
       <w:rPr>
+        <w:rFonts w:eastAsia="黑体"/>
         <w:b/>
         <w:bCs/>
       </w:rPr>
@@ -4035,12 +4281,14 @@
     </w:tblStylePr>
     <w:tblStylePr w:type="firstCol">
       <w:rPr>
+        <w:rFonts w:eastAsia="黑体"/>
         <w:b/>
         <w:bCs/>
       </w:rPr>
     </w:tblStylePr>
     <w:tblStylePr w:type="lastCol">
       <w:rPr>
+        <w:rFonts w:eastAsia="黑体"/>
         <w:b/>
         <w:bCs/>
       </w:rPr>
@@ -4079,6 +4327,7 @@
       <w:spacing w:after="0" w:line="240" w:lineRule="auto"/>
     </w:pPr>
     <w:rPr>
+      <w:rFonts w:eastAsia="黑体"/>
       <w:color w:themeColor="accent2" w:themeShade="BF" w:val="943634"/>
     </w:rPr>
     <w:tblPr>
@@ -4101,6 +4350,7 @@
         <w:spacing w:after="0" w:before="0" w:line="240" w:lineRule="auto"/>
       </w:pPr>
       <w:rPr>
+        <w:rFonts w:eastAsia="黑体"/>
         <w:b/>
         <w:bCs/>
       </w:rPr>
@@ -4121,6 +4371,7 @@
         <w:spacing w:after="0" w:before="0" w:line="240" w:lineRule="auto"/>
       </w:pPr>
       <w:rPr>
+        <w:rFonts w:eastAsia="黑体"/>
         <w:b/>
         <w:bCs/>
       </w:rPr>
@@ -4138,12 +4389,14 @@
     </w:tblStylePr>
     <w:tblStylePr w:type="firstCol">
       <w:rPr>
+        <w:rFonts w:eastAsia="黑体"/>
         <w:b/>
         <w:bCs/>
       </w:rPr>
     </w:tblStylePr>
     <w:tblStylePr w:type="lastCol">
       <w:rPr>
+        <w:rFonts w:eastAsia="黑体"/>
         <w:b/>
         <w:bCs/>
       </w:rPr>
@@ -4182,6 +4435,7 @@
       <w:spacing w:after="0" w:line="240" w:lineRule="auto"/>
     </w:pPr>
     <w:rPr>
+      <w:rFonts w:eastAsia="黑体"/>
       <w:color w:themeColor="accent3" w:themeShade="BF" w:val="76923C"/>
     </w:rPr>
     <w:tblPr>
@@ -4204,6 +4458,7 @@
         <w:spacing w:after="0" w:before="0" w:line="240" w:lineRule="auto"/>
       </w:pPr>
       <w:rPr>
+        <w:rFonts w:eastAsia="黑体"/>
         <w:b/>
         <w:bCs/>
       </w:rPr>
@@ -4224,6 +4479,7 @@
         <w:spacing w:after="0" w:before="0" w:line="240" w:lineRule="auto"/>
       </w:pPr>
       <w:rPr>
+        <w:rFonts w:eastAsia="黑体"/>
         <w:b/>
         <w:bCs/>
       </w:rPr>
@@ -4241,12 +4497,14 @@
     </w:tblStylePr>
     <w:tblStylePr w:type="firstCol">
       <w:rPr>
+        <w:rFonts w:eastAsia="黑体"/>
         <w:b/>
         <w:bCs/>
       </w:rPr>
     </w:tblStylePr>
     <w:tblStylePr w:type="lastCol">
       <w:rPr>
+        <w:rFonts w:eastAsia="黑体"/>
         <w:b/>
         <w:bCs/>
       </w:rPr>
@@ -4285,6 +4543,7 @@
       <w:spacing w:after="0" w:line="240" w:lineRule="auto"/>
     </w:pPr>
     <w:rPr>
+      <w:rFonts w:eastAsia="黑体"/>
       <w:color w:themeColor="accent4" w:themeShade="BF" w:val="5F497A"/>
     </w:rPr>
     <w:tblPr>
@@ -4307,6 +4566,7 @@
         <w:spacing w:after="0" w:before="0" w:line="240" w:lineRule="auto"/>
       </w:pPr>
       <w:rPr>
+        <w:rFonts w:eastAsia="黑体"/>
         <w:b/>
         <w:bCs/>
       </w:rPr>
@@ -4327,6 +4587,7 @@
         <w:spacing w:after="0" w:before="0" w:line="240" w:lineRule="auto"/>
       </w:pPr>
       <w:rPr>
+        <w:rFonts w:eastAsia="黑体"/>
         <w:b/>
         <w:bCs/>
       </w:rPr>
@@ -4344,12 +4605,14 @@
     </w:tblStylePr>
     <w:tblStylePr w:type="firstCol">
       <w:rPr>
+        <w:rFonts w:eastAsia="黑体"/>
         <w:b/>
         <w:bCs/>
       </w:rPr>
     </w:tblStylePr>
     <w:tblStylePr w:type="lastCol">
       <w:rPr>
+        <w:rFonts w:eastAsia="黑体"/>
         <w:b/>
         <w:bCs/>
       </w:rPr>
@@ -4388,6 +4651,7 @@
       <w:spacing w:after="0" w:line="240" w:lineRule="auto"/>
     </w:pPr>
     <w:rPr>
+      <w:rFonts w:eastAsia="黑体"/>
       <w:color w:themeColor="accent5" w:themeShade="BF" w:val="31849B"/>
     </w:rPr>
     <w:tblPr>
@@ -4410,6 +4674,7 @@
         <w:spacing w:after="0" w:before="0" w:line="240" w:lineRule="auto"/>
       </w:pPr>
       <w:rPr>
+        <w:rFonts w:eastAsia="黑体"/>
         <w:b/>
         <w:bCs/>
       </w:rPr>
@@ -4430,6 +4695,7 @@
         <w:spacing w:after="0" w:before="0" w:line="240" w:lineRule="auto"/>
       </w:pPr>
       <w:rPr>
+        <w:rFonts w:eastAsia="黑体"/>
         <w:b/>
         <w:bCs/>
       </w:rPr>
@@ -4447,12 +4713,14 @@
     </w:tblStylePr>
     <w:tblStylePr w:type="firstCol">
       <w:rPr>
+        <w:rFonts w:eastAsia="黑体"/>
         <w:b/>
         <w:bCs/>
       </w:rPr>
     </w:tblStylePr>
     <w:tblStylePr w:type="lastCol">
       <w:rPr>
+        <w:rFonts w:eastAsia="黑体"/>
         <w:b/>
         <w:bCs/>
       </w:rPr>
@@ -4491,6 +4759,7 @@
       <w:spacing w:after="0" w:line="240" w:lineRule="auto"/>
     </w:pPr>
     <w:rPr>
+      <w:rFonts w:eastAsia="黑体"/>
       <w:color w:themeColor="accent6" w:themeShade="BF" w:val="E36C0A"/>
     </w:rPr>
     <w:tblPr>
@@ -4513,6 +4782,7 @@
         <w:spacing w:after="0" w:before="0" w:line="240" w:lineRule="auto"/>
       </w:pPr>
       <w:rPr>
+        <w:rFonts w:eastAsia="黑体"/>
         <w:b/>
         <w:bCs/>
       </w:rPr>
@@ -4533,6 +4803,7 @@
         <w:spacing w:after="0" w:before="0" w:line="240" w:lineRule="auto"/>
       </w:pPr>
       <w:rPr>
+        <w:rFonts w:eastAsia="黑体"/>
         <w:b/>
         <w:bCs/>
       </w:rPr>
@@ -4550,12 +4821,14 @@
     </w:tblStylePr>
     <w:tblStylePr w:type="firstCol">
       <w:rPr>
+        <w:rFonts w:eastAsia="黑体"/>
         <w:b/>
         <w:bCs/>
       </w:rPr>
     </w:tblStylePr>
     <w:tblStylePr w:type="lastCol">
       <w:rPr>
+        <w:rFonts w:eastAsia="黑体"/>
         <w:b/>
         <w:bCs/>
       </w:rPr>
@@ -4615,6 +4888,7 @@
         <w:spacing w:after="0" w:before="0" w:line="240" w:lineRule="auto"/>
       </w:pPr>
       <w:rPr>
+        <w:rFonts w:eastAsia="黑体"/>
         <w:b/>
         <w:bCs/>
         <w:color w:themeColor="background1" w:val="FFFFFF"/>
@@ -4629,6 +4903,7 @@
         <w:spacing w:after="0" w:before="0" w:line="240" w:lineRule="auto"/>
       </w:pPr>
       <w:rPr>
+        <w:rFonts w:eastAsia="黑体"/>
         <w:b/>
         <w:bCs/>
       </w:rPr>
@@ -4644,12 +4919,14 @@
     </w:tblStylePr>
     <w:tblStylePr w:type="firstCol">
       <w:rPr>
+        <w:rFonts w:eastAsia="黑体"/>
         <w:b/>
         <w:bCs/>
       </w:rPr>
     </w:tblStylePr>
     <w:tblStylePr w:type="lastCol">
       <w:rPr>
+        <w:rFonts w:eastAsia="黑体"/>
         <w:b/>
         <w:bCs/>
       </w:rPr>
@@ -4707,6 +4984,7 @@
         <w:spacing w:after="0" w:before="0" w:line="240" w:lineRule="auto"/>
       </w:pPr>
       <w:rPr>
+        <w:rFonts w:eastAsia="黑体"/>
         <w:b/>
         <w:bCs/>
         <w:color w:themeColor="background1" w:val="FFFFFF"/>
@@ -4721,6 +4999,7 @@
         <w:spacing w:after="0" w:before="0" w:line="240" w:lineRule="auto"/>
       </w:pPr>
       <w:rPr>
+        <w:rFonts w:eastAsia="黑体"/>
         <w:b/>
         <w:bCs/>
       </w:rPr>
@@ -4736,12 +5015,14 @@
     </w:tblStylePr>
     <w:tblStylePr w:type="firstCol">
       <w:rPr>
+        <w:rFonts w:eastAsia="黑体"/>
         <w:b/>
         <w:bCs/>
       </w:rPr>
     </w:tblStylePr>
     <w:tblStylePr w:type="lastCol">
       <w:rPr>
+        <w:rFonts w:eastAsia="黑体"/>
         <w:b/>
         <w:bCs/>
       </w:rPr>
@@ -4799,6 +5080,7 @@
         <w:spacing w:after="0" w:before="0" w:line="240" w:lineRule="auto"/>
       </w:pPr>
       <w:rPr>
+        <w:rFonts w:eastAsia="黑体"/>
         <w:b/>
         <w:bCs/>
         <w:color w:themeColor="background1" w:val="FFFFFF"/>
@@ -4813,6 +5095,7 @@
         <w:spacing w:after="0" w:before="0" w:line="240" w:lineRule="auto"/>
       </w:pPr>
       <w:rPr>
+        <w:rFonts w:eastAsia="黑体"/>
         <w:b/>
         <w:bCs/>
       </w:rPr>
@@ -4828,12 +5111,14 @@
     </w:tblStylePr>
     <w:tblStylePr w:type="firstCol">
       <w:rPr>
+        <w:rFonts w:eastAsia="黑体"/>
         <w:b/>
         <w:bCs/>
       </w:rPr>
     </w:tblStylePr>
     <w:tblStylePr w:type="lastCol">
       <w:rPr>
+        <w:rFonts w:eastAsia="黑体"/>
         <w:b/>
         <w:bCs/>
       </w:rPr>
@@ -4891,6 +5176,7 @@
         <w:spacing w:after="0" w:before="0" w:line="240" w:lineRule="auto"/>
       </w:pPr>
       <w:rPr>
+        <w:rFonts w:eastAsia="黑体"/>
         <w:b/>
         <w:bCs/>
         <w:color w:themeColor="background1" w:val="FFFFFF"/>
@@ -4905,6 +5191,7 @@
         <w:spacing w:after="0" w:before="0" w:line="240" w:lineRule="auto"/>
       </w:pPr>
       <w:rPr>
+        <w:rFonts w:eastAsia="黑体"/>
         <w:b/>
         <w:bCs/>
       </w:rPr>
@@ -4920,12 +5207,14 @@
     </w:tblStylePr>
     <w:tblStylePr w:type="firstCol">
       <w:rPr>
+        <w:rFonts w:eastAsia="黑体"/>
         <w:b/>
         <w:bCs/>
       </w:rPr>
     </w:tblStylePr>
     <w:tblStylePr w:type="lastCol">
       <w:rPr>
+        <w:rFonts w:eastAsia="黑体"/>
         <w:b/>
         <w:bCs/>
       </w:rPr>
@@ -4983,6 +5272,7 @@
         <w:spacing w:after="0" w:before="0" w:line="240" w:lineRule="auto"/>
       </w:pPr>
       <w:rPr>
+        <w:rFonts w:eastAsia="黑体"/>
         <w:b/>
         <w:bCs/>
         <w:color w:themeColor="background1" w:val="FFFFFF"/>
@@ -4997,6 +5287,7 @@
         <w:spacing w:after="0" w:before="0" w:line="240" w:lineRule="auto"/>
       </w:pPr>
       <w:rPr>
+        <w:rFonts w:eastAsia="黑体"/>
         <w:b/>
         <w:bCs/>
       </w:rPr>
@@ -5012,12 +5303,14 @@
     </w:tblStylePr>
     <w:tblStylePr w:type="firstCol">
       <w:rPr>
+        <w:rFonts w:eastAsia="黑体"/>
         <w:b/>
         <w:bCs/>
       </w:rPr>
     </w:tblStylePr>
     <w:tblStylePr w:type="lastCol">
       <w:rPr>
+        <w:rFonts w:eastAsia="黑体"/>
         <w:b/>
         <w:bCs/>
       </w:rPr>
@@ -5075,6 +5368,7 @@
         <w:spacing w:after="0" w:before="0" w:line="240" w:lineRule="auto"/>
       </w:pPr>
       <w:rPr>
+        <w:rFonts w:eastAsia="黑体"/>
         <w:b/>
         <w:bCs/>
         <w:color w:themeColor="background1" w:val="FFFFFF"/>
@@ -5089,6 +5383,7 @@
         <w:spacing w:after="0" w:before="0" w:line="240" w:lineRule="auto"/>
       </w:pPr>
       <w:rPr>
+        <w:rFonts w:eastAsia="黑体"/>
         <w:b/>
         <w:bCs/>
       </w:rPr>
@@ -5104,12 +5399,14 @@
     </w:tblStylePr>
     <w:tblStylePr w:type="firstCol">
       <w:rPr>
+        <w:rFonts w:eastAsia="黑体"/>
         <w:b/>
         <w:bCs/>
       </w:rPr>
     </w:tblStylePr>
     <w:tblStylePr w:type="lastCol">
       <w:rPr>
+        <w:rFonts w:eastAsia="黑体"/>
         <w:b/>
         <w:bCs/>
       </w:rPr>
@@ -5167,6 +5464,7 @@
         <w:spacing w:after="0" w:before="0" w:line="240" w:lineRule="auto"/>
       </w:pPr>
       <w:rPr>
+        <w:rFonts w:eastAsia="黑体"/>
         <w:b/>
         <w:bCs/>
         <w:color w:themeColor="background1" w:val="FFFFFF"/>
@@ -5181,6 +5479,7 @@
         <w:spacing w:after="0" w:before="0" w:line="240" w:lineRule="auto"/>
       </w:pPr>
       <w:rPr>
+        <w:rFonts w:eastAsia="黑体"/>
         <w:b/>
         <w:bCs/>
       </w:rPr>
@@ -5196,12 +5495,14 @@
     </w:tblStylePr>
     <w:tblStylePr w:type="firstCol">
       <w:rPr>
+        <w:rFonts w:eastAsia="黑体"/>
         <w:b/>
         <w:bCs/>
       </w:rPr>
     </w:tblStylePr>
     <w:tblStylePr w:type="lastCol">
       <w:rPr>
+        <w:rFonts w:eastAsia="黑体"/>
         <w:b/>
         <w:bCs/>
       </w:rPr>
@@ -5261,7 +5562,7 @@
         <w:spacing w:after="0" w:before="0" w:line="240" w:lineRule="auto"/>
       </w:pPr>
       <w:rPr>
-        <w:rFonts w:asciiTheme="majorHAnsi" w:cstheme="majorBidi" w:eastAsiaTheme="majorEastAsia" w:hAnsiTheme="majorHAnsi"/>
+        <w:rFonts w:asciiTheme="majorHAnsi" w:cstheme="majorBidi" w:hAnsiTheme="majorHAnsi" w:eastAsia="黑体"/>
         <w:b/>
         <w:bCs/>
       </w:rPr>
@@ -5282,7 +5583,7 @@
         <w:spacing w:after="0" w:before="0" w:line="240" w:lineRule="auto"/>
       </w:pPr>
       <w:rPr>
-        <w:rFonts w:asciiTheme="majorHAnsi" w:cstheme="majorBidi" w:eastAsiaTheme="majorEastAsia" w:hAnsiTheme="majorHAnsi"/>
+        <w:rFonts w:asciiTheme="majorHAnsi" w:cstheme="majorBidi" w:hAnsiTheme="majorHAnsi" w:eastAsia="黑体"/>
         <w:b/>
         <w:bCs/>
       </w:rPr>
@@ -5300,14 +5601,14 @@
     </w:tblStylePr>
     <w:tblStylePr w:type="firstCol">
       <w:rPr>
-        <w:rFonts w:asciiTheme="majorHAnsi" w:cstheme="majorBidi" w:eastAsiaTheme="majorEastAsia" w:hAnsiTheme="majorHAnsi"/>
+        <w:rFonts w:asciiTheme="majorHAnsi" w:cstheme="majorBidi" w:hAnsiTheme="majorHAnsi" w:eastAsia="黑体"/>
         <w:b/>
         <w:bCs/>
       </w:rPr>
     </w:tblStylePr>
     <w:tblStylePr w:type="lastCol">
       <w:rPr>
-        <w:rFonts w:asciiTheme="majorHAnsi" w:cstheme="majorBidi" w:eastAsiaTheme="majorEastAsia" w:hAnsiTheme="majorHAnsi"/>
+        <w:rFonts w:asciiTheme="majorHAnsi" w:cstheme="majorBidi" w:hAnsiTheme="majorHAnsi" w:eastAsia="黑体"/>
         <w:b/>
         <w:bCs/>
       </w:rPr>
@@ -5391,7 +5692,7 @@
         <w:spacing w:after="0" w:before="0" w:line="240" w:lineRule="auto"/>
       </w:pPr>
       <w:rPr>
-        <w:rFonts w:asciiTheme="majorHAnsi" w:cstheme="majorBidi" w:eastAsiaTheme="majorEastAsia" w:hAnsiTheme="majorHAnsi"/>
+        <w:rFonts w:asciiTheme="majorHAnsi" w:cstheme="majorBidi" w:hAnsiTheme="majorHAnsi" w:eastAsia="黑体"/>
         <w:b/>
         <w:bCs/>
       </w:rPr>
@@ -5412,7 +5713,7 @@
         <w:spacing w:after="0" w:before="0" w:line="240" w:lineRule="auto"/>
       </w:pPr>
       <w:rPr>
-        <w:rFonts w:asciiTheme="majorHAnsi" w:cstheme="majorBidi" w:eastAsiaTheme="majorEastAsia" w:hAnsiTheme="majorHAnsi"/>
+        <w:rFonts w:asciiTheme="majorHAnsi" w:cstheme="majorBidi" w:hAnsiTheme="majorHAnsi" w:eastAsia="黑体"/>
         <w:b/>
         <w:bCs/>
       </w:rPr>
@@ -5430,14 +5731,14 @@
     </w:tblStylePr>
     <w:tblStylePr w:type="firstCol">
       <w:rPr>
-        <w:rFonts w:asciiTheme="majorHAnsi" w:cstheme="majorBidi" w:eastAsiaTheme="majorEastAsia" w:hAnsiTheme="majorHAnsi"/>
+        <w:rFonts w:asciiTheme="majorHAnsi" w:cstheme="majorBidi" w:hAnsiTheme="majorHAnsi" w:eastAsia="黑体"/>
         <w:b/>
         <w:bCs/>
       </w:rPr>
     </w:tblStylePr>
     <w:tblStylePr w:type="lastCol">
       <w:rPr>
-        <w:rFonts w:asciiTheme="majorHAnsi" w:cstheme="majorBidi" w:eastAsiaTheme="majorEastAsia" w:hAnsiTheme="majorHAnsi"/>
+        <w:rFonts w:asciiTheme="majorHAnsi" w:cstheme="majorBidi" w:hAnsiTheme="majorHAnsi" w:eastAsia="黑体"/>
         <w:b/>
         <w:bCs/>
       </w:rPr>
@@ -5521,7 +5822,7 @@
         <w:spacing w:after="0" w:before="0" w:line="240" w:lineRule="auto"/>
       </w:pPr>
       <w:rPr>
-        <w:rFonts w:asciiTheme="majorHAnsi" w:cstheme="majorBidi" w:eastAsiaTheme="majorEastAsia" w:hAnsiTheme="majorHAnsi"/>
+        <w:rFonts w:asciiTheme="majorHAnsi" w:cstheme="majorBidi" w:hAnsiTheme="majorHAnsi" w:eastAsia="黑体"/>
         <w:b/>
         <w:bCs/>
       </w:rPr>
@@ -5542,7 +5843,7 @@
         <w:spacing w:after="0" w:before="0" w:line="240" w:lineRule="auto"/>
       </w:pPr>
       <w:rPr>
-        <w:rFonts w:asciiTheme="majorHAnsi" w:cstheme="majorBidi" w:eastAsiaTheme="majorEastAsia" w:hAnsiTheme="majorHAnsi"/>
+        <w:rFonts w:asciiTheme="majorHAnsi" w:cstheme="majorBidi" w:hAnsiTheme="majorHAnsi" w:eastAsia="黑体"/>
         <w:b/>
         <w:bCs/>
       </w:rPr>
@@ -5560,14 +5861,14 @@
     </w:tblStylePr>
     <w:tblStylePr w:type="firstCol">
       <w:rPr>
-        <w:rFonts w:asciiTheme="majorHAnsi" w:cstheme="majorBidi" w:eastAsiaTheme="majorEastAsia" w:hAnsiTheme="majorHAnsi"/>
+        <w:rFonts w:asciiTheme="majorHAnsi" w:cstheme="majorBidi" w:hAnsiTheme="majorHAnsi" w:eastAsia="黑体"/>
         <w:b/>
         <w:bCs/>
       </w:rPr>
     </w:tblStylePr>
     <w:tblStylePr w:type="lastCol">
       <w:rPr>
-        <w:rFonts w:asciiTheme="majorHAnsi" w:cstheme="majorBidi" w:eastAsiaTheme="majorEastAsia" w:hAnsiTheme="majorHAnsi"/>
+        <w:rFonts w:asciiTheme="majorHAnsi" w:cstheme="majorBidi" w:hAnsiTheme="majorHAnsi" w:eastAsia="黑体"/>
         <w:b/>
         <w:bCs/>
       </w:rPr>
@@ -5651,7 +5952,7 @@
         <w:spacing w:after="0" w:before="0" w:line="240" w:lineRule="auto"/>
       </w:pPr>
       <w:rPr>
-        <w:rFonts w:asciiTheme="majorHAnsi" w:cstheme="majorBidi" w:eastAsiaTheme="majorEastAsia" w:hAnsiTheme="majorHAnsi"/>
+        <w:rFonts w:asciiTheme="majorHAnsi" w:cstheme="majorBidi" w:hAnsiTheme="majorHAnsi" w:eastAsia="黑体"/>
         <w:b/>
         <w:bCs/>
       </w:rPr>
@@ -5672,7 +5973,7 @@
         <w:spacing w:after="0" w:before="0" w:line="240" w:lineRule="auto"/>
       </w:pPr>
       <w:rPr>
-        <w:rFonts w:asciiTheme="majorHAnsi" w:cstheme="majorBidi" w:eastAsiaTheme="majorEastAsia" w:hAnsiTheme="majorHAnsi"/>
+        <w:rFonts w:asciiTheme="majorHAnsi" w:cstheme="majorBidi" w:hAnsiTheme="majorHAnsi" w:eastAsia="黑体"/>
         <w:b/>
         <w:bCs/>
       </w:rPr>
@@ -5690,14 +5991,14 @@
     </w:tblStylePr>
     <w:tblStylePr w:type="firstCol">
       <w:rPr>
-        <w:rFonts w:asciiTheme="majorHAnsi" w:cstheme="majorBidi" w:eastAsiaTheme="majorEastAsia" w:hAnsiTheme="majorHAnsi"/>
+        <w:rFonts w:asciiTheme="majorHAnsi" w:cstheme="majorBidi" w:hAnsiTheme="majorHAnsi" w:eastAsia="黑体"/>
         <w:b/>
         <w:bCs/>
       </w:rPr>
     </w:tblStylePr>
     <w:tblStylePr w:type="lastCol">
       <w:rPr>
-        <w:rFonts w:asciiTheme="majorHAnsi" w:cstheme="majorBidi" w:eastAsiaTheme="majorEastAsia" w:hAnsiTheme="majorHAnsi"/>
+        <w:rFonts w:asciiTheme="majorHAnsi" w:cstheme="majorBidi" w:hAnsiTheme="majorHAnsi" w:eastAsia="黑体"/>
         <w:b/>
         <w:bCs/>
       </w:rPr>
@@ -5781,7 +6082,7 @@
         <w:spacing w:after="0" w:before="0" w:line="240" w:lineRule="auto"/>
       </w:pPr>
       <w:rPr>
-        <w:rFonts w:asciiTheme="majorHAnsi" w:cstheme="majorBidi" w:eastAsiaTheme="majorEastAsia" w:hAnsiTheme="majorHAnsi"/>
+        <w:rFonts w:asciiTheme="majorHAnsi" w:cstheme="majorBidi" w:hAnsiTheme="majorHAnsi" w:eastAsia="黑体"/>
         <w:b/>
         <w:bCs/>
       </w:rPr>
@@ -5802,7 +6103,7 @@
         <w:spacing w:after="0" w:before="0" w:line="240" w:lineRule="auto"/>
       </w:pPr>
       <w:rPr>
-        <w:rFonts w:asciiTheme="majorHAnsi" w:cstheme="majorBidi" w:eastAsiaTheme="majorEastAsia" w:hAnsiTheme="majorHAnsi"/>
+        <w:rFonts w:asciiTheme="majorHAnsi" w:cstheme="majorBidi" w:hAnsiTheme="majorHAnsi" w:eastAsia="黑体"/>
         <w:b/>
         <w:bCs/>
       </w:rPr>
@@ -5820,14 +6121,14 @@
     </w:tblStylePr>
     <w:tblStylePr w:type="firstCol">
       <w:rPr>
-        <w:rFonts w:asciiTheme="majorHAnsi" w:cstheme="majorBidi" w:eastAsiaTheme="majorEastAsia" w:hAnsiTheme="majorHAnsi"/>
+        <w:rFonts w:asciiTheme="majorHAnsi" w:cstheme="majorBidi" w:hAnsiTheme="majorHAnsi" w:eastAsia="黑体"/>
         <w:b/>
         <w:bCs/>
       </w:rPr>
     </w:tblStylePr>
     <w:tblStylePr w:type="lastCol">
       <w:rPr>
-        <w:rFonts w:asciiTheme="majorHAnsi" w:cstheme="majorBidi" w:eastAsiaTheme="majorEastAsia" w:hAnsiTheme="majorHAnsi"/>
+        <w:rFonts w:asciiTheme="majorHAnsi" w:cstheme="majorBidi" w:hAnsiTheme="majorHAnsi" w:eastAsia="黑体"/>
         <w:b/>
         <w:bCs/>
       </w:rPr>
@@ -5911,7 +6212,7 @@
         <w:spacing w:after="0" w:before="0" w:line="240" w:lineRule="auto"/>
       </w:pPr>
       <w:rPr>
-        <w:rFonts w:asciiTheme="majorHAnsi" w:cstheme="majorBidi" w:eastAsiaTheme="majorEastAsia" w:hAnsiTheme="majorHAnsi"/>
+        <w:rFonts w:asciiTheme="majorHAnsi" w:cstheme="majorBidi" w:hAnsiTheme="majorHAnsi" w:eastAsia="黑体"/>
         <w:b/>
         <w:bCs/>
       </w:rPr>
@@ -5932,7 +6233,7 @@
         <w:spacing w:after="0" w:before="0" w:line="240" w:lineRule="auto"/>
       </w:pPr>
       <w:rPr>
-        <w:rFonts w:asciiTheme="majorHAnsi" w:cstheme="majorBidi" w:eastAsiaTheme="majorEastAsia" w:hAnsiTheme="majorHAnsi"/>
+        <w:rFonts w:asciiTheme="majorHAnsi" w:cstheme="majorBidi" w:hAnsiTheme="majorHAnsi" w:eastAsia="黑体"/>
         <w:b/>
         <w:bCs/>
       </w:rPr>
@@ -5950,14 +6251,14 @@
     </w:tblStylePr>
     <w:tblStylePr w:type="firstCol">
       <w:rPr>
-        <w:rFonts w:asciiTheme="majorHAnsi" w:cstheme="majorBidi" w:eastAsiaTheme="majorEastAsia" w:hAnsiTheme="majorHAnsi"/>
+        <w:rFonts w:asciiTheme="majorHAnsi" w:cstheme="majorBidi" w:hAnsiTheme="majorHAnsi" w:eastAsia="黑体"/>
         <w:b/>
         <w:bCs/>
       </w:rPr>
     </w:tblStylePr>
     <w:tblStylePr w:type="lastCol">
       <w:rPr>
-        <w:rFonts w:asciiTheme="majorHAnsi" w:cstheme="majorBidi" w:eastAsiaTheme="majorEastAsia" w:hAnsiTheme="majorHAnsi"/>
+        <w:rFonts w:asciiTheme="majorHAnsi" w:cstheme="majorBidi" w:hAnsiTheme="majorHAnsi" w:eastAsia="黑体"/>
         <w:b/>
         <w:bCs/>
       </w:rPr>
@@ -6041,7 +6342,7 @@
         <w:spacing w:after="0" w:before="0" w:line="240" w:lineRule="auto"/>
       </w:pPr>
       <w:rPr>
-        <w:rFonts w:asciiTheme="majorHAnsi" w:cstheme="majorBidi" w:eastAsiaTheme="majorEastAsia" w:hAnsiTheme="majorHAnsi"/>
+        <w:rFonts w:asciiTheme="majorHAnsi" w:cstheme="majorBidi" w:hAnsiTheme="majorHAnsi" w:eastAsia="黑体"/>
         <w:b/>
         <w:bCs/>
       </w:rPr>
@@ -6062,7 +6363,7 @@
         <w:spacing w:after="0" w:before="0" w:line="240" w:lineRule="auto"/>
       </w:pPr>
       <w:rPr>
-        <w:rFonts w:asciiTheme="majorHAnsi" w:cstheme="majorBidi" w:eastAsiaTheme="majorEastAsia" w:hAnsiTheme="majorHAnsi"/>
+        <w:rFonts w:asciiTheme="majorHAnsi" w:cstheme="majorBidi" w:hAnsiTheme="majorHAnsi" w:eastAsia="黑体"/>
         <w:b/>
         <w:bCs/>
       </w:rPr>
@@ -6080,14 +6381,14 @@
     </w:tblStylePr>
     <w:tblStylePr w:type="firstCol">
       <w:rPr>
-        <w:rFonts w:asciiTheme="majorHAnsi" w:cstheme="majorBidi" w:eastAsiaTheme="majorEastAsia" w:hAnsiTheme="majorHAnsi"/>
+        <w:rFonts w:asciiTheme="majorHAnsi" w:cstheme="majorBidi" w:hAnsiTheme="majorHAnsi" w:eastAsia="黑体"/>
         <w:b/>
         <w:bCs/>
       </w:rPr>
     </w:tblStylePr>
     <w:tblStylePr w:type="lastCol">
       <w:rPr>
-        <w:rFonts w:asciiTheme="majorHAnsi" w:cstheme="majorBidi" w:eastAsiaTheme="majorEastAsia" w:hAnsiTheme="majorHAnsi"/>
+        <w:rFonts w:asciiTheme="majorHAnsi" w:cstheme="majorBidi" w:hAnsiTheme="majorHAnsi" w:eastAsia="黑体"/>
         <w:b/>
         <w:bCs/>
       </w:rPr>
@@ -6170,6 +6471,7 @@
         <w:spacing w:after="0" w:before="0" w:line="240" w:lineRule="auto"/>
       </w:pPr>
       <w:rPr>
+        <w:rFonts w:eastAsia="黑体"/>
         <w:b/>
         <w:bCs/>
         <w:color w:themeColor="background1" w:val="FFFFFF"/>
@@ -6192,6 +6494,7 @@
         <w:spacing w:after="0" w:before="0" w:line="240" w:lineRule="auto"/>
       </w:pPr>
       <w:rPr>
+        <w:rFonts w:eastAsia="黑体"/>
         <w:b/>
         <w:bCs/>
       </w:rPr>
@@ -6209,12 +6512,14 @@
     </w:tblStylePr>
     <w:tblStylePr w:type="firstCol">
       <w:rPr>
+        <w:rFonts w:eastAsia="黑体"/>
         <w:b/>
         <w:bCs/>
       </w:rPr>
     </w:tblStylePr>
     <w:tblStylePr w:type="lastCol">
       <w:rPr>
+        <w:rFonts w:eastAsia="黑体"/>
         <w:b/>
         <w:bCs/>
       </w:rPr>
@@ -6276,6 +6581,7 @@
         <w:spacing w:after="0" w:before="0" w:line="240" w:lineRule="auto"/>
       </w:pPr>
       <w:rPr>
+        <w:rFonts w:eastAsia="黑体"/>
         <w:b/>
         <w:bCs/>
         <w:color w:themeColor="background1" w:val="FFFFFF"/>
@@ -6298,6 +6604,7 @@
         <w:spacing w:after="0" w:before="0" w:line="240" w:lineRule="auto"/>
       </w:pPr>
       <w:rPr>
+        <w:rFonts w:eastAsia="黑体"/>
         <w:b/>
         <w:bCs/>
       </w:rPr>
@@ -6315,12 +6622,14 @@
     </w:tblStylePr>
     <w:tblStylePr w:type="firstCol">
       <w:rPr>
+        <w:rFonts w:eastAsia="黑体"/>
         <w:b/>
         <w:bCs/>
       </w:rPr>
     </w:tblStylePr>
     <w:tblStylePr w:type="lastCol">
       <w:rPr>
+        <w:rFonts w:eastAsia="黑体"/>
         <w:b/>
         <w:bCs/>
       </w:rPr>
@@ -6382,6 +6691,7 @@
         <w:spacing w:after="0" w:before="0" w:line="240" w:lineRule="auto"/>
       </w:pPr>
       <w:rPr>
+        <w:rFonts w:eastAsia="黑体"/>
         <w:b/>
         <w:bCs/>
         <w:color w:themeColor="background1" w:val="FFFFFF"/>
@@ -6404,6 +6714,7 @@
         <w:spacing w:after="0" w:before="0" w:line="240" w:lineRule="auto"/>
       </w:pPr>
       <w:rPr>
+        <w:rFonts w:eastAsia="黑体"/>
         <w:b/>
         <w:bCs/>
       </w:rPr>
@@ -6421,12 +6732,14 @@
     </w:tblStylePr>
     <w:tblStylePr w:type="firstCol">
       <w:rPr>
+        <w:rFonts w:eastAsia="黑体"/>
         <w:b/>
         <w:bCs/>
       </w:rPr>
     </w:tblStylePr>
     <w:tblStylePr w:type="lastCol">
       <w:rPr>
+        <w:rFonts w:eastAsia="黑体"/>
         <w:b/>
         <w:bCs/>
       </w:rPr>
@@ -6488,6 +6801,7 @@
         <w:spacing w:after="0" w:before="0" w:line="240" w:lineRule="auto"/>
       </w:pPr>
       <w:rPr>
+        <w:rFonts w:eastAsia="黑体"/>
         <w:b/>
         <w:bCs/>
         <w:color w:themeColor="background1" w:val="FFFFFF"/>
@@ -6510,6 +6824,7 @@
         <w:spacing w:after="0" w:before="0" w:line="240" w:lineRule="auto"/>
       </w:pPr>
       <w:rPr>
+        <w:rFonts w:eastAsia="黑体"/>
         <w:b/>
         <w:bCs/>
       </w:rPr>
@@ -6527,12 +6842,14 @@
     </w:tblStylePr>
     <w:tblStylePr w:type="firstCol">
       <w:rPr>
+        <w:rFonts w:eastAsia="黑体"/>
         <w:b/>
         <w:bCs/>
       </w:rPr>
     </w:tblStylePr>
     <w:tblStylePr w:type="lastCol">
       <w:rPr>
+        <w:rFonts w:eastAsia="黑体"/>
         <w:b/>
         <w:bCs/>
       </w:rPr>
@@ -6594,6 +6911,7 @@
         <w:spacing w:after="0" w:before="0" w:line="240" w:lineRule="auto"/>
       </w:pPr>
       <w:rPr>
+        <w:rFonts w:eastAsia="黑体"/>
         <w:b/>
         <w:bCs/>
         <w:color w:themeColor="background1" w:val="FFFFFF"/>
@@ -6616,6 +6934,7 @@
         <w:spacing w:after="0" w:before="0" w:line="240" w:lineRule="auto"/>
       </w:pPr>
       <w:rPr>
+        <w:rFonts w:eastAsia="黑体"/>
         <w:b/>
         <w:bCs/>
       </w:rPr>
@@ -6633,12 +6952,14 @@
     </w:tblStylePr>
     <w:tblStylePr w:type="firstCol">
       <w:rPr>
+        <w:rFonts w:eastAsia="黑体"/>
         <w:b/>
         <w:bCs/>
       </w:rPr>
     </w:tblStylePr>
     <w:tblStylePr w:type="lastCol">
       <w:rPr>
+        <w:rFonts w:eastAsia="黑体"/>
         <w:b/>
         <w:bCs/>
       </w:rPr>
@@ -6700,6 +7021,7 @@
         <w:spacing w:after="0" w:before="0" w:line="240" w:lineRule="auto"/>
       </w:pPr>
       <w:rPr>
+        <w:rFonts w:eastAsia="黑体"/>
         <w:b/>
         <w:bCs/>
         <w:color w:themeColor="background1" w:val="FFFFFF"/>
@@ -6722,6 +7044,7 @@
         <w:spacing w:after="0" w:before="0" w:line="240" w:lineRule="auto"/>
       </w:pPr>
       <w:rPr>
+        <w:rFonts w:eastAsia="黑体"/>
         <w:b/>
         <w:bCs/>
       </w:rPr>
@@ -6739,12 +7062,14 @@
     </w:tblStylePr>
     <w:tblStylePr w:type="firstCol">
       <w:rPr>
+        <w:rFonts w:eastAsia="黑体"/>
         <w:b/>
         <w:bCs/>
       </w:rPr>
     </w:tblStylePr>
     <w:tblStylePr w:type="lastCol">
       <w:rPr>
+        <w:rFonts w:eastAsia="黑体"/>
         <w:b/>
         <w:bCs/>
       </w:rPr>
@@ -6806,6 +7131,7 @@
         <w:spacing w:after="0" w:before="0" w:line="240" w:lineRule="auto"/>
       </w:pPr>
       <w:rPr>
+        <w:rFonts w:eastAsia="黑体"/>
         <w:b/>
         <w:bCs/>
         <w:color w:themeColor="background1" w:val="FFFFFF"/>
@@ -6828,6 +7154,7 @@
         <w:spacing w:after="0" w:before="0" w:line="240" w:lineRule="auto"/>
       </w:pPr>
       <w:rPr>
+        <w:rFonts w:eastAsia="黑体"/>
         <w:b/>
         <w:bCs/>
       </w:rPr>
@@ -6845,12 +7172,14 @@
     </w:tblStylePr>
     <w:tblStylePr w:type="firstCol">
       <w:rPr>
+        <w:rFonts w:eastAsia="黑体"/>
         <w:b/>
         <w:bCs/>
       </w:rPr>
     </w:tblStylePr>
     <w:tblStylePr w:type="lastCol">
       <w:rPr>
+        <w:rFonts w:eastAsia="黑体"/>
         <w:b/>
         <w:bCs/>
       </w:rPr>
@@ -6909,6 +7238,7 @@
         <w:spacing w:after="0" w:before="0" w:line="240" w:lineRule="auto"/>
       </w:pPr>
       <w:rPr>
+        <w:rFonts w:eastAsia="黑体"/>
         <w:b/>
         <w:bCs/>
         <w:color w:themeColor="background1" w:val="FFFFFF"/>
@@ -6931,6 +7261,7 @@
         <w:spacing w:after="0" w:before="0" w:line="240" w:lineRule="auto"/>
       </w:pPr>
       <w:rPr>
+        <w:rFonts w:eastAsia="黑体"/>
         <w:color w:val="auto"/>
       </w:rPr>
       <w:tblPr/>
@@ -6948,6 +7279,7 @@
     </w:tblStylePr>
     <w:tblStylePr w:type="firstCol">
       <w:rPr>
+        <w:rFonts w:eastAsia="黑体"/>
         <w:b/>
         <w:bCs/>
         <w:color w:themeColor="background1" w:val="FFFFFF"/>
@@ -6967,6 +7299,7 @@
     </w:tblStylePr>
     <w:tblStylePr w:type="lastCol">
       <w:rPr>
+        <w:rFonts w:eastAsia="黑体"/>
         <w:b/>
         <w:bCs/>
         <w:color w:themeColor="background1" w:val="FFFFFF"/>
@@ -7015,6 +7348,7 @@
     </w:tblStylePr>
     <w:tblStylePr w:type="nwCell">
       <w:rPr>
+        <w:rFonts w:eastAsia="黑体"/>
         <w:color w:themeColor="background1" w:val="FFFFFF"/>
       </w:rPr>
       <w:tblPr/>
@@ -7058,6 +7392,7 @@
         <w:spacing w:after="0" w:before="0" w:line="240" w:lineRule="auto"/>
       </w:pPr>
       <w:rPr>
+        <w:rFonts w:eastAsia="黑体"/>
         <w:b/>
         <w:bCs/>
         <w:color w:themeColor="background1" w:val="FFFFFF"/>
@@ -7080,6 +7415,7 @@
         <w:spacing w:after="0" w:before="0" w:line="240" w:lineRule="auto"/>
       </w:pPr>
       <w:rPr>
+        <w:rFonts w:eastAsia="黑体"/>
         <w:color w:val="auto"/>
       </w:rPr>
       <w:tblPr/>
@@ -7097,6 +7433,7 @@
     </w:tblStylePr>
     <w:tblStylePr w:type="firstCol">
       <w:rPr>
+        <w:rFonts w:eastAsia="黑体"/>
         <w:b/>
         <w:bCs/>
         <w:color w:themeColor="background1" w:val="FFFFFF"/>
@@ -7116,6 +7453,7 @@
     </w:tblStylePr>
     <w:tblStylePr w:type="lastCol">
       <w:rPr>
+        <w:rFonts w:eastAsia="黑体"/>
         <w:b/>
         <w:bCs/>
         <w:color w:themeColor="background1" w:val="FFFFFF"/>
@@ -7164,6 +7502,7 @@
     </w:tblStylePr>
     <w:tblStylePr w:type="nwCell">
       <w:rPr>
+        <w:rFonts w:eastAsia="黑体"/>
         <w:color w:themeColor="background1" w:val="FFFFFF"/>
       </w:rPr>
       <w:tblPr/>
@@ -7207,6 +7546,7 @@
         <w:spacing w:after="0" w:before="0" w:line="240" w:lineRule="auto"/>
       </w:pPr>
       <w:rPr>
+        <w:rFonts w:eastAsia="黑体"/>
         <w:b/>
         <w:bCs/>
         <w:color w:themeColor="background1" w:val="FFFFFF"/>
@@ -7229,6 +7569,7 @@
         <w:spacing w:after="0" w:before="0" w:line="240" w:lineRule="auto"/>
       </w:pPr>
       <w:rPr>
+        <w:rFonts w:eastAsia="黑体"/>
         <w:color w:val="auto"/>
       </w:rPr>
       <w:tblPr/>
@@ -7246,6 +7587,7 @@
     </w:tblStylePr>
     <w:tblStylePr w:type="firstCol">
       <w:rPr>
+        <w:rFonts w:eastAsia="黑体"/>
         <w:b/>
         <w:bCs/>
         <w:color w:themeColor="background1" w:val="FFFFFF"/>
@@ -7265,6 +7607,7 @@
     </w:tblStylePr>
     <w:tblStylePr w:type="lastCol">
       <w:rPr>
+        <w:rFonts w:eastAsia="黑体"/>
         <w:b/>
         <w:bCs/>
         <w:color w:themeColor="background1" w:val="FFFFFF"/>
@@ -7313,6 +7656,7 @@
     </w:tblStylePr>
     <w:tblStylePr w:type="nwCell">
       <w:rPr>
+        <w:rFonts w:eastAsia="黑体"/>
         <w:color w:themeColor="background1" w:val="FFFFFF"/>
       </w:rPr>
       <w:tblPr/>
@@ -7356,6 +7700,7 @@
         <w:spacing w:after="0" w:before="0" w:line="240" w:lineRule="auto"/>
       </w:pPr>
       <w:rPr>
+        <w:rFonts w:eastAsia="黑体"/>
         <w:b/>
         <w:bCs/>
         <w:color w:themeColor="background1" w:val="FFFFFF"/>
@@ -7378,6 +7723,7 @@
         <w:spacing w:after="0" w:before="0" w:line="240" w:lineRule="auto"/>
       </w:pPr>
       <w:rPr>
+        <w:rFonts w:eastAsia="黑体"/>
         <w:color w:val="auto"/>
       </w:rPr>
       <w:tblPr/>
@@ -7395,6 +7741,7 @@
     </w:tblStylePr>
     <w:tblStylePr w:type="firstCol">
       <w:rPr>
+        <w:rFonts w:eastAsia="黑体"/>
         <w:b/>
         <w:bCs/>
         <w:color w:themeColor="background1" w:val="FFFFFF"/>
@@ -7414,6 +7761,7 @@
     </w:tblStylePr>
     <w:tblStylePr w:type="lastCol">
       <w:rPr>
+        <w:rFonts w:eastAsia="黑体"/>
         <w:b/>
         <w:bCs/>
         <w:color w:themeColor="background1" w:val="FFFFFF"/>
@@ -7462,6 +7810,7 @@
     </w:tblStylePr>
     <w:tblStylePr w:type="nwCell">
       <w:rPr>
+        <w:rFonts w:eastAsia="黑体"/>
         <w:color w:themeColor="background1" w:val="FFFFFF"/>
       </w:rPr>
       <w:tblPr/>
@@ -7505,6 +7854,7 @@
         <w:spacing w:after="0" w:before="0" w:line="240" w:lineRule="auto"/>
       </w:pPr>
       <w:rPr>
+        <w:rFonts w:eastAsia="黑体"/>
         <w:b/>
         <w:bCs/>
         <w:color w:themeColor="background1" w:val="FFFFFF"/>
@@ -7527,6 +7877,7 @@
         <w:spacing w:after="0" w:before="0" w:line="240" w:lineRule="auto"/>
       </w:pPr>
       <w:rPr>
+        <w:rFonts w:eastAsia="黑体"/>
         <w:color w:val="auto"/>
       </w:rPr>
       <w:tblPr/>
@@ -7544,6 +7895,7 @@
     </w:tblStylePr>
     <w:tblStylePr w:type="firstCol">
       <w:rPr>
+        <w:rFonts w:eastAsia="黑体"/>
         <w:b/>
         <w:bCs/>
         <w:color w:themeColor="background1" w:val="FFFFFF"/>
@@ -7563,6 +7915,7 @@
     </w:tblStylePr>
     <w:tblStylePr w:type="lastCol">
       <w:rPr>
+        <w:rFonts w:eastAsia="黑体"/>
         <w:b/>
         <w:bCs/>
         <w:color w:themeColor="background1" w:val="FFFFFF"/>
@@ -7611,6 +7964,7 @@
     </w:tblStylePr>
     <w:tblStylePr w:type="nwCell">
       <w:rPr>
+        <w:rFonts w:eastAsia="黑体"/>
         <w:color w:themeColor="background1" w:val="FFFFFF"/>
       </w:rPr>
       <w:tblPr/>
@@ -7654,6 +8008,7 @@
         <w:spacing w:after="0" w:before="0" w:line="240" w:lineRule="auto"/>
       </w:pPr>
       <w:rPr>
+        <w:rFonts w:eastAsia="黑体"/>
         <w:b/>
         <w:bCs/>
         <w:color w:themeColor="background1" w:val="FFFFFF"/>
@@ -7676,6 +8031,7 @@
         <w:spacing w:after="0" w:before="0" w:line="240" w:lineRule="auto"/>
       </w:pPr>
       <w:rPr>
+        <w:rFonts w:eastAsia="黑体"/>
         <w:color w:val="auto"/>
       </w:rPr>
       <w:tblPr/>
@@ -7693,6 +8049,7 @@
     </w:tblStylePr>
     <w:tblStylePr w:type="firstCol">
       <w:rPr>
+        <w:rFonts w:eastAsia="黑体"/>
         <w:b/>
         <w:bCs/>
         <w:color w:themeColor="background1" w:val="FFFFFF"/>
@@ -7712,6 +8069,7 @@
     </w:tblStylePr>
     <w:tblStylePr w:type="lastCol">
       <w:rPr>
+        <w:rFonts w:eastAsia="黑体"/>
         <w:b/>
         <w:bCs/>
         <w:color w:themeColor="background1" w:val="FFFFFF"/>
@@ -7760,6 +8118,7 @@
     </w:tblStylePr>
     <w:tblStylePr w:type="nwCell">
       <w:rPr>
+        <w:rFonts w:eastAsia="黑体"/>
         <w:color w:themeColor="background1" w:val="FFFFFF"/>
       </w:rPr>
       <w:tblPr/>
@@ -7803,6 +8162,7 @@
         <w:spacing w:after="0" w:before="0" w:line="240" w:lineRule="auto"/>
       </w:pPr>
       <w:rPr>
+        <w:rFonts w:eastAsia="黑体"/>
         <w:b/>
         <w:bCs/>
         <w:color w:themeColor="background1" w:val="FFFFFF"/>
@@ -7825,6 +8185,7 @@
         <w:spacing w:after="0" w:before="0" w:line="240" w:lineRule="auto"/>
       </w:pPr>
       <w:rPr>
+        <w:rFonts w:eastAsia="黑体"/>
         <w:color w:val="auto"/>
       </w:rPr>
       <w:tblPr/>
@@ -7842,6 +8203,7 @@
     </w:tblStylePr>
     <w:tblStylePr w:type="firstCol">
       <w:rPr>
+        <w:rFonts w:eastAsia="黑体"/>
         <w:b/>
         <w:bCs/>
         <w:color w:themeColor="background1" w:val="FFFFFF"/>
@@ -7861,6 +8223,7 @@
     </w:tblStylePr>
     <w:tblStylePr w:type="lastCol">
       <w:rPr>
+        <w:rFonts w:eastAsia="黑体"/>
         <w:b/>
         <w:bCs/>
         <w:color w:themeColor="background1" w:val="FFFFFF"/>
@@ -7909,6 +8272,7 @@
     </w:tblStylePr>
     <w:tblStylePr w:type="nwCell">
       <w:rPr>
+        <w:rFonts w:eastAsia="黑体"/>
         <w:color w:themeColor="background1" w:val="FFFFFF"/>
       </w:rPr>
       <w:tblPr/>
@@ -7933,6 +8297,7 @@
       <w:spacing w:after="0" w:line="240" w:lineRule="auto"/>
     </w:pPr>
     <w:rPr>
+      <w:rFonts w:eastAsia="黑体"/>
       <w:color w:themeColor="text1" w:val="000000"/>
     </w:rPr>
     <w:tblPr>
@@ -7952,7 +8317,7 @@
     </w:tblPr>
     <w:tblStylePr w:type="firstRow">
       <w:rPr>
-        <w:rFonts w:asciiTheme="majorHAnsi" w:cstheme="majorBidi" w:eastAsiaTheme="majorEastAsia" w:hAnsiTheme="majorHAnsi"/>
+        <w:rFonts w:asciiTheme="majorHAnsi" w:cstheme="majorBidi" w:hAnsiTheme="majorHAnsi" w:eastAsia="黑体"/>
       </w:rPr>
       <w:tblPr/>
       <w:tcPr>
@@ -7964,6 +8329,7 @@
     </w:tblStylePr>
     <w:tblStylePr w:type="lastRow">
       <w:rPr>
+        <w:rFonts w:eastAsia="黑体"/>
         <w:b/>
         <w:bCs/>
         <w:color w:themeColor="text2" w:val="1F497D"/>
@@ -7978,12 +8344,14 @@
     </w:tblStylePr>
     <w:tblStylePr w:type="firstCol">
       <w:rPr>
+        <w:rFonts w:eastAsia="黑体"/>
         <w:b/>
         <w:bCs/>
       </w:rPr>
     </w:tblStylePr>
     <w:tblStylePr w:type="lastCol">
       <w:rPr>
+        <w:rFonts w:eastAsia="黑体"/>
         <w:b/>
         <w:bCs/>
       </w:rPr>
@@ -8017,6 +8385,7 @@
       <w:spacing w:after="0" w:line="240" w:lineRule="auto"/>
     </w:pPr>
     <w:rPr>
+      <w:rFonts w:eastAsia="黑体"/>
       <w:color w:themeColor="text1" w:val="000000"/>
     </w:rPr>
     <w:tblPr>
@@ -8036,7 +8405,7 @@
     </w:tblPr>
     <w:tblStylePr w:type="firstRow">
       <w:rPr>
-        <w:rFonts w:asciiTheme="majorHAnsi" w:cstheme="majorBidi" w:eastAsiaTheme="majorEastAsia" w:hAnsiTheme="majorHAnsi"/>
+        <w:rFonts w:asciiTheme="majorHAnsi" w:cstheme="majorBidi" w:hAnsiTheme="majorHAnsi" w:eastAsia="黑体"/>
       </w:rPr>
       <w:tblPr/>
       <w:tcPr>
@@ -8048,6 +8417,7 @@
     </w:tblStylePr>
     <w:tblStylePr w:type="lastRow">
       <w:rPr>
+        <w:rFonts w:eastAsia="黑体"/>
         <w:b/>
         <w:bCs/>
         <w:color w:themeColor="text2" w:val="1F497D"/>
@@ -8062,12 +8432,14 @@
     </w:tblStylePr>
     <w:tblStylePr w:type="firstCol">
       <w:rPr>
+        <w:rFonts w:eastAsia="黑体"/>
         <w:b/>
         <w:bCs/>
       </w:rPr>
     </w:tblStylePr>
     <w:tblStylePr w:type="lastCol">
       <w:rPr>
+        <w:rFonts w:eastAsia="黑体"/>
         <w:b/>
         <w:bCs/>
       </w:rPr>
@@ -8101,6 +8473,7 @@
       <w:spacing w:after="0" w:line="240" w:lineRule="auto"/>
     </w:pPr>
     <w:rPr>
+      <w:rFonts w:eastAsia="黑体"/>
       <w:color w:themeColor="text1" w:val="000000"/>
     </w:rPr>
     <w:tblPr>
@@ -8120,7 +8493,7 @@
     </w:tblPr>
     <w:tblStylePr w:type="firstRow">
       <w:rPr>
-        <w:rFonts w:asciiTheme="majorHAnsi" w:cstheme="majorBidi" w:eastAsiaTheme="majorEastAsia" w:hAnsiTheme="majorHAnsi"/>
+        <w:rFonts w:asciiTheme="majorHAnsi" w:cstheme="majorBidi" w:hAnsiTheme="majorHAnsi" w:eastAsia="黑体"/>
       </w:rPr>
       <w:tblPr/>
       <w:tcPr>
@@ -8132,6 +8505,7 @@
     </w:tblStylePr>
     <w:tblStylePr w:type="lastRow">
       <w:rPr>
+        <w:rFonts w:eastAsia="黑体"/>
         <w:b/>
         <w:bCs/>
         <w:color w:themeColor="text2" w:val="1F497D"/>
@@ -8146,12 +8520,14 @@
     </w:tblStylePr>
     <w:tblStylePr w:type="firstCol">
       <w:rPr>
+        <w:rFonts w:eastAsia="黑体"/>
         <w:b/>
         <w:bCs/>
       </w:rPr>
     </w:tblStylePr>
     <w:tblStylePr w:type="lastCol">
       <w:rPr>
+        <w:rFonts w:eastAsia="黑体"/>
         <w:b/>
         <w:bCs/>
       </w:rPr>
@@ -8185,6 +8561,7 @@
       <w:spacing w:after="0" w:line="240" w:lineRule="auto"/>
     </w:pPr>
     <w:rPr>
+      <w:rFonts w:eastAsia="黑体"/>
       <w:color w:themeColor="text1" w:val="000000"/>
     </w:rPr>
     <w:tblPr>
@@ -8204,7 +8581,7 @@
     </w:tblPr>
     <w:tblStylePr w:type="firstRow">
       <w:rPr>
-        <w:rFonts w:asciiTheme="majorHAnsi" w:cstheme="majorBidi" w:eastAsiaTheme="majorEastAsia" w:hAnsiTheme="majorHAnsi"/>
+        <w:rFonts w:asciiTheme="majorHAnsi" w:cstheme="majorBidi" w:hAnsiTheme="majorHAnsi" w:eastAsia="黑体"/>
       </w:rPr>
       <w:tblPr/>
       <w:tcPr>
@@ -8216,6 +8593,7 @@
     </w:tblStylePr>
     <w:tblStylePr w:type="lastRow">
       <w:rPr>
+        <w:rFonts w:eastAsia="黑体"/>
         <w:b/>
         <w:bCs/>
         <w:color w:themeColor="text2" w:val="1F497D"/>
@@ -8230,12 +8608,14 @@
     </w:tblStylePr>
     <w:tblStylePr w:type="firstCol">
       <w:rPr>
+        <w:rFonts w:eastAsia="黑体"/>
         <w:b/>
         <w:bCs/>
       </w:rPr>
     </w:tblStylePr>
     <w:tblStylePr w:type="lastCol">
       <w:rPr>
+        <w:rFonts w:eastAsia="黑体"/>
         <w:b/>
         <w:bCs/>
       </w:rPr>
@@ -8269,6 +8649,7 @@
       <w:spacing w:after="0" w:line="240" w:lineRule="auto"/>
     </w:pPr>
     <w:rPr>
+      <w:rFonts w:eastAsia="黑体"/>
       <w:color w:themeColor="text1" w:val="000000"/>
     </w:rPr>
     <w:tblPr>
@@ -8288,7 +8669,7 @@
     </w:tblPr>
     <w:tblStylePr w:type="firstRow">
       <w:rPr>
-        <w:rFonts w:asciiTheme="majorHAnsi" w:cstheme="majorBidi" w:eastAsiaTheme="majorEastAsia" w:hAnsiTheme="majorHAnsi"/>
+        <w:rFonts w:asciiTheme="majorHAnsi" w:cstheme="majorBidi" w:hAnsiTheme="majorHAnsi" w:eastAsia="黑体"/>
       </w:rPr>
       <w:tblPr/>
       <w:tcPr>
@@ -8300,6 +8681,7 @@
     </w:tblStylePr>
     <w:tblStylePr w:type="lastRow">
       <w:rPr>
+        <w:rFonts w:eastAsia="黑体"/>
         <w:b/>
         <w:bCs/>
         <w:color w:themeColor="text2" w:val="1F497D"/>
@@ -8314,12 +8696,14 @@
     </w:tblStylePr>
     <w:tblStylePr w:type="firstCol">
       <w:rPr>
+        <w:rFonts w:eastAsia="黑体"/>
         <w:b/>
         <w:bCs/>
       </w:rPr>
     </w:tblStylePr>
     <w:tblStylePr w:type="lastCol">
       <w:rPr>
+        <w:rFonts w:eastAsia="黑体"/>
         <w:b/>
         <w:bCs/>
       </w:rPr>
@@ -8353,6 +8737,7 @@
       <w:spacing w:after="0" w:line="240" w:lineRule="auto"/>
     </w:pPr>
     <w:rPr>
+      <w:rFonts w:eastAsia="黑体"/>
       <w:color w:themeColor="text1" w:val="000000"/>
     </w:rPr>
     <w:tblPr>
@@ -8372,7 +8757,7 @@
     </w:tblPr>
     <w:tblStylePr w:type="firstRow">
       <w:rPr>
-        <w:rFonts w:asciiTheme="majorHAnsi" w:cstheme="majorBidi" w:eastAsiaTheme="majorEastAsia" w:hAnsiTheme="majorHAnsi"/>
+        <w:rFonts w:asciiTheme="majorHAnsi" w:cstheme="majorBidi" w:hAnsiTheme="majorHAnsi" w:eastAsia="黑体"/>
       </w:rPr>
       <w:tblPr/>
       <w:tcPr>
@@ -8384,6 +8769,7 @@
     </w:tblStylePr>
     <w:tblStylePr w:type="lastRow">
       <w:rPr>
+        <w:rFonts w:eastAsia="黑体"/>
         <w:b/>
         <w:bCs/>
         <w:color w:themeColor="text2" w:val="1F497D"/>
@@ -8398,12 +8784,14 @@
     </w:tblStylePr>
     <w:tblStylePr w:type="firstCol">
       <w:rPr>
+        <w:rFonts w:eastAsia="黑体"/>
         <w:b/>
         <w:bCs/>
       </w:rPr>
     </w:tblStylePr>
     <w:tblStylePr w:type="lastCol">
       <w:rPr>
+        <w:rFonts w:eastAsia="黑体"/>
         <w:b/>
         <w:bCs/>
       </w:rPr>
@@ -8437,6 +8825,7 @@
       <w:spacing w:after="0" w:line="240" w:lineRule="auto"/>
     </w:pPr>
     <w:rPr>
+      <w:rFonts w:eastAsia="黑体"/>
       <w:color w:themeColor="text1" w:val="000000"/>
     </w:rPr>
     <w:tblPr>
@@ -8456,7 +8845,7 @@
     </w:tblPr>
     <w:tblStylePr w:type="firstRow">
       <w:rPr>
-        <w:rFonts w:asciiTheme="majorHAnsi" w:cstheme="majorBidi" w:eastAsiaTheme="majorEastAsia" w:hAnsiTheme="majorHAnsi"/>
+        <w:rFonts w:asciiTheme="majorHAnsi" w:cstheme="majorBidi" w:hAnsiTheme="majorHAnsi" w:eastAsia="黑体"/>
       </w:rPr>
       <w:tblPr/>
       <w:tcPr>
@@ -8468,6 +8857,7 @@
     </w:tblStylePr>
     <w:tblStylePr w:type="lastRow">
       <w:rPr>
+        <w:rFonts w:eastAsia="黑体"/>
         <w:b/>
         <w:bCs/>
         <w:color w:themeColor="text2" w:val="1F497D"/>
@@ -8482,12 +8872,14 @@
     </w:tblStylePr>
     <w:tblStylePr w:type="firstCol">
       <w:rPr>
+        <w:rFonts w:eastAsia="黑体"/>
         <w:b/>
         <w:bCs/>
       </w:rPr>
     </w:tblStylePr>
     <w:tblStylePr w:type="lastCol">
       <w:rPr>
+        <w:rFonts w:eastAsia="黑体"/>
         <w:b/>
         <w:bCs/>
       </w:rPr>
@@ -8521,7 +8913,7 @@
       <w:spacing w:after="0" w:line="240" w:lineRule="auto"/>
     </w:pPr>
     <w:rPr>
-      <w:rFonts w:asciiTheme="majorHAnsi" w:cstheme="majorBidi" w:eastAsiaTheme="majorEastAsia" w:hAnsiTheme="majorHAnsi"/>
+      <w:rFonts w:asciiTheme="majorHAnsi" w:cstheme="majorBidi" w:hAnsiTheme="majorHAnsi" w:eastAsia="黑体"/>
       <w:color w:themeColor="text1" w:val="000000"/>
     </w:rPr>
     <w:tblPr>
@@ -8543,6 +8935,7 @@
     </w:tblPr>
     <w:tblStylePr w:type="firstRow">
       <w:rPr>
+        <w:rFonts w:eastAsia="黑体"/>
         <w:sz w:val="24"/>
         <w:szCs w:val="24"/>
       </w:rPr>
@@ -8649,7 +9042,7 @@
       <w:spacing w:after="0" w:line="240" w:lineRule="auto"/>
     </w:pPr>
     <w:rPr>
-      <w:rFonts w:asciiTheme="majorHAnsi" w:cstheme="majorBidi" w:eastAsiaTheme="majorEastAsia" w:hAnsiTheme="majorHAnsi"/>
+      <w:rFonts w:asciiTheme="majorHAnsi" w:cstheme="majorBidi" w:hAnsiTheme="majorHAnsi" w:eastAsia="黑体"/>
       <w:color w:themeColor="text1" w:val="000000"/>
     </w:rPr>
     <w:tblPr>
@@ -8671,6 +9064,7 @@
     </w:tblPr>
     <w:tblStylePr w:type="firstRow">
       <w:rPr>
+        <w:rFonts w:eastAsia="黑体"/>
         <w:sz w:val="24"/>
         <w:szCs w:val="24"/>
       </w:rPr>
@@ -8777,7 +9171,7 @@
       <w:spacing w:after="0" w:line="240" w:lineRule="auto"/>
     </w:pPr>
     <w:rPr>
-      <w:rFonts w:asciiTheme="majorHAnsi" w:cstheme="majorBidi" w:eastAsiaTheme="majorEastAsia" w:hAnsiTheme="majorHAnsi"/>
+      <w:rFonts w:asciiTheme="majorHAnsi" w:cstheme="majorBidi" w:hAnsiTheme="majorHAnsi" w:eastAsia="黑体"/>
       <w:color w:themeColor="text1" w:val="000000"/>
     </w:rPr>
     <w:tblPr>
@@ -8799,6 +9193,7 @@
     </w:tblPr>
     <w:tblStylePr w:type="firstRow">
       <w:rPr>
+        <w:rFonts w:eastAsia="黑体"/>
         <w:sz w:val="24"/>
         <w:szCs w:val="24"/>
       </w:rPr>
@@ -8905,7 +9300,7 @@
       <w:spacing w:after="0" w:line="240" w:lineRule="auto"/>
     </w:pPr>
     <w:rPr>
-      <w:rFonts w:asciiTheme="majorHAnsi" w:cstheme="majorBidi" w:eastAsiaTheme="majorEastAsia" w:hAnsiTheme="majorHAnsi"/>
+      <w:rFonts w:asciiTheme="majorHAnsi" w:cstheme="majorBidi" w:hAnsiTheme="majorHAnsi" w:eastAsia="黑体"/>
       <w:color w:themeColor="text1" w:val="000000"/>
     </w:rPr>
     <w:tblPr>
@@ -8927,6 +9322,7 @@
     </w:tblPr>
     <w:tblStylePr w:type="firstRow">
       <w:rPr>
+        <w:rFonts w:eastAsia="黑体"/>
         <w:sz w:val="24"/>
         <w:szCs w:val="24"/>
       </w:rPr>
@@ -9033,7 +9429,7 @@
       <w:spacing w:after="0" w:line="240" w:lineRule="auto"/>
     </w:pPr>
     <w:rPr>
-      <w:rFonts w:asciiTheme="majorHAnsi" w:cstheme="majorBidi" w:eastAsiaTheme="majorEastAsia" w:hAnsiTheme="majorHAnsi"/>
+      <w:rFonts w:asciiTheme="majorHAnsi" w:cstheme="majorBidi" w:hAnsiTheme="majorHAnsi" w:eastAsia="黑体"/>
       <w:color w:themeColor="text1" w:val="000000"/>
     </w:rPr>
     <w:tblPr>
@@ -9055,6 +9451,7 @@
     </w:tblPr>
     <w:tblStylePr w:type="firstRow">
       <w:rPr>
+        <w:rFonts w:eastAsia="黑体"/>
         <w:sz w:val="24"/>
         <w:szCs w:val="24"/>
       </w:rPr>
@@ -9161,7 +9558,7 @@
       <w:spacing w:after="0" w:line="240" w:lineRule="auto"/>
     </w:pPr>
     <w:rPr>
-      <w:rFonts w:asciiTheme="majorHAnsi" w:cstheme="majorBidi" w:eastAsiaTheme="majorEastAsia" w:hAnsiTheme="majorHAnsi"/>
+      <w:rFonts w:asciiTheme="majorHAnsi" w:cstheme="majorBidi" w:hAnsiTheme="majorHAnsi" w:eastAsia="黑体"/>
       <w:color w:themeColor="text1" w:val="000000"/>
     </w:rPr>
     <w:tblPr>
@@ -9183,6 +9580,7 @@
     </w:tblPr>
     <w:tblStylePr w:type="firstRow">
       <w:rPr>
+        <w:rFonts w:eastAsia="黑体"/>
         <w:sz w:val="24"/>
         <w:szCs w:val="24"/>
       </w:rPr>
@@ -9289,7 +9687,7 @@
       <w:spacing w:after="0" w:line="240" w:lineRule="auto"/>
     </w:pPr>
     <w:rPr>
-      <w:rFonts w:asciiTheme="majorHAnsi" w:cstheme="majorBidi" w:eastAsiaTheme="majorEastAsia" w:hAnsiTheme="majorHAnsi"/>
+      <w:rFonts w:asciiTheme="majorHAnsi" w:cstheme="majorBidi" w:hAnsiTheme="majorHAnsi" w:eastAsia="黑体"/>
       <w:color w:themeColor="text1" w:val="000000"/>
     </w:rPr>
     <w:tblPr>
@@ -9311,6 +9709,7 @@
     </w:tblPr>
     <w:tblStylePr w:type="firstRow">
       <w:rPr>
+        <w:rFonts w:eastAsia="黑体"/>
         <w:sz w:val="24"/>
         <w:szCs w:val="24"/>
       </w:rPr>
@@ -9440,12 +9839,14 @@
     </w:tcPr>
     <w:tblStylePr w:type="firstRow">
       <w:rPr>
+        <w:rFonts w:eastAsia="黑体"/>
         <w:b/>
         <w:bCs/>
       </w:rPr>
     </w:tblStylePr>
     <w:tblStylePr w:type="lastRow">
       <w:rPr>
+        <w:rFonts w:eastAsia="黑体"/>
         <w:b/>
         <w:bCs/>
       </w:rPr>
@@ -9458,12 +9859,14 @@
     </w:tblStylePr>
     <w:tblStylePr w:type="firstCol">
       <w:rPr>
+        <w:rFonts w:eastAsia="黑体"/>
         <w:b/>
         <w:bCs/>
       </w:rPr>
     </w:tblStylePr>
     <w:tblStylePr w:type="lastCol">
       <w:rPr>
+        <w:rFonts w:eastAsia="黑体"/>
         <w:b/>
         <w:bCs/>
       </w:rPr>
@@ -9513,12 +9916,14 @@
     </w:tcPr>
     <w:tblStylePr w:type="firstRow">
       <w:rPr>
+        <w:rFonts w:eastAsia="黑体"/>
         <w:b/>
         <w:bCs/>
       </w:rPr>
     </w:tblStylePr>
     <w:tblStylePr w:type="lastRow">
       <w:rPr>
+        <w:rFonts w:eastAsia="黑体"/>
         <w:b/>
         <w:bCs/>
       </w:rPr>
@@ -9531,12 +9936,14 @@
     </w:tblStylePr>
     <w:tblStylePr w:type="firstCol">
       <w:rPr>
+        <w:rFonts w:eastAsia="黑体"/>
         <w:b/>
         <w:bCs/>
       </w:rPr>
     </w:tblStylePr>
     <w:tblStylePr w:type="lastCol">
       <w:rPr>
+        <w:rFonts w:eastAsia="黑体"/>
         <w:b/>
         <w:bCs/>
       </w:rPr>
@@ -9586,12 +9993,14 @@
     </w:tcPr>
     <w:tblStylePr w:type="firstRow">
       <w:rPr>
+        <w:rFonts w:eastAsia="黑体"/>
         <w:b/>
         <w:bCs/>
       </w:rPr>
     </w:tblStylePr>
     <w:tblStylePr w:type="lastRow">
       <w:rPr>
+        <w:rFonts w:eastAsia="黑体"/>
         <w:b/>
         <w:bCs/>
       </w:rPr>
@@ -9604,12 +10013,14 @@
     </w:tblStylePr>
     <w:tblStylePr w:type="firstCol">
       <w:rPr>
+        <w:rFonts w:eastAsia="黑体"/>
         <w:b/>
         <w:bCs/>
       </w:rPr>
     </w:tblStylePr>
     <w:tblStylePr w:type="lastCol">
       <w:rPr>
+        <w:rFonts w:eastAsia="黑体"/>
         <w:b/>
         <w:bCs/>
       </w:rPr>
@@ -9659,12 +10070,14 @@
     </w:tcPr>
     <w:tblStylePr w:type="firstRow">
       <w:rPr>
+        <w:rFonts w:eastAsia="黑体"/>
         <w:b/>
         <w:bCs/>
       </w:rPr>
     </w:tblStylePr>
     <w:tblStylePr w:type="lastRow">
       <w:rPr>
+        <w:rFonts w:eastAsia="黑体"/>
         <w:b/>
         <w:bCs/>
       </w:rPr>
@@ -9677,12 +10090,14 @@
     </w:tblStylePr>
     <w:tblStylePr w:type="firstCol">
       <w:rPr>
+        <w:rFonts w:eastAsia="黑体"/>
         <w:b/>
         <w:bCs/>
       </w:rPr>
     </w:tblStylePr>
     <w:tblStylePr w:type="lastCol">
       <w:rPr>
+        <w:rFonts w:eastAsia="黑体"/>
         <w:b/>
         <w:bCs/>
       </w:rPr>
@@ -9732,12 +10147,14 @@
     </w:tcPr>
     <w:tblStylePr w:type="firstRow">
       <w:rPr>
+        <w:rFonts w:eastAsia="黑体"/>
         <w:b/>
         <w:bCs/>
       </w:rPr>
     </w:tblStylePr>
     <w:tblStylePr w:type="lastRow">
       <w:rPr>
+        <w:rFonts w:eastAsia="黑体"/>
         <w:b/>
         <w:bCs/>
       </w:rPr>
@@ -9750,12 +10167,14 @@
     </w:tblStylePr>
     <w:tblStylePr w:type="firstCol">
       <w:rPr>
+        <w:rFonts w:eastAsia="黑体"/>
         <w:b/>
         <w:bCs/>
       </w:rPr>
     </w:tblStylePr>
     <w:tblStylePr w:type="lastCol">
       <w:rPr>
+        <w:rFonts w:eastAsia="黑体"/>
         <w:b/>
         <w:bCs/>
       </w:rPr>
@@ -9805,12 +10224,14 @@
     </w:tcPr>
     <w:tblStylePr w:type="firstRow">
       <w:rPr>
+        <w:rFonts w:eastAsia="黑体"/>
         <w:b/>
         <w:bCs/>
       </w:rPr>
     </w:tblStylePr>
     <w:tblStylePr w:type="lastRow">
       <w:rPr>
+        <w:rFonts w:eastAsia="黑体"/>
         <w:b/>
         <w:bCs/>
       </w:rPr>
@@ -9823,12 +10244,14 @@
     </w:tblStylePr>
     <w:tblStylePr w:type="firstCol">
       <w:rPr>
+        <w:rFonts w:eastAsia="黑体"/>
         <w:b/>
         <w:bCs/>
       </w:rPr>
     </w:tblStylePr>
     <w:tblStylePr w:type="lastCol">
       <w:rPr>
+        <w:rFonts w:eastAsia="黑体"/>
         <w:b/>
         <w:bCs/>
       </w:rPr>
@@ -9878,12 +10301,14 @@
     </w:tcPr>
     <w:tblStylePr w:type="firstRow">
       <w:rPr>
+        <w:rFonts w:eastAsia="黑体"/>
         <w:b/>
         <w:bCs/>
       </w:rPr>
     </w:tblStylePr>
     <w:tblStylePr w:type="lastRow">
       <w:rPr>
+        <w:rFonts w:eastAsia="黑体"/>
         <w:b/>
         <w:bCs/>
       </w:rPr>
@@ -9896,12 +10321,14 @@
     </w:tblStylePr>
     <w:tblStylePr w:type="firstCol">
       <w:rPr>
+        <w:rFonts w:eastAsia="黑体"/>
         <w:b/>
         <w:bCs/>
       </w:rPr>
     </w:tblStylePr>
     <w:tblStylePr w:type="lastCol">
       <w:rPr>
+        <w:rFonts w:eastAsia="黑体"/>
         <w:b/>
         <w:bCs/>
       </w:rPr>
@@ -9928,7 +10355,7 @@
       <w:spacing w:after="0" w:line="240" w:lineRule="auto"/>
     </w:pPr>
     <w:rPr>
-      <w:rFonts w:asciiTheme="majorHAnsi" w:cstheme="majorBidi" w:eastAsiaTheme="majorEastAsia" w:hAnsiTheme="majorHAnsi"/>
+      <w:rFonts w:asciiTheme="majorHAnsi" w:cstheme="majorBidi" w:hAnsiTheme="majorHAnsi" w:eastAsia="黑体"/>
       <w:color w:themeColor="text1" w:val="000000"/>
     </w:rPr>
     <w:tblPr>
@@ -9955,6 +10382,7 @@
     </w:tcPr>
     <w:tblStylePr w:type="firstRow">
       <w:rPr>
+        <w:rFonts w:eastAsia="黑体"/>
         <w:b/>
         <w:bCs/>
         <w:color w:themeColor="text1" w:val="000000"/>
@@ -9966,6 +10394,7 @@
     </w:tblStylePr>
     <w:tblStylePr w:type="lastRow">
       <w:rPr>
+        <w:rFonts w:eastAsia="黑体"/>
         <w:b/>
         <w:bCs/>
         <w:color w:themeColor="text1" w:val="000000"/>
@@ -9985,6 +10414,7 @@
     </w:tblStylePr>
     <w:tblStylePr w:type="firstCol">
       <w:rPr>
+        <w:rFonts w:eastAsia="黑体"/>
         <w:b/>
         <w:bCs/>
         <w:color w:themeColor="text1" w:val="000000"/>
@@ -10004,6 +10434,7 @@
     </w:tblStylePr>
     <w:tblStylePr w:type="lastCol">
       <w:rPr>
+        <w:rFonts w:eastAsia="黑体"/>
         <w:b w:val="0"/>
         <w:bCs w:val="0"/>
         <w:color w:themeColor="text1" w:val="000000"/>
@@ -10053,7 +10484,7 @@
       <w:spacing w:after="0" w:line="240" w:lineRule="auto"/>
     </w:pPr>
     <w:rPr>
-      <w:rFonts w:asciiTheme="majorHAnsi" w:cstheme="majorBidi" w:eastAsiaTheme="majorEastAsia" w:hAnsiTheme="majorHAnsi"/>
+      <w:rFonts w:asciiTheme="majorHAnsi" w:cstheme="majorBidi" w:hAnsiTheme="majorHAnsi" w:eastAsia="黑体"/>
       <w:color w:themeColor="text1" w:val="000000"/>
     </w:rPr>
     <w:tblPr>
@@ -10080,6 +10511,7 @@
     </w:tcPr>
     <w:tblStylePr w:type="firstRow">
       <w:rPr>
+        <w:rFonts w:eastAsia="黑体"/>
         <w:b/>
         <w:bCs/>
         <w:color w:themeColor="text1" w:val="000000"/>
@@ -10091,6 +10523,7 @@
     </w:tblStylePr>
     <w:tblStylePr w:type="lastRow">
       <w:rPr>
+        <w:rFonts w:eastAsia="黑体"/>
         <w:b/>
         <w:bCs/>
         <w:color w:themeColor="text1" w:val="000000"/>
@@ -10110,6 +10543,7 @@
     </w:tblStylePr>
     <w:tblStylePr w:type="firstCol">
       <w:rPr>
+        <w:rFonts w:eastAsia="黑体"/>
         <w:b/>
         <w:bCs/>
         <w:color w:themeColor="text1" w:val="000000"/>
@@ -10129,6 +10563,7 @@
     </w:tblStylePr>
     <w:tblStylePr w:type="lastCol">
       <w:rPr>
+        <w:rFonts w:eastAsia="黑体"/>
         <w:b w:val="0"/>
         <w:bCs w:val="0"/>
         <w:color w:themeColor="text1" w:val="000000"/>
@@ -10178,7 +10613,7 @@
       <w:spacing w:after="0" w:line="240" w:lineRule="auto"/>
     </w:pPr>
     <w:rPr>
-      <w:rFonts w:asciiTheme="majorHAnsi" w:cstheme="majorBidi" w:eastAsiaTheme="majorEastAsia" w:hAnsiTheme="majorHAnsi"/>
+      <w:rFonts w:asciiTheme="majorHAnsi" w:cstheme="majorBidi" w:hAnsiTheme="majorHAnsi" w:eastAsia="黑体"/>
       <w:color w:themeColor="text1" w:val="000000"/>
     </w:rPr>
     <w:tblPr>
@@ -10205,6 +10640,7 @@
     </w:tcPr>
     <w:tblStylePr w:type="firstRow">
       <w:rPr>
+        <w:rFonts w:eastAsia="黑体"/>
         <w:b/>
         <w:bCs/>
         <w:color w:themeColor="text1" w:val="000000"/>
@@ -10216,6 +10652,7 @@
     </w:tblStylePr>
     <w:tblStylePr w:type="lastRow">
       <w:rPr>
+        <w:rFonts w:eastAsia="黑体"/>
         <w:b/>
         <w:bCs/>
         <w:color w:themeColor="text1" w:val="000000"/>
@@ -10235,6 +10672,7 @@
     </w:tblStylePr>
     <w:tblStylePr w:type="firstCol">
       <w:rPr>
+        <w:rFonts w:eastAsia="黑体"/>
         <w:b/>
         <w:bCs/>
         <w:color w:themeColor="text1" w:val="000000"/>
@@ -10254,6 +10692,7 @@
     </w:tblStylePr>
     <w:tblStylePr w:type="lastCol">
       <w:rPr>
+        <w:rFonts w:eastAsia="黑体"/>
         <w:b w:val="0"/>
         <w:bCs w:val="0"/>
         <w:color w:themeColor="text1" w:val="000000"/>
@@ -10303,7 +10742,7 @@
       <w:spacing w:after="0" w:line="240" w:lineRule="auto"/>
     </w:pPr>
     <w:rPr>
-      <w:rFonts w:asciiTheme="majorHAnsi" w:cstheme="majorBidi" w:eastAsiaTheme="majorEastAsia" w:hAnsiTheme="majorHAnsi"/>
+      <w:rFonts w:asciiTheme="majorHAnsi" w:cstheme="majorBidi" w:hAnsiTheme="majorHAnsi" w:eastAsia="黑体"/>
       <w:color w:themeColor="text1" w:val="000000"/>
     </w:rPr>
     <w:tblPr>
@@ -10330,6 +10769,7 @@
     </w:tcPr>
     <w:tblStylePr w:type="firstRow">
       <w:rPr>
+        <w:rFonts w:eastAsia="黑体"/>
         <w:b/>
         <w:bCs/>
         <w:color w:themeColor="text1" w:val="000000"/>
@@ -10341,6 +10781,7 @@
     </w:tblStylePr>
     <w:tblStylePr w:type="lastRow">
       <w:rPr>
+        <w:rFonts w:eastAsia="黑体"/>
         <w:b/>
         <w:bCs/>
         <w:color w:themeColor="text1" w:val="000000"/>
@@ -10360,6 +10801,7 @@
     </w:tblStylePr>
     <w:tblStylePr w:type="firstCol">
       <w:rPr>
+        <w:rFonts w:eastAsia="黑体"/>
         <w:b/>
         <w:bCs/>
         <w:color w:themeColor="text1" w:val="000000"/>
@@ -10379,6 +10821,7 @@
     </w:tblStylePr>
     <w:tblStylePr w:type="lastCol">
       <w:rPr>
+        <w:rFonts w:eastAsia="黑体"/>
         <w:b w:val="0"/>
         <w:bCs w:val="0"/>
         <w:color w:themeColor="text1" w:val="000000"/>
@@ -10428,7 +10871,7 @@
       <w:spacing w:after="0" w:line="240" w:lineRule="auto"/>
     </w:pPr>
     <w:rPr>
-      <w:rFonts w:asciiTheme="majorHAnsi" w:cstheme="majorBidi" w:eastAsiaTheme="majorEastAsia" w:hAnsiTheme="majorHAnsi"/>
+      <w:rFonts w:asciiTheme="majorHAnsi" w:cstheme="majorBidi" w:hAnsiTheme="majorHAnsi" w:eastAsia="黑体"/>
       <w:color w:themeColor="text1" w:val="000000"/>
     </w:rPr>
     <w:tblPr>
@@ -10455,6 +10898,7 @@
     </w:tcPr>
     <w:tblStylePr w:type="firstRow">
       <w:rPr>
+        <w:rFonts w:eastAsia="黑体"/>
         <w:b/>
         <w:bCs/>
         <w:color w:themeColor="text1" w:val="000000"/>
@@ -10466,6 +10910,7 @@
     </w:tblStylePr>
     <w:tblStylePr w:type="lastRow">
       <w:rPr>
+        <w:rFonts w:eastAsia="黑体"/>
         <w:b/>
         <w:bCs/>
         <w:color w:themeColor="text1" w:val="000000"/>
@@ -10485,6 +10930,7 @@
     </w:tblStylePr>
     <w:tblStylePr w:type="firstCol">
       <w:rPr>
+        <w:rFonts w:eastAsia="黑体"/>
         <w:b/>
         <w:bCs/>
         <w:color w:themeColor="text1" w:val="000000"/>
@@ -10504,6 +10950,7 @@
     </w:tblStylePr>
     <w:tblStylePr w:type="lastCol">
       <w:rPr>
+        <w:rFonts w:eastAsia="黑体"/>
         <w:b w:val="0"/>
         <w:bCs w:val="0"/>
         <w:color w:themeColor="text1" w:val="000000"/>
@@ -10553,7 +11000,7 @@
       <w:spacing w:after="0" w:line="240" w:lineRule="auto"/>
     </w:pPr>
     <w:rPr>
-      <w:rFonts w:asciiTheme="majorHAnsi" w:cstheme="majorBidi" w:eastAsiaTheme="majorEastAsia" w:hAnsiTheme="majorHAnsi"/>
+      <w:rFonts w:asciiTheme="majorHAnsi" w:cstheme="majorBidi" w:hAnsiTheme="majorHAnsi" w:eastAsia="黑体"/>
       <w:color w:themeColor="text1" w:val="000000"/>
     </w:rPr>
     <w:tblPr>
@@ -10580,6 +11027,7 @@
     </w:tcPr>
     <w:tblStylePr w:type="firstRow">
       <w:rPr>
+        <w:rFonts w:eastAsia="黑体"/>
         <w:b/>
         <w:bCs/>
         <w:color w:themeColor="text1" w:val="000000"/>
@@ -10591,6 +11039,7 @@
     </w:tblStylePr>
     <w:tblStylePr w:type="lastRow">
       <w:rPr>
+        <w:rFonts w:eastAsia="黑体"/>
         <w:b/>
         <w:bCs/>
         <w:color w:themeColor="text1" w:val="000000"/>
@@ -10610,6 +11059,7 @@
     </w:tblStylePr>
     <w:tblStylePr w:type="firstCol">
       <w:rPr>
+        <w:rFonts w:eastAsia="黑体"/>
         <w:b/>
         <w:bCs/>
         <w:color w:themeColor="text1" w:val="000000"/>
@@ -10629,6 +11079,7 @@
     </w:tblStylePr>
     <w:tblStylePr w:type="lastCol">
       <w:rPr>
+        <w:rFonts w:eastAsia="黑体"/>
         <w:b w:val="0"/>
         <w:bCs w:val="0"/>
         <w:color w:themeColor="text1" w:val="000000"/>
@@ -10678,7 +11129,7 @@
       <w:spacing w:after="0" w:line="240" w:lineRule="auto"/>
     </w:pPr>
     <w:rPr>
-      <w:rFonts w:asciiTheme="majorHAnsi" w:cstheme="majorBidi" w:eastAsiaTheme="majorEastAsia" w:hAnsiTheme="majorHAnsi"/>
+      <w:rFonts w:asciiTheme="majorHAnsi" w:cstheme="majorBidi" w:hAnsiTheme="majorHAnsi" w:eastAsia="黑体"/>
       <w:color w:themeColor="text1" w:val="000000"/>
     </w:rPr>
     <w:tblPr>
@@ -10705,6 +11156,7 @@
     </w:tcPr>
     <w:tblStylePr w:type="firstRow">
       <w:rPr>
+        <w:rFonts w:eastAsia="黑体"/>
         <w:b/>
         <w:bCs/>
         <w:color w:themeColor="text1" w:val="000000"/>
@@ -10716,6 +11168,7 @@
     </w:tblStylePr>
     <w:tblStylePr w:type="lastRow">
       <w:rPr>
+        <w:rFonts w:eastAsia="黑体"/>
         <w:b/>
         <w:bCs/>
         <w:color w:themeColor="text1" w:val="000000"/>
@@ -10735,6 +11188,7 @@
     </w:tblStylePr>
     <w:tblStylePr w:type="firstCol">
       <w:rPr>
+        <w:rFonts w:eastAsia="黑体"/>
         <w:b/>
         <w:bCs/>
         <w:color w:themeColor="text1" w:val="000000"/>
@@ -10754,6 +11208,7 @@
     </w:tblStylePr>
     <w:tblStylePr w:type="lastCol">
       <w:rPr>
+        <w:rFonts w:eastAsia="黑体"/>
         <w:b w:val="0"/>
         <w:bCs w:val="0"/>
         <w:color w:themeColor="text1" w:val="000000"/>
@@ -10826,6 +11281,7 @@
     </w:tcPr>
     <w:tblStylePr w:type="firstRow">
       <w:rPr>
+        <w:rFonts w:eastAsia="黑体"/>
         <w:b/>
         <w:bCs/>
         <w:i w:val="0"/>
@@ -10847,6 +11303,7 @@
     </w:tblStylePr>
     <w:tblStylePr w:type="lastRow">
       <w:rPr>
+        <w:rFonts w:eastAsia="黑体"/>
         <w:b/>
         <w:bCs/>
         <w:i w:val="0"/>
@@ -10868,6 +11325,7 @@
     </w:tblStylePr>
     <w:tblStylePr w:type="firstCol">
       <w:rPr>
+        <w:rFonts w:eastAsia="黑体"/>
         <w:b/>
         <w:bCs/>
         <w:i w:val="0"/>
@@ -10887,6 +11345,7 @@
     </w:tblStylePr>
     <w:tblStylePr w:type="lastCol">
       <w:rPr>
+        <w:rFonts w:eastAsia="黑体"/>
         <w:b/>
         <w:bCs/>
         <w:i w:val="0"/>
@@ -10967,6 +11426,7 @@
     </w:tcPr>
     <w:tblStylePr w:type="firstRow">
       <w:rPr>
+        <w:rFonts w:eastAsia="黑体"/>
         <w:b/>
         <w:bCs/>
         <w:i w:val="0"/>
@@ -10988,6 +11448,7 @@
     </w:tblStylePr>
     <w:tblStylePr w:type="lastRow">
       <w:rPr>
+        <w:rFonts w:eastAsia="黑体"/>
         <w:b/>
         <w:bCs/>
         <w:i w:val="0"/>
@@ -11009,6 +11470,7 @@
     </w:tblStylePr>
     <w:tblStylePr w:type="firstCol">
       <w:rPr>
+        <w:rFonts w:eastAsia="黑体"/>
         <w:b/>
         <w:bCs/>
         <w:i w:val="0"/>
@@ -11028,6 +11490,7 @@
     </w:tblStylePr>
     <w:tblStylePr w:type="lastCol">
       <w:rPr>
+        <w:rFonts w:eastAsia="黑体"/>
         <w:b/>
         <w:bCs/>
         <w:i w:val="0"/>
@@ -11108,6 +11571,7 @@
     </w:tcPr>
     <w:tblStylePr w:type="firstRow">
       <w:rPr>
+        <w:rFonts w:eastAsia="黑体"/>
         <w:b/>
         <w:bCs/>
         <w:i w:val="0"/>
@@ -11129,6 +11593,7 @@
     </w:tblStylePr>
     <w:tblStylePr w:type="lastRow">
       <w:rPr>
+        <w:rFonts w:eastAsia="黑体"/>
         <w:b/>
         <w:bCs/>
         <w:i w:val="0"/>
@@ -11150,6 +11615,7 @@
     </w:tblStylePr>
     <w:tblStylePr w:type="firstCol">
       <w:rPr>
+        <w:rFonts w:eastAsia="黑体"/>
         <w:b/>
         <w:bCs/>
         <w:i w:val="0"/>
@@ -11169,6 +11635,7 @@
     </w:tblStylePr>
     <w:tblStylePr w:type="lastCol">
       <w:rPr>
+        <w:rFonts w:eastAsia="黑体"/>
         <w:b/>
         <w:bCs/>
         <w:i w:val="0"/>
@@ -11249,6 +11716,7 @@
     </w:tcPr>
     <w:tblStylePr w:type="firstRow">
       <w:rPr>
+        <w:rFonts w:eastAsia="黑体"/>
         <w:b/>
         <w:bCs/>
         <w:i w:val="0"/>
@@ -11270,6 +11738,7 @@
     </w:tblStylePr>
     <w:tblStylePr w:type="lastRow">
       <w:rPr>
+        <w:rFonts w:eastAsia="黑体"/>
         <w:b/>
         <w:bCs/>
         <w:i w:val="0"/>
@@ -11291,6 +11760,7 @@
     </w:tblStylePr>
     <w:tblStylePr w:type="firstCol">
       <w:rPr>
+        <w:rFonts w:eastAsia="黑体"/>
         <w:b/>
         <w:bCs/>
         <w:i w:val="0"/>
@@ -11310,6 +11780,7 @@
     </w:tblStylePr>
     <w:tblStylePr w:type="lastCol">
       <w:rPr>
+        <w:rFonts w:eastAsia="黑体"/>
         <w:b/>
         <w:bCs/>
         <w:i w:val="0"/>
@@ -11390,6 +11861,7 @@
     </w:tcPr>
     <w:tblStylePr w:type="firstRow">
       <w:rPr>
+        <w:rFonts w:eastAsia="黑体"/>
         <w:b/>
         <w:bCs/>
         <w:i w:val="0"/>
@@ -11411,6 +11883,7 @@
     </w:tblStylePr>
     <w:tblStylePr w:type="lastRow">
       <w:rPr>
+        <w:rFonts w:eastAsia="黑体"/>
         <w:b/>
         <w:bCs/>
         <w:i w:val="0"/>
@@ -11432,6 +11905,7 @@
     </w:tblStylePr>
     <w:tblStylePr w:type="firstCol">
       <w:rPr>
+        <w:rFonts w:eastAsia="黑体"/>
         <w:b/>
         <w:bCs/>
         <w:i w:val="0"/>
@@ -11451,6 +11925,7 @@
     </w:tblStylePr>
     <w:tblStylePr w:type="lastCol">
       <w:rPr>
+        <w:rFonts w:eastAsia="黑体"/>
         <w:b/>
         <w:bCs/>
         <w:i w:val="0"/>
@@ -11531,6 +12006,7 @@
     </w:tcPr>
     <w:tblStylePr w:type="firstRow">
       <w:rPr>
+        <w:rFonts w:eastAsia="黑体"/>
         <w:b/>
         <w:bCs/>
         <w:i w:val="0"/>
@@ -11552,6 +12028,7 @@
     </w:tblStylePr>
     <w:tblStylePr w:type="lastRow">
       <w:rPr>
+        <w:rFonts w:eastAsia="黑体"/>
         <w:b/>
         <w:bCs/>
         <w:i w:val="0"/>
@@ -11573,6 +12050,7 @@
     </w:tblStylePr>
     <w:tblStylePr w:type="firstCol">
       <w:rPr>
+        <w:rFonts w:eastAsia="黑体"/>
         <w:b/>
         <w:bCs/>
         <w:i w:val="0"/>
@@ -11592,6 +12070,7 @@
     </w:tblStylePr>
     <w:tblStylePr w:type="lastCol">
       <w:rPr>
+        <w:rFonts w:eastAsia="黑体"/>
         <w:b/>
         <w:bCs/>
         <w:i w:val="0"/>
@@ -11672,6 +12151,7 @@
     </w:tcPr>
     <w:tblStylePr w:type="firstRow">
       <w:rPr>
+        <w:rFonts w:eastAsia="黑体"/>
         <w:b/>
         <w:bCs/>
         <w:i w:val="0"/>
@@ -11693,6 +12173,7 @@
     </w:tblStylePr>
     <w:tblStylePr w:type="lastRow">
       <w:rPr>
+        <w:rFonts w:eastAsia="黑体"/>
         <w:b/>
         <w:bCs/>
         <w:i w:val="0"/>
@@ -11714,6 +12195,7 @@
     </w:tblStylePr>
     <w:tblStylePr w:type="firstCol">
       <w:rPr>
+        <w:rFonts w:eastAsia="黑体"/>
         <w:b/>
         <w:bCs/>
         <w:i w:val="0"/>
@@ -11733,6 +12215,7 @@
     </w:tblStylePr>
     <w:tblStylePr w:type="lastCol">
       <w:rPr>
+        <w:rFonts w:eastAsia="黑体"/>
         <w:b/>
         <w:bCs/>
         <w:i w:val="0"/>
@@ -11790,6 +12273,7 @@
       <w:spacing w:after="0" w:line="240" w:lineRule="auto"/>
     </w:pPr>
     <w:rPr>
+      <w:rFonts w:eastAsia="黑体"/>
       <w:color w:themeColor="background1" w:val="FFFFFF"/>
     </w:rPr>
     <w:tblPr>
@@ -11808,6 +12292,7 @@
     </w:tcPr>
     <w:tblStylePr w:type="firstRow">
       <w:rPr>
+        <w:rFonts w:eastAsia="黑体"/>
         <w:b/>
         <w:bCs/>
       </w:rPr>
@@ -11904,6 +12389,7 @@
       <w:spacing w:after="0" w:line="240" w:lineRule="auto"/>
     </w:pPr>
     <w:rPr>
+      <w:rFonts w:eastAsia="黑体"/>
       <w:color w:themeColor="background1" w:val="FFFFFF"/>
     </w:rPr>
     <w:tblPr>
@@ -11922,6 +12408,7 @@
     </w:tcPr>
     <w:tblStylePr w:type="firstRow">
       <w:rPr>
+        <w:rFonts w:eastAsia="黑体"/>
         <w:b/>
         <w:bCs/>
       </w:rPr>
@@ -12018,6 +12505,7 @@
       <w:spacing w:after="0" w:line="240" w:lineRule="auto"/>
     </w:pPr>
     <w:rPr>
+      <w:rFonts w:eastAsia="黑体"/>
       <w:color w:themeColor="background1" w:val="FFFFFF"/>
     </w:rPr>
     <w:tblPr>
@@ -12036,6 +12524,7 @@
     </w:tcPr>
     <w:tblStylePr w:type="firstRow">
       <w:rPr>
+        <w:rFonts w:eastAsia="黑体"/>
         <w:b/>
         <w:bCs/>
       </w:rPr>
@@ -12132,6 +12621,7 @@
       <w:spacing w:after="0" w:line="240" w:lineRule="auto"/>
     </w:pPr>
     <w:rPr>
+      <w:rFonts w:eastAsia="黑体"/>
       <w:color w:themeColor="background1" w:val="FFFFFF"/>
     </w:rPr>
     <w:tblPr>
@@ -12150,6 +12640,7 @@
     </w:tcPr>
     <w:tblStylePr w:type="firstRow">
       <w:rPr>
+        <w:rFonts w:eastAsia="黑体"/>
         <w:b/>
         <w:bCs/>
       </w:rPr>
@@ -12246,6 +12737,7 @@
       <w:spacing w:after="0" w:line="240" w:lineRule="auto"/>
     </w:pPr>
     <w:rPr>
+      <w:rFonts w:eastAsia="黑体"/>
       <w:color w:themeColor="background1" w:val="FFFFFF"/>
     </w:rPr>
     <w:tblPr>
@@ -12264,6 +12756,7 @@
     </w:tcPr>
     <w:tblStylePr w:type="firstRow">
       <w:rPr>
+        <w:rFonts w:eastAsia="黑体"/>
         <w:b/>
         <w:bCs/>
       </w:rPr>
@@ -12360,6 +12853,7 @@
       <w:spacing w:after="0" w:line="240" w:lineRule="auto"/>
     </w:pPr>
     <w:rPr>
+      <w:rFonts w:eastAsia="黑体"/>
       <w:color w:themeColor="background1" w:val="FFFFFF"/>
     </w:rPr>
     <w:tblPr>
@@ -12378,6 +12872,7 @@
     </w:tcPr>
     <w:tblStylePr w:type="firstRow">
       <w:rPr>
+        <w:rFonts w:eastAsia="黑体"/>
         <w:b/>
         <w:bCs/>
       </w:rPr>
@@ -12474,6 +12969,7 @@
       <w:spacing w:after="0" w:line="240" w:lineRule="auto"/>
     </w:pPr>
     <w:rPr>
+      <w:rFonts w:eastAsia="黑体"/>
       <w:color w:themeColor="background1" w:val="FFFFFF"/>
     </w:rPr>
     <w:tblPr>
@@ -12492,6 +12988,7 @@
     </w:tcPr>
     <w:tblStylePr w:type="firstRow">
       <w:rPr>
+        <w:rFonts w:eastAsia="黑体"/>
         <w:b/>
         <w:bCs/>
       </w:rPr>
@@ -12588,6 +13085,7 @@
       <w:spacing w:after="0" w:line="240" w:lineRule="auto"/>
     </w:pPr>
     <w:rPr>
+      <w:rFonts w:eastAsia="黑体"/>
       <w:color w:themeColor="text1" w:val="000000"/>
     </w:rPr>
     <w:tblPr>
@@ -12614,6 +13112,7 @@
     </w:tcPr>
     <w:tblStylePr w:type="firstRow">
       <w:rPr>
+        <w:rFonts w:eastAsia="黑体"/>
         <w:b/>
         <w:bCs/>
       </w:rPr>
@@ -12632,6 +13131,7 @@
     </w:tblStylePr>
     <w:tblStylePr w:type="lastRow">
       <w:rPr>
+        <w:rFonts w:eastAsia="黑体"/>
         <w:b/>
         <w:bCs/>
         <w:color w:themeColor="background1" w:val="FFFFFF"/>
@@ -12646,6 +13146,7 @@
     </w:tblStylePr>
     <w:tblStylePr w:type="firstCol">
       <w:rPr>
+        <w:rFonts w:eastAsia="黑体"/>
         <w:color w:themeColor="background1" w:val="FFFFFF"/>
       </w:rPr>
       <w:tblPr/>
@@ -12663,6 +13164,7 @@
     </w:tblStylePr>
     <w:tblStylePr w:type="lastCol">
       <w:rPr>
+        <w:rFonts w:eastAsia="黑体"/>
         <w:color w:themeColor="background1" w:val="FFFFFF"/>
       </w:rPr>
       <w:tblPr/>
@@ -12692,11 +13194,13 @@
     </w:tblStylePr>
     <w:tblStylePr w:type="neCell">
       <w:rPr>
+        <w:rFonts w:eastAsia="黑体"/>
         <w:color w:themeColor="text1" w:val="000000"/>
       </w:rPr>
     </w:tblStylePr>
     <w:tblStylePr w:type="nwCell">
       <w:rPr>
+        <w:rFonts w:eastAsia="黑体"/>
         <w:color w:themeColor="text1" w:val="000000"/>
       </w:rPr>
     </w:tblStylePr>
@@ -12710,6 +13214,7 @@
       <w:spacing w:after="0" w:line="240" w:lineRule="auto"/>
     </w:pPr>
     <w:rPr>
+      <w:rFonts w:eastAsia="黑体"/>
       <w:color w:themeColor="text1" w:val="000000"/>
     </w:rPr>
     <w:tblPr>
@@ -12736,6 +13241,7 @@
     </w:tcPr>
     <w:tblStylePr w:type="firstRow">
       <w:rPr>
+        <w:rFonts w:eastAsia="黑体"/>
         <w:b/>
         <w:bCs/>
       </w:rPr>
@@ -12754,6 +13260,7 @@
     </w:tblStylePr>
     <w:tblStylePr w:type="lastRow">
       <w:rPr>
+        <w:rFonts w:eastAsia="黑体"/>
         <w:b/>
         <w:bCs/>
         <w:color w:themeColor="background1" w:val="FFFFFF"/>
@@ -12768,6 +13275,7 @@
     </w:tblStylePr>
     <w:tblStylePr w:type="firstCol">
       <w:rPr>
+        <w:rFonts w:eastAsia="黑体"/>
         <w:color w:themeColor="background1" w:val="FFFFFF"/>
       </w:rPr>
       <w:tblPr/>
@@ -12785,6 +13293,7 @@
     </w:tblStylePr>
     <w:tblStylePr w:type="lastCol">
       <w:rPr>
+        <w:rFonts w:eastAsia="黑体"/>
         <w:color w:themeColor="background1" w:val="FFFFFF"/>
       </w:rPr>
       <w:tblPr/>
@@ -12814,11 +13323,13 @@
     </w:tblStylePr>
     <w:tblStylePr w:type="neCell">
       <w:rPr>
+        <w:rFonts w:eastAsia="黑体"/>
         <w:color w:themeColor="text1" w:val="000000"/>
       </w:rPr>
     </w:tblStylePr>
     <w:tblStylePr w:type="nwCell">
       <w:rPr>
+        <w:rFonts w:eastAsia="黑体"/>
         <w:color w:themeColor="text1" w:val="000000"/>
       </w:rPr>
     </w:tblStylePr>
@@ -12832,6 +13343,7 @@
       <w:spacing w:after="0" w:line="240" w:lineRule="auto"/>
     </w:pPr>
     <w:rPr>
+      <w:rFonts w:eastAsia="黑体"/>
       <w:color w:themeColor="text1" w:val="000000"/>
     </w:rPr>
     <w:tblPr>
@@ -12858,6 +13370,7 @@
     </w:tcPr>
     <w:tblStylePr w:type="firstRow">
       <w:rPr>
+        <w:rFonts w:eastAsia="黑体"/>
         <w:b/>
         <w:bCs/>
       </w:rPr>
@@ -12876,6 +13389,7 @@
     </w:tblStylePr>
     <w:tblStylePr w:type="lastRow">
       <w:rPr>
+        <w:rFonts w:eastAsia="黑体"/>
         <w:b/>
         <w:bCs/>
         <w:color w:themeColor="background1" w:val="FFFFFF"/>
@@ -12890,6 +13404,7 @@
     </w:tblStylePr>
     <w:tblStylePr w:type="firstCol">
       <w:rPr>
+        <w:rFonts w:eastAsia="黑体"/>
         <w:color w:themeColor="background1" w:val="FFFFFF"/>
       </w:rPr>
       <w:tblPr/>
@@ -12907,6 +13422,7 @@
     </w:tblStylePr>
     <w:tblStylePr w:type="lastCol">
       <w:rPr>
+        <w:rFonts w:eastAsia="黑体"/>
         <w:color w:themeColor="background1" w:val="FFFFFF"/>
       </w:rPr>
       <w:tblPr/>
@@ -12936,11 +13452,13 @@
     </w:tblStylePr>
     <w:tblStylePr w:type="neCell">
       <w:rPr>
+        <w:rFonts w:eastAsia="黑体"/>
         <w:color w:themeColor="text1" w:val="000000"/>
       </w:rPr>
     </w:tblStylePr>
     <w:tblStylePr w:type="nwCell">
       <w:rPr>
+        <w:rFonts w:eastAsia="黑体"/>
         <w:color w:themeColor="text1" w:val="000000"/>
       </w:rPr>
     </w:tblStylePr>
@@ -12954,6 +13472,7 @@
       <w:spacing w:after="0" w:line="240" w:lineRule="auto"/>
     </w:pPr>
     <w:rPr>
+      <w:rFonts w:eastAsia="黑体"/>
       <w:color w:themeColor="text1" w:val="000000"/>
     </w:rPr>
     <w:tblPr>
@@ -12980,6 +13499,7 @@
     </w:tcPr>
     <w:tblStylePr w:type="firstRow">
       <w:rPr>
+        <w:rFonts w:eastAsia="黑体"/>
         <w:b/>
         <w:bCs/>
       </w:rPr>
@@ -12998,6 +13518,7 @@
     </w:tblStylePr>
     <w:tblStylePr w:type="lastRow">
       <w:rPr>
+        <w:rFonts w:eastAsia="黑体"/>
         <w:b/>
         <w:bCs/>
         <w:color w:themeColor="background1" w:val="FFFFFF"/>
@@ -13012,6 +13533,7 @@
     </w:tblStylePr>
     <w:tblStylePr w:type="firstCol">
       <w:rPr>
+        <w:rFonts w:eastAsia="黑体"/>
         <w:color w:themeColor="background1" w:val="FFFFFF"/>
       </w:rPr>
       <w:tblPr/>
@@ -13029,6 +13551,7 @@
     </w:tblStylePr>
     <w:tblStylePr w:type="lastCol">
       <w:rPr>
+        <w:rFonts w:eastAsia="黑体"/>
         <w:color w:themeColor="background1" w:val="FFFFFF"/>
       </w:rPr>
       <w:tblPr/>
@@ -13066,6 +13589,7 @@
       <w:spacing w:after="0" w:line="240" w:lineRule="auto"/>
     </w:pPr>
     <w:rPr>
+      <w:rFonts w:eastAsia="黑体"/>
       <w:color w:themeColor="text1" w:val="000000"/>
     </w:rPr>
     <w:tblPr>
@@ -13092,6 +13616,7 @@
     </w:tcPr>
     <w:tblStylePr w:type="firstRow">
       <w:rPr>
+        <w:rFonts w:eastAsia="黑体"/>
         <w:b/>
         <w:bCs/>
       </w:rPr>
@@ -13110,6 +13635,7 @@
     </w:tblStylePr>
     <w:tblStylePr w:type="lastRow">
       <w:rPr>
+        <w:rFonts w:eastAsia="黑体"/>
         <w:b/>
         <w:bCs/>
         <w:color w:themeColor="background1" w:val="FFFFFF"/>
@@ -13124,6 +13650,7 @@
     </w:tblStylePr>
     <w:tblStylePr w:type="firstCol">
       <w:rPr>
+        <w:rFonts w:eastAsia="黑体"/>
         <w:color w:themeColor="background1" w:val="FFFFFF"/>
       </w:rPr>
       <w:tblPr/>
@@ -13141,6 +13668,7 @@
     </w:tblStylePr>
     <w:tblStylePr w:type="lastCol">
       <w:rPr>
+        <w:rFonts w:eastAsia="黑体"/>
         <w:color w:themeColor="background1" w:val="FFFFFF"/>
       </w:rPr>
       <w:tblPr/>
@@ -13170,11 +13698,13 @@
     </w:tblStylePr>
     <w:tblStylePr w:type="neCell">
       <w:rPr>
+        <w:rFonts w:eastAsia="黑体"/>
         <w:color w:themeColor="text1" w:val="000000"/>
       </w:rPr>
     </w:tblStylePr>
     <w:tblStylePr w:type="nwCell">
       <w:rPr>
+        <w:rFonts w:eastAsia="黑体"/>
         <w:color w:themeColor="text1" w:val="000000"/>
       </w:rPr>
     </w:tblStylePr>
@@ -13188,6 +13718,7 @@
       <w:spacing w:after="0" w:line="240" w:lineRule="auto"/>
     </w:pPr>
     <w:rPr>
+      <w:rFonts w:eastAsia="黑体"/>
       <w:color w:themeColor="text1" w:val="000000"/>
     </w:rPr>
     <w:tblPr>
@@ -13214,6 +13745,7 @@
     </w:tcPr>
     <w:tblStylePr w:type="firstRow">
       <w:rPr>
+        <w:rFonts w:eastAsia="黑体"/>
         <w:b/>
         <w:bCs/>
       </w:rPr>
@@ -13232,6 +13764,7 @@
     </w:tblStylePr>
     <w:tblStylePr w:type="lastRow">
       <w:rPr>
+        <w:rFonts w:eastAsia="黑体"/>
         <w:b/>
         <w:bCs/>
         <w:color w:themeColor="background1" w:val="FFFFFF"/>
@@ -13246,6 +13779,7 @@
     </w:tblStylePr>
     <w:tblStylePr w:type="firstCol">
       <w:rPr>
+        <w:rFonts w:eastAsia="黑体"/>
         <w:color w:themeColor="background1" w:val="FFFFFF"/>
       </w:rPr>
       <w:tblPr/>
@@ -13263,6 +13797,7 @@
     </w:tblStylePr>
     <w:tblStylePr w:type="lastCol">
       <w:rPr>
+        <w:rFonts w:eastAsia="黑体"/>
         <w:color w:themeColor="background1" w:val="FFFFFF"/>
       </w:rPr>
       <w:tblPr/>
@@ -13292,11 +13827,13 @@
     </w:tblStylePr>
     <w:tblStylePr w:type="neCell">
       <w:rPr>
+        <w:rFonts w:eastAsia="黑体"/>
         <w:color w:themeColor="text1" w:val="000000"/>
       </w:rPr>
     </w:tblStylePr>
     <w:tblStylePr w:type="nwCell">
       <w:rPr>
+        <w:rFonts w:eastAsia="黑体"/>
         <w:color w:themeColor="text1" w:val="000000"/>
       </w:rPr>
     </w:tblStylePr>
@@ -13310,6 +13847,7 @@
       <w:spacing w:after="0" w:line="240" w:lineRule="auto"/>
     </w:pPr>
     <w:rPr>
+      <w:rFonts w:eastAsia="黑体"/>
       <w:color w:themeColor="text1" w:val="000000"/>
     </w:rPr>
     <w:tblPr>
@@ -13336,6 +13874,7 @@
     </w:tcPr>
     <w:tblStylePr w:type="firstRow">
       <w:rPr>
+        <w:rFonts w:eastAsia="黑体"/>
         <w:b/>
         <w:bCs/>
       </w:rPr>
@@ -13354,6 +13893,7 @@
     </w:tblStylePr>
     <w:tblStylePr w:type="lastRow">
       <w:rPr>
+        <w:rFonts w:eastAsia="黑体"/>
         <w:b/>
         <w:bCs/>
         <w:color w:themeColor="background1" w:val="FFFFFF"/>
@@ -13368,6 +13908,7 @@
     </w:tblStylePr>
     <w:tblStylePr w:type="firstCol">
       <w:rPr>
+        <w:rFonts w:eastAsia="黑体"/>
         <w:color w:themeColor="background1" w:val="FFFFFF"/>
       </w:rPr>
       <w:tblPr/>
@@ -13385,6 +13926,7 @@
     </w:tblStylePr>
     <w:tblStylePr w:type="lastCol">
       <w:rPr>
+        <w:rFonts w:eastAsia="黑体"/>
         <w:color w:themeColor="background1" w:val="FFFFFF"/>
       </w:rPr>
       <w:tblPr/>
@@ -13414,11 +13956,13 @@
     </w:tblStylePr>
     <w:tblStylePr w:type="neCell">
       <w:rPr>
+        <w:rFonts w:eastAsia="黑体"/>
         <w:color w:themeColor="text1" w:val="000000"/>
       </w:rPr>
     </w:tblStylePr>
     <w:tblStylePr w:type="nwCell">
       <w:rPr>
+        <w:rFonts w:eastAsia="黑体"/>
         <w:color w:themeColor="text1" w:val="000000"/>
       </w:rPr>
     </w:tblStylePr>
@@ -13432,6 +13976,7 @@
       <w:spacing w:after="0" w:line="240" w:lineRule="auto"/>
     </w:pPr>
     <w:rPr>
+      <w:rFonts w:eastAsia="黑体"/>
       <w:color w:themeColor="text1" w:val="000000"/>
     </w:rPr>
     <w:tblPr>
@@ -13450,6 +13995,7 @@
     </w:tcPr>
     <w:tblStylePr w:type="firstRow">
       <w:rPr>
+        <w:rFonts w:eastAsia="黑体"/>
         <w:b/>
         <w:bCs/>
         <w:color w:themeColor="background1" w:val="FFFFFF"/>
@@ -13464,6 +14010,7 @@
     </w:tblStylePr>
     <w:tblStylePr w:type="lastRow">
       <w:rPr>
+        <w:rFonts w:eastAsia="黑体"/>
         <w:b/>
         <w:bCs/>
         <w:color w:themeColor="accent2" w:themeShade="CC" w:val="9E3A38"/>
@@ -13478,12 +14025,14 @@
     </w:tblStylePr>
     <w:tblStylePr w:type="firstCol">
       <w:rPr>
+        <w:rFonts w:eastAsia="黑体"/>
         <w:b/>
         <w:bCs/>
       </w:rPr>
     </w:tblStylePr>
     <w:tblStylePr w:type="lastCol">
       <w:rPr>
+        <w:rFonts w:eastAsia="黑体"/>
         <w:b/>
         <w:bCs/>
       </w:rPr>
@@ -13518,6 +14067,7 @@
       <w:spacing w:after="0" w:line="240" w:lineRule="auto"/>
     </w:pPr>
     <w:rPr>
+      <w:rFonts w:eastAsia="黑体"/>
       <w:color w:themeColor="text1" w:val="000000"/>
     </w:rPr>
     <w:tblPr>
@@ -13536,6 +14086,7 @@
     </w:tcPr>
     <w:tblStylePr w:type="firstRow">
       <w:rPr>
+        <w:rFonts w:eastAsia="黑体"/>
         <w:b/>
         <w:bCs/>
         <w:color w:themeColor="background1" w:val="FFFFFF"/>
@@ -13550,6 +14101,7 @@
     </w:tblStylePr>
     <w:tblStylePr w:type="lastRow">
       <w:rPr>
+        <w:rFonts w:eastAsia="黑体"/>
         <w:b/>
         <w:bCs/>
         <w:color w:themeColor="accent2" w:themeShade="CC" w:val="9E3A38"/>
@@ -13564,12 +14116,14 @@
     </w:tblStylePr>
     <w:tblStylePr w:type="firstCol">
       <w:rPr>
+        <w:rFonts w:eastAsia="黑体"/>
         <w:b/>
         <w:bCs/>
       </w:rPr>
     </w:tblStylePr>
     <w:tblStylePr w:type="lastCol">
       <w:rPr>
+        <w:rFonts w:eastAsia="黑体"/>
         <w:b/>
         <w:bCs/>
       </w:rPr>
@@ -13604,6 +14158,7 @@
       <w:spacing w:after="0" w:line="240" w:lineRule="auto"/>
     </w:pPr>
     <w:rPr>
+      <w:rFonts w:eastAsia="黑体"/>
       <w:color w:themeColor="text1" w:val="000000"/>
     </w:rPr>
     <w:tblPr>
@@ -13622,6 +14177,7 @@
     </w:tcPr>
     <w:tblStylePr w:type="firstRow">
       <w:rPr>
+        <w:rFonts w:eastAsia="黑体"/>
         <w:b/>
         <w:bCs/>
         <w:color w:themeColor="background1" w:val="FFFFFF"/>
@@ -13636,6 +14192,7 @@
     </w:tblStylePr>
     <w:tblStylePr w:type="lastRow">
       <w:rPr>
+        <w:rFonts w:eastAsia="黑体"/>
         <w:b/>
         <w:bCs/>
         <w:color w:themeColor="accent2" w:themeShade="CC" w:val="9E3A38"/>
@@ -13650,12 +14207,14 @@
     </w:tblStylePr>
     <w:tblStylePr w:type="firstCol">
       <w:rPr>
+        <w:rFonts w:eastAsia="黑体"/>
         <w:b/>
         <w:bCs/>
       </w:rPr>
     </w:tblStylePr>
     <w:tblStylePr w:type="lastCol">
       <w:rPr>
+        <w:rFonts w:eastAsia="黑体"/>
         <w:b/>
         <w:bCs/>
       </w:rPr>
@@ -13690,6 +14249,7 @@
       <w:spacing w:after="0" w:line="240" w:lineRule="auto"/>
     </w:pPr>
     <w:rPr>
+      <w:rFonts w:eastAsia="黑体"/>
       <w:color w:themeColor="text1" w:val="000000"/>
     </w:rPr>
     <w:tblPr>
@@ -13708,6 +14268,7 @@
     </w:tcPr>
     <w:tblStylePr w:type="firstRow">
       <w:rPr>
+        <w:rFonts w:eastAsia="黑体"/>
         <w:b/>
         <w:bCs/>
         <w:color w:themeColor="background1" w:val="FFFFFF"/>
@@ -13722,6 +14283,7 @@
     </w:tblStylePr>
     <w:tblStylePr w:type="lastRow">
       <w:rPr>
+        <w:rFonts w:eastAsia="黑体"/>
         <w:b/>
         <w:bCs/>
         <w:color w:themeColor="accent4" w:themeShade="CC" w:val="664E82"/>
@@ -13736,12 +14298,14 @@
     </w:tblStylePr>
     <w:tblStylePr w:type="firstCol">
       <w:rPr>
+        <w:rFonts w:eastAsia="黑体"/>
         <w:b/>
         <w:bCs/>
       </w:rPr>
     </w:tblStylePr>
     <w:tblStylePr w:type="lastCol">
       <w:rPr>
+        <w:rFonts w:eastAsia="黑体"/>
         <w:b/>
         <w:bCs/>
       </w:rPr>
@@ -13776,6 +14340,7 @@
       <w:spacing w:after="0" w:line="240" w:lineRule="auto"/>
     </w:pPr>
     <w:rPr>
+      <w:rFonts w:eastAsia="黑体"/>
       <w:color w:themeColor="text1" w:val="000000"/>
     </w:rPr>
     <w:tblPr>
@@ -13794,6 +14359,7 @@
     </w:tcPr>
     <w:tblStylePr w:type="firstRow">
       <w:rPr>
+        <w:rFonts w:eastAsia="黑体"/>
         <w:b/>
         <w:bCs/>
         <w:color w:themeColor="background1" w:val="FFFFFF"/>
@@ -13808,6 +14374,7 @@
     </w:tblStylePr>
     <w:tblStylePr w:type="lastRow">
       <w:rPr>
+        <w:rFonts w:eastAsia="黑体"/>
         <w:b/>
         <w:bCs/>
         <w:color w:themeColor="accent3" w:themeShade="CC" w:val="7E9C40"/>
@@ -13822,12 +14389,14 @@
     </w:tblStylePr>
     <w:tblStylePr w:type="firstCol">
       <w:rPr>
+        <w:rFonts w:eastAsia="黑体"/>
         <w:b/>
         <w:bCs/>
       </w:rPr>
     </w:tblStylePr>
     <w:tblStylePr w:type="lastCol">
       <w:rPr>
+        <w:rFonts w:eastAsia="黑体"/>
         <w:b/>
         <w:bCs/>
       </w:rPr>
@@ -13862,6 +14431,7 @@
       <w:spacing w:after="0" w:line="240" w:lineRule="auto"/>
     </w:pPr>
     <w:rPr>
+      <w:rFonts w:eastAsia="黑体"/>
       <w:color w:themeColor="text1" w:val="000000"/>
     </w:rPr>
     <w:tblPr>
@@ -13880,6 +14450,7 @@
     </w:tcPr>
     <w:tblStylePr w:type="firstRow">
       <w:rPr>
+        <w:rFonts w:eastAsia="黑体"/>
         <w:b/>
         <w:bCs/>
         <w:color w:themeColor="background1" w:val="FFFFFF"/>
@@ -13894,6 +14465,7 @@
     </w:tblStylePr>
     <w:tblStylePr w:type="lastRow">
       <w:rPr>
+        <w:rFonts w:eastAsia="黑体"/>
         <w:b/>
         <w:bCs/>
         <w:color w:themeColor="accent6" w:themeShade="CC" w:val="F2730A"/>
@@ -13908,12 +14480,14 @@
     </w:tblStylePr>
     <w:tblStylePr w:type="firstCol">
       <w:rPr>
+        <w:rFonts w:eastAsia="黑体"/>
         <w:b/>
         <w:bCs/>
       </w:rPr>
     </w:tblStylePr>
     <w:tblStylePr w:type="lastCol">
       <w:rPr>
+        <w:rFonts w:eastAsia="黑体"/>
         <w:b/>
         <w:bCs/>
       </w:rPr>
@@ -13948,6 +14522,7 @@
       <w:spacing w:after="0" w:line="240" w:lineRule="auto"/>
     </w:pPr>
     <w:rPr>
+      <w:rFonts w:eastAsia="黑体"/>
       <w:color w:themeColor="text1" w:val="000000"/>
     </w:rPr>
     <w:tblPr>
@@ -13966,6 +14541,7 @@
     </w:tcPr>
     <w:tblStylePr w:type="firstRow">
       <w:rPr>
+        <w:rFonts w:eastAsia="黑体"/>
         <w:b/>
         <w:bCs/>
         <w:color w:themeColor="background1" w:val="FFFFFF"/>
@@ -13980,6 +14556,7 @@
     </w:tblStylePr>
     <w:tblStylePr w:type="lastRow">
       <w:rPr>
+        <w:rFonts w:eastAsia="黑体"/>
         <w:b/>
         <w:bCs/>
         <w:color w:themeColor="accent5" w:themeShade="CC" w:val="348DA5"/>
@@ -13994,12 +14571,14 @@
     </w:tblStylePr>
     <w:tblStylePr w:type="firstCol">
       <w:rPr>
+        <w:rFonts w:eastAsia="黑体"/>
         <w:b/>
         <w:bCs/>
       </w:rPr>
     </w:tblStylePr>
     <w:tblStylePr w:type="lastCol">
       <w:rPr>
+        <w:rFonts w:eastAsia="黑体"/>
         <w:b/>
         <w:bCs/>
       </w:rPr>
@@ -14034,6 +14613,7 @@
       <w:spacing w:after="0" w:line="240" w:lineRule="auto"/>
     </w:pPr>
     <w:rPr>
+      <w:rFonts w:eastAsia="黑体"/>
       <w:color w:themeColor="text1" w:val="000000"/>
     </w:rPr>
     <w:tblPr>
@@ -14055,6 +14635,7 @@
     </w:tcPr>
     <w:tblStylePr w:type="firstRow">
       <w:rPr>
+        <w:rFonts w:eastAsia="黑体"/>
         <w:b/>
         <w:bCs/>
       </w:rPr>
@@ -14065,6 +14646,7 @@
     </w:tblStylePr>
     <w:tblStylePr w:type="lastRow">
       <w:rPr>
+        <w:rFonts w:eastAsia="黑体"/>
         <w:b/>
         <w:bCs/>
         <w:color w:themeColor="text1" w:val="000000"/>
@@ -14076,6 +14658,7 @@
     </w:tblStylePr>
     <w:tblStylePr w:type="firstCol">
       <w:rPr>
+        <w:rFonts w:eastAsia="黑体"/>
         <w:color w:themeColor="background1" w:val="FFFFFF"/>
       </w:rPr>
       <w:tblPr/>
@@ -14085,6 +14668,7 @@
     </w:tblStylePr>
     <w:tblStylePr w:type="lastCol">
       <w:rPr>
+        <w:rFonts w:eastAsia="黑体"/>
         <w:color w:themeColor="background1" w:val="FFFFFF"/>
       </w:rPr>
       <w:tblPr/>
@@ -14114,6 +14698,7 @@
       <w:spacing w:after="0" w:line="240" w:lineRule="auto"/>
     </w:pPr>
     <w:rPr>
+      <w:rFonts w:eastAsia="黑体"/>
       <w:color w:themeColor="text1" w:val="000000"/>
     </w:rPr>
     <w:tblPr>
@@ -14135,6 +14720,7 @@
     </w:tcPr>
     <w:tblStylePr w:type="firstRow">
       <w:rPr>
+        <w:rFonts w:eastAsia="黑体"/>
         <w:b/>
         <w:bCs/>
       </w:rPr>
@@ -14145,6 +14731,7 @@
     </w:tblStylePr>
     <w:tblStylePr w:type="lastRow">
       <w:rPr>
+        <w:rFonts w:eastAsia="黑体"/>
         <w:b/>
         <w:bCs/>
         <w:color w:themeColor="text1" w:val="000000"/>
@@ -14156,6 +14743,7 @@
     </w:tblStylePr>
     <w:tblStylePr w:type="firstCol">
       <w:rPr>
+        <w:rFonts w:eastAsia="黑体"/>
         <w:color w:themeColor="background1" w:val="FFFFFF"/>
       </w:rPr>
       <w:tblPr/>
@@ -14165,6 +14753,7 @@
     </w:tblStylePr>
     <w:tblStylePr w:type="lastCol">
       <w:rPr>
+        <w:rFonts w:eastAsia="黑体"/>
         <w:color w:themeColor="background1" w:val="FFFFFF"/>
       </w:rPr>
       <w:tblPr/>
@@ -14194,6 +14783,7 @@
       <w:spacing w:after="0" w:line="240" w:lineRule="auto"/>
     </w:pPr>
     <w:rPr>
+      <w:rFonts w:eastAsia="黑体"/>
       <w:color w:themeColor="text1" w:val="000000"/>
     </w:rPr>
     <w:tblPr>
@@ -14215,6 +14805,7 @@
     </w:tcPr>
     <w:tblStylePr w:type="firstRow">
       <w:rPr>
+        <w:rFonts w:eastAsia="黑体"/>
         <w:b/>
         <w:bCs/>
       </w:rPr>
@@ -14225,6 +14816,7 @@
     </w:tblStylePr>
     <w:tblStylePr w:type="lastRow">
       <w:rPr>
+        <w:rFonts w:eastAsia="黑体"/>
         <w:b/>
         <w:bCs/>
         <w:color w:themeColor="text1" w:val="000000"/>
@@ -14236,6 +14828,7 @@
     </w:tblStylePr>
     <w:tblStylePr w:type="firstCol">
       <w:rPr>
+        <w:rFonts w:eastAsia="黑体"/>
         <w:color w:themeColor="background1" w:val="FFFFFF"/>
       </w:rPr>
       <w:tblPr/>
@@ -14245,6 +14838,7 @@
     </w:tblStylePr>
     <w:tblStylePr w:type="lastCol">
       <w:rPr>
+        <w:rFonts w:eastAsia="黑体"/>
         <w:color w:themeColor="background1" w:val="FFFFFF"/>
       </w:rPr>
       <w:tblPr/>
@@ -14274,6 +14868,7 @@
       <w:spacing w:after="0" w:line="240" w:lineRule="auto"/>
     </w:pPr>
     <w:rPr>
+      <w:rFonts w:eastAsia="黑体"/>
       <w:color w:themeColor="text1" w:val="000000"/>
     </w:rPr>
     <w:tblPr>
@@ -14295,6 +14890,7 @@
     </w:tcPr>
     <w:tblStylePr w:type="firstRow">
       <w:rPr>
+        <w:rFonts w:eastAsia="黑体"/>
         <w:b/>
         <w:bCs/>
       </w:rPr>
@@ -14305,6 +14901,7 @@
     </w:tblStylePr>
     <w:tblStylePr w:type="lastRow">
       <w:rPr>
+        <w:rFonts w:eastAsia="黑体"/>
         <w:b/>
         <w:bCs/>
         <w:color w:themeColor="text1" w:val="000000"/>
@@ -14316,6 +14913,7 @@
     </w:tblStylePr>
     <w:tblStylePr w:type="firstCol">
       <w:rPr>
+        <w:rFonts w:eastAsia="黑体"/>
         <w:color w:themeColor="background1" w:val="FFFFFF"/>
       </w:rPr>
       <w:tblPr/>
@@ -14325,6 +14923,7 @@
     </w:tblStylePr>
     <w:tblStylePr w:type="lastCol">
       <w:rPr>
+        <w:rFonts w:eastAsia="黑体"/>
         <w:color w:themeColor="background1" w:val="FFFFFF"/>
       </w:rPr>
       <w:tblPr/>
@@ -14354,6 +14953,7 @@
       <w:spacing w:after="0" w:line="240" w:lineRule="auto"/>
     </w:pPr>
     <w:rPr>
+      <w:rFonts w:eastAsia="黑体"/>
       <w:color w:themeColor="text1" w:val="000000"/>
     </w:rPr>
     <w:tblPr>
@@ -14375,6 +14975,7 @@
     </w:tcPr>
     <w:tblStylePr w:type="firstRow">
       <w:rPr>
+        <w:rFonts w:eastAsia="黑体"/>
         <w:b/>
         <w:bCs/>
       </w:rPr>
@@ -14385,6 +14986,7 @@
     </w:tblStylePr>
     <w:tblStylePr w:type="lastRow">
       <w:rPr>
+        <w:rFonts w:eastAsia="黑体"/>
         <w:b/>
         <w:bCs/>
         <w:color w:themeColor="text1" w:val="000000"/>
@@ -14396,6 +14998,7 @@
     </w:tblStylePr>
     <w:tblStylePr w:type="firstCol">
       <w:rPr>
+        <w:rFonts w:eastAsia="黑体"/>
         <w:color w:themeColor="background1" w:val="FFFFFF"/>
       </w:rPr>
       <w:tblPr/>
@@ -14405,6 +15008,7 @@
     </w:tblStylePr>
     <w:tblStylePr w:type="lastCol">
       <w:rPr>
+        <w:rFonts w:eastAsia="黑体"/>
         <w:color w:themeColor="background1" w:val="FFFFFF"/>
       </w:rPr>
       <w:tblPr/>
@@ -14434,6 +15038,7 @@
       <w:spacing w:after="0" w:line="240" w:lineRule="auto"/>
     </w:pPr>
     <w:rPr>
+      <w:rFonts w:eastAsia="黑体"/>
       <w:color w:themeColor="text1" w:val="000000"/>
     </w:rPr>
     <w:tblPr>
@@ -14455,6 +15060,7 @@
     </w:tcPr>
     <w:tblStylePr w:type="firstRow">
       <w:rPr>
+        <w:rFonts w:eastAsia="黑体"/>
         <w:b/>
         <w:bCs/>
       </w:rPr>
@@ -14465,6 +15071,7 @@
     </w:tblStylePr>
     <w:tblStylePr w:type="lastRow">
       <w:rPr>
+        <w:rFonts w:eastAsia="黑体"/>
         <w:b/>
         <w:bCs/>
         <w:color w:themeColor="text1" w:val="000000"/>
@@ -14476,6 +15083,7 @@
     </w:tblStylePr>
     <w:tblStylePr w:type="firstCol">
       <w:rPr>
+        <w:rFonts w:eastAsia="黑体"/>
         <w:color w:themeColor="background1" w:val="FFFFFF"/>
       </w:rPr>
       <w:tblPr/>
@@ -14485,6 +15093,7 @@
     </w:tblStylePr>
     <w:tblStylePr w:type="lastCol">
       <w:rPr>
+        <w:rFonts w:eastAsia="黑体"/>
         <w:color w:themeColor="background1" w:val="FFFFFF"/>
       </w:rPr>
       <w:tblPr/>
@@ -14514,6 +15123,7 @@
       <w:spacing w:after="0" w:line="240" w:lineRule="auto"/>
     </w:pPr>
     <w:rPr>
+      <w:rFonts w:eastAsia="黑体"/>
       <w:color w:themeColor="text1" w:val="000000"/>
     </w:rPr>
     <w:tblPr>
@@ -14535,6 +15145,7 @@
     </w:tcPr>
     <w:tblStylePr w:type="firstRow">
       <w:rPr>
+        <w:rFonts w:eastAsia="黑体"/>
         <w:b/>
         <w:bCs/>
       </w:rPr>
@@ -14545,6 +15156,7 @@
     </w:tblStylePr>
     <w:tblStylePr w:type="lastRow">
       <w:rPr>
+        <w:rFonts w:eastAsia="黑体"/>
         <w:b/>
         <w:bCs/>
         <w:color w:themeColor="text1" w:val="000000"/>
@@ -14556,6 +15168,7 @@
     </w:tblStylePr>
     <w:tblStylePr w:type="firstCol">
       <w:rPr>
+        <w:rFonts w:eastAsia="黑体"/>
         <w:color w:themeColor="background1" w:val="FFFFFF"/>
       </w:rPr>
       <w:tblPr/>
@@ -14565,6 +15178,7 @@
     </w:tblStylePr>
     <w:tblStylePr w:type="lastCol">
       <w:rPr>
+        <w:rFonts w:eastAsia="黑体"/>
         <w:color w:themeColor="background1" w:val="FFFFFF"/>
       </w:rPr>
       <w:tblPr/>
@@ -14597,6 +15211,7 @@
     <w:name w:val="KeywordTok"/>
     <w:basedOn w:val="VerbatimChar"/>
     <w:rPr>
+      <w:rFonts w:eastAsia="黑体"/>
       <w:b/>
       <w:color w:val="007020"/>
     </w:rPr>
@@ -14605,6 +15220,7 @@
     <w:name w:val="DataTypeTok"/>
     <w:basedOn w:val="VerbatimChar"/>
     <w:rPr>
+      <w:rFonts w:eastAsia="黑体"/>
       <w:color w:val="902000"/>
     </w:rPr>
   </w:style>
@@ -14612,6 +15228,7 @@
     <w:name w:val="DecValTok"/>
     <w:basedOn w:val="VerbatimChar"/>
     <w:rPr>
+      <w:rFonts w:eastAsia="黑体"/>
       <w:color w:val="40a070"/>
     </w:rPr>
   </w:style>
@@ -14619,6 +15236,7 @@
     <w:name w:val="BaseNTok"/>
     <w:basedOn w:val="VerbatimChar"/>
     <w:rPr>
+      <w:rFonts w:eastAsia="黑体"/>
       <w:color w:val="40a070"/>
     </w:rPr>
   </w:style>
@@ -14626,6 +15244,7 @@
     <w:name w:val="FloatTok"/>
     <w:basedOn w:val="VerbatimChar"/>
     <w:rPr>
+      <w:rFonts w:eastAsia="黑体"/>
       <w:color w:val="40a070"/>
     </w:rPr>
   </w:style>
@@ -14633,6 +15252,7 @@
     <w:name w:val="ConstantTok"/>
     <w:basedOn w:val="VerbatimChar"/>
     <w:rPr>
+      <w:rFonts w:eastAsia="黑体"/>
       <w:color w:val="880000"/>
     </w:rPr>
   </w:style>
@@ -14640,6 +15260,7 @@
     <w:name w:val="CharTok"/>
     <w:basedOn w:val="VerbatimChar"/>
     <w:rPr>
+      <w:rFonts w:eastAsia="黑体"/>
       <w:color w:val="4070a0"/>
     </w:rPr>
   </w:style>
@@ -14647,6 +15268,7 @@
     <w:name w:val="SpecialCharTok"/>
     <w:basedOn w:val="VerbatimChar"/>
     <w:rPr>
+      <w:rFonts w:eastAsia="黑体"/>
       <w:color w:val="4070a0"/>
     </w:rPr>
   </w:style>
@@ -14654,6 +15276,7 @@
     <w:name w:val="StringTok"/>
     <w:basedOn w:val="VerbatimChar"/>
     <w:rPr>
+      <w:rFonts w:eastAsia="黑体"/>
       <w:color w:val="4070a0"/>
     </w:rPr>
   </w:style>
@@ -14661,6 +15284,7 @@
     <w:name w:val="VerbatimStringTok"/>
     <w:basedOn w:val="VerbatimChar"/>
     <w:rPr>
+      <w:rFonts w:eastAsia="黑体"/>
       <w:color w:val="4070a0"/>
     </w:rPr>
   </w:style>
@@ -14668,6 +15292,7 @@
     <w:name w:val="SpecialStringTok"/>
     <w:basedOn w:val="VerbatimChar"/>
     <w:rPr>
+      <w:rFonts w:eastAsia="黑体"/>
       <w:color w:val="bb6688"/>
     </w:rPr>
   </w:style>
@@ -14675,6 +15300,7 @@
     <w:name w:val="ImportTok"/>
     <w:basedOn w:val="VerbatimChar"/>
     <w:rPr>
+      <w:rFonts w:eastAsia="黑体"/>
       <w:b/>
       <w:color w:val="008000"/>
     </w:rPr>
@@ -14683,6 +15309,7 @@
     <w:name w:val="CommentTok"/>
     <w:basedOn w:val="VerbatimChar"/>
     <w:rPr>
+      <w:rFonts w:eastAsia="黑体"/>
       <w:i/>
       <w:color w:val="60a0b0"/>
     </w:rPr>
@@ -14691,6 +15318,7 @@
     <w:name w:val="DocumentationTok"/>
     <w:basedOn w:val="VerbatimChar"/>
     <w:rPr>
+      <w:rFonts w:eastAsia="黑体"/>
       <w:i/>
       <w:color w:val="ba2121"/>
     </w:rPr>
@@ -14699,6 +15327,7 @@
     <w:name w:val="AnnotationTok"/>
     <w:basedOn w:val="VerbatimChar"/>
     <w:rPr>
+      <w:rFonts w:eastAsia="黑体"/>
       <w:b/>
       <w:i/>
       <w:color w:val="60a0b0"/>
@@ -14708,6 +15337,7 @@
     <w:name w:val="CommentVarTok"/>
     <w:basedOn w:val="VerbatimChar"/>
     <w:rPr>
+      <w:rFonts w:eastAsia="黑体"/>
       <w:b/>
       <w:i/>
       <w:color w:val="60a0b0"/>
@@ -14717,6 +15347,7 @@
     <w:name w:val="OtherTok"/>
     <w:basedOn w:val="VerbatimChar"/>
     <w:rPr>
+      <w:rFonts w:eastAsia="黑体"/>
       <w:color w:val="007020"/>
     </w:rPr>
   </w:style>
@@ -14724,6 +15355,7 @@
     <w:name w:val="FunctionTok"/>
     <w:basedOn w:val="VerbatimChar"/>
     <w:rPr>
+      <w:rFonts w:eastAsia="黑体"/>
       <w:color w:val="06287e"/>
     </w:rPr>
   </w:style>
@@ -14731,6 +15363,7 @@
     <w:name w:val="VariableTok"/>
     <w:basedOn w:val="VerbatimChar"/>
     <w:rPr>
+      <w:rFonts w:eastAsia="黑体"/>
       <w:color w:val="19177c"/>
     </w:rPr>
   </w:style>
@@ -14738,6 +15371,7 @@
     <w:name w:val="ControlFlowTok"/>
     <w:basedOn w:val="VerbatimChar"/>
     <w:rPr>
+      <w:rFonts w:eastAsia="黑体"/>
       <w:b/>
       <w:color w:val="007020"/>
     </w:rPr>
@@ -14746,6 +15380,7 @@
     <w:name w:val="OperatorTok"/>
     <w:basedOn w:val="VerbatimChar"/>
     <w:rPr>
+      <w:rFonts w:eastAsia="黑体"/>
       <w:color w:val="666666"/>
     </w:rPr>
   </w:style>
@@ -14753,18 +15388,22 @@
     <w:name w:val="BuiltInTok"/>
     <w:basedOn w:val="VerbatimChar"/>
     <w:rPr>
+      <w:rFonts w:eastAsia="黑体"/>
       <w:color w:val="008000"/>
     </w:rPr>
   </w:style>
   <w:style w:type="character" w:customStyle="1" w:styleId="ExtensionTok">
     <w:name w:val="ExtensionTok"/>
     <w:basedOn w:val="VerbatimChar"/>
-    <w:rPr/>
+    <w:rPr>
+      <w:rFonts w:eastAsia="黑体"/>
+    </w:rPr>
   </w:style>
   <w:style w:type="character" w:customStyle="1" w:styleId="PreprocessorTok">
     <w:name w:val="PreprocessorTok"/>
     <w:basedOn w:val="VerbatimChar"/>
     <w:rPr>
+      <w:rFonts w:eastAsia="黑体"/>
       <w:color w:val="bc7a00"/>
     </w:rPr>
   </w:style>
@@ -14772,18 +15411,22 @@
     <w:name w:val="AttributeTok"/>
     <w:basedOn w:val="VerbatimChar"/>
     <w:rPr>
+      <w:rFonts w:eastAsia="黑体"/>
       <w:color w:val="7d9029"/>
     </w:rPr>
   </w:style>
   <w:style w:type="character" w:customStyle="1" w:styleId="RegionMarkerTok">
     <w:name w:val="RegionMarkerTok"/>
     <w:basedOn w:val="VerbatimChar"/>
-    <w:rPr/>
+    <w:rPr>
+      <w:rFonts w:eastAsia="黑体"/>
+    </w:rPr>
   </w:style>
   <w:style w:type="character" w:customStyle="1" w:styleId="InformationTok">
     <w:name w:val="InformationTok"/>
     <w:basedOn w:val="VerbatimChar"/>
     <w:rPr>
+      <w:rFonts w:eastAsia="黑体"/>
       <w:b/>
       <w:i/>
       <w:color w:val="60a0b0"/>
@@ -14793,6 +15436,7 @@
     <w:name w:val="WarningTok"/>
     <w:basedOn w:val="VerbatimChar"/>
     <w:rPr>
+      <w:rFonts w:eastAsia="黑体"/>
       <w:b/>
       <w:i/>
       <w:color w:val="60a0b0"/>
@@ -14802,6 +15446,7 @@
     <w:name w:val="AlertTok"/>
     <w:basedOn w:val="VerbatimChar"/>
     <w:rPr>
+      <w:rFonts w:eastAsia="黑体"/>
       <w:b/>
       <w:color w:val="ff0000"/>
     </w:rPr>
@@ -14810,6 +15455,7 @@
     <w:name w:val="ErrorTok"/>
     <w:basedOn w:val="VerbatimChar"/>
     <w:rPr>
+      <w:rFonts w:eastAsia="黑体"/>
       <w:b/>
       <w:color w:val="ff0000"/>
     </w:rPr>
@@ -14817,7 +15463,9 @@
   <w:style w:type="character" w:customStyle="1" w:styleId="NormalTok">
     <w:name w:val="NormalTok"/>
     <w:basedOn w:val="VerbatimChar"/>
-    <w:rPr/>
+    <w:rPr>
+      <w:rFonts w:eastAsia="黑体"/>
+    </w:rPr>
   </w:style>
 </w:styles>
 </file>
@@ -14866,12 +15514,12 @@
     <a:fontScheme name="Office">
       <a:majorFont>
         <a:latin typeface="Calibri"/>
-        <a:ea typeface=""/>
+        <a:ea typeface="黑体"/>
         <a:cs typeface=""/>
         <a:font script="Jpan" typeface="ＭＳ ゴシック"/>
         <a:font script="Hang" typeface="맑은 고딕"/>
-        <a:font script="Hans" typeface="宋体"/>
-        <a:font script="Hant" typeface="新細明體"/>
+        <a:font script="Hans" typeface="黑体"/>
+        <a:font script="Hant" typeface="黑体"/>
         <a:font script="Arab" typeface="Times New Roman"/>
         <a:font script="Hebr" typeface="Times New Roman"/>
         <a:font script="Thai" typeface="Angsana New"/>
@@ -14901,12 +15549,12 @@
       </a:majorFont>
       <a:minorFont>
         <a:latin typeface="Cambria"/>
-        <a:ea typeface=""/>
+        <a:ea typeface="黑体"/>
         <a:cs typeface=""/>
         <a:font script="Jpan" typeface="ＭＳ 明朝"/>
         <a:font script="Hang" typeface="맑은 고딕"/>
-        <a:font script="Hans" typeface="宋体"/>
-        <a:font script="Hant" typeface="新細明體"/>
+        <a:font script="Hans" typeface="黑体"/>
+        <a:font script="Hant" typeface="黑体"/>
         <a:font script="Arab" typeface="Arial"/>
         <a:font script="Hebr" typeface="Arial"/>
         <a:font script="Thai" typeface="Cordia New"/>

--- a/04-滤波电路/02-高通滤波/无源LC高通滤波电路/无源LC高通滤波电路.docx
+++ b/04-滤波电路/02-高通滤波/无源LC高通滤波电路/无源LC高通滤波电路.docx
@@ -2443,7 +2443,7 @@
           <w:color w:val="555555"/>
           <w:sz w:val="21"/>
         </w:rPr>
-        <w:t>材料收集者：杜文杰，WX手机：19519196569，QQ:3478827729</w:t>
+        <w:t>材料收集者：杜文杰，微信/手机：19519196569，QQ:3478827729</w:t>
       </w:r>
     </w:p>
     <w:sectPr>
